--- a/TS-Kramam/TS-7.2/TS 7.2 Sanskrit Krama Paatam Corrections.docx
+++ b/TS-Kramam/TS-7.2/TS 7.2 Sanskrit Krama Paatam Corrections.docx
@@ -51,17 +51,7 @@
           <w:szCs w:val="32"/>
           <w:u w:val="single"/>
         </w:rPr>
-        <w:t xml:space="preserve">7.2 </w:t>
-      </w:r>
-      <w:r>
-        <w:rPr>
-          <w:b/>
-          <w:bCs/>
-          <w:sz w:val="32"/>
-          <w:szCs w:val="32"/>
-          <w:u w:val="single"/>
-        </w:rPr>
-        <w:t>Sanskrit</w:t>
+        <w:t>7.2 Sanskrit</w:t>
       </w:r>
       <w:r>
         <w:rPr>
@@ -162,12 +152,16 @@
               <w:spacing w:before="0" w:line="240" w:lineRule="auto"/>
               <w:jc w:val="center"/>
               <w:rPr>
-                <w:sz w:val="32"/>
-                <w:szCs w:val="32"/>
-              </w:rPr>
-            </w:pPr>
-            <w:r>
-              <w:rPr>
+                <w:b/>
+                <w:bCs/>
+                <w:sz w:val="32"/>
+                <w:szCs w:val="32"/>
+              </w:rPr>
+            </w:pPr>
+            <w:r>
+              <w:rPr>
+                <w:b/>
+                <w:bCs/>
                 <w:sz w:val="32"/>
                 <w:szCs w:val="32"/>
               </w:rPr>
@@ -179,12 +173,16 @@
               <w:spacing w:before="0" w:line="240" w:lineRule="auto"/>
               <w:jc w:val="center"/>
               <w:rPr>
-                <w:sz w:val="32"/>
-                <w:szCs w:val="32"/>
-              </w:rPr>
-            </w:pPr>
-            <w:r>
-              <w:rPr>
+                <w:b/>
+                <w:bCs/>
+                <w:sz w:val="32"/>
+                <w:szCs w:val="32"/>
+              </w:rPr>
+            </w:pPr>
+            <w:r>
+              <w:rPr>
+                <w:b/>
+                <w:bCs/>
                 <w:sz w:val="32"/>
                 <w:szCs w:val="32"/>
               </w:rPr>
@@ -201,12 +199,16 @@
               <w:spacing w:before="0" w:line="240" w:lineRule="auto"/>
               <w:jc w:val="center"/>
               <w:rPr>
-                <w:sz w:val="32"/>
-                <w:szCs w:val="32"/>
-              </w:rPr>
-            </w:pPr>
-            <w:r>
-              <w:rPr>
+                <w:b/>
+                <w:bCs/>
+                <w:sz w:val="32"/>
+                <w:szCs w:val="32"/>
+              </w:rPr>
+            </w:pPr>
+            <w:r>
+              <w:rPr>
+                <w:b/>
+                <w:bCs/>
                 <w:sz w:val="32"/>
                 <w:szCs w:val="32"/>
               </w:rPr>
@@ -224,12 +226,16 @@
               <w:ind w:right="-18"/>
               <w:jc w:val="center"/>
               <w:rPr>
-                <w:sz w:val="32"/>
-                <w:szCs w:val="32"/>
-              </w:rPr>
-            </w:pPr>
-            <w:r>
-              <w:rPr>
+                <w:b/>
+                <w:bCs/>
+                <w:sz w:val="32"/>
+                <w:szCs w:val="32"/>
+              </w:rPr>
+            </w:pPr>
+            <w:r>
+              <w:rPr>
+                <w:b/>
+                <w:bCs/>
                 <w:sz w:val="32"/>
                 <w:szCs w:val="32"/>
               </w:rPr>
@@ -280,7 +286,7 @@
                 <w:sz w:val="28"/>
                 <w:szCs w:val="32"/>
               </w:rPr>
-              <w:t>7.2.15.1</w:t>
+              <w:t>7.2.6.3</w:t>
             </w:r>
             <w:r>
               <w:rPr>
@@ -326,6 +332,1471 @@
                 <w:sz w:val="28"/>
                 <w:szCs w:val="32"/>
               </w:rPr>
+              <w:t>37</w:t>
+            </w:r>
+          </w:p>
+          <w:p>
+            <w:pPr>
+              <w:widowControl w:val="0"/>
+              <w:tabs>
+                <w:tab w:val="left" w:pos="993"/>
+              </w:tabs>
+              <w:autoSpaceDE w:val="0"/>
+              <w:autoSpaceDN w:val="0"/>
+              <w:adjustRightInd w:val="0"/>
+              <w:spacing w:before="0" w:line="240" w:lineRule="auto"/>
+              <w:ind w:right="297"/>
+              <w:rPr>
+                <w:rFonts w:cs="Arial"/>
+                <w:b/>
+                <w:sz w:val="28"/>
+                <w:szCs w:val="32"/>
+              </w:rPr>
+            </w:pPr>
+            <w:r>
+              <w:rPr>
+                <w:rFonts w:cs="Arial"/>
+                <w:b/>
+                <w:sz w:val="28"/>
+                <w:szCs w:val="32"/>
+              </w:rPr>
+              <w:t>Panchaati No</w:t>
+            </w:r>
+            <w:r>
+              <w:rPr>
+                <w:rFonts w:cs="Arial"/>
+                <w:b/>
+                <w:szCs w:val="32"/>
+              </w:rPr>
+              <w:t>. -</w:t>
+            </w:r>
+            <w:r>
+              <w:rPr>
+                <w:rFonts w:cs="Arial"/>
+                <w:b/>
+                <w:sz w:val="28"/>
+                <w:szCs w:val="28"/>
+              </w:rPr>
+              <w:t xml:space="preserve"> 21</w:t>
+            </w:r>
+          </w:p>
+        </w:tc>
+        <w:tc>
+          <w:tcPr>
+            <w:tcW w:w="4848" w:type="dxa"/>
+          </w:tcPr>
+          <w:p>
+            <w:pPr>
+              <w:spacing w:before="0" w:line="240" w:lineRule="auto"/>
+              <w:rPr>
+                <w:rFonts w:ascii="BRH Devanagari Extra" w:hAnsi="BRH Devanagari Extra" w:cs="BRH Devanagari Extra"/>
+                <w:color w:val="000000"/>
+                <w:sz w:val="40"/>
+                <w:szCs w:val="40"/>
+                <w:lang w:bidi="ml-IN"/>
+              </w:rPr>
+            </w:pPr>
+            <w:r>
+              <w:rPr>
+                <w:rFonts w:ascii="BRH Devanagari Extra" w:hAnsi="BRH Devanagari Extra" w:cs="BRH Devanagari Extra"/>
+                <w:color w:val="000000"/>
+                <w:sz w:val="40"/>
+                <w:szCs w:val="40"/>
+                <w:lang w:bidi="ml-IN"/>
+              </w:rPr>
+              <w:t>L</w:t>
+            </w:r>
+            <w:r>
+              <w:rPr>
+                <w:rFonts w:ascii="BRH Malayalam Extra" w:hAnsi="BRH Malayalam Extra" w:cs="BRH Devanagari Extra"/>
+                <w:b/>
+                <w:color w:val="000000"/>
+                <w:sz w:val="32"/>
+                <w:szCs w:val="40"/>
+                <w:lang w:bidi="ml-IN"/>
+              </w:rPr>
+              <w:t>–</w:t>
+            </w:r>
+            <w:r>
+              <w:rPr>
+                <w:rFonts w:ascii="BRH Devanagari Extra" w:hAnsi="BRH Devanagari Extra" w:cs="BRH Devanagari Extra"/>
+                <w:color w:val="000000"/>
+                <w:sz w:val="40"/>
+                <w:szCs w:val="40"/>
+                <w:lang w:bidi="ml-IN"/>
+              </w:rPr>
+              <w:t>MüÉ</w:t>
+            </w:r>
+            <w:r>
+              <w:rPr>
+                <w:rFonts w:ascii="BRH Malayalam Extra" w:hAnsi="BRH Malayalam Extra" w:cs="BRH Devanagari Extra"/>
+                <w:b/>
+                <w:color w:val="000000"/>
+                <w:sz w:val="32"/>
+                <w:szCs w:val="40"/>
+                <w:lang w:bidi="ml-IN"/>
+              </w:rPr>
+              <w:t>–</w:t>
+            </w:r>
+            <w:r>
+              <w:rPr>
+                <w:rFonts w:ascii="BRH Devanagari Extra" w:hAnsi="BRH Devanagari Extra" w:cs="BRH Devanagari Extra"/>
+                <w:color w:val="000000"/>
+                <w:sz w:val="40"/>
+                <w:szCs w:val="40"/>
+                <w:lang w:bidi="ml-IN"/>
+              </w:rPr>
+              <w:t>S</w:t>
+            </w:r>
+            <w:r>
+              <w:rPr>
+                <w:rFonts w:ascii="BRH Malayalam Extra" w:hAnsi="BRH Malayalam Extra" w:cs="BRH Devanagari Extra"/>
+                <w:b/>
+                <w:color w:val="000000"/>
+                <w:sz w:val="32"/>
+                <w:szCs w:val="40"/>
+                <w:lang w:bidi="ml-IN"/>
+              </w:rPr>
+              <w:t>–</w:t>
+            </w:r>
+            <w:r>
+              <w:rPr>
+                <w:rFonts w:ascii="BRH Devanagari Extra" w:hAnsi="BRH Devanagari Extra" w:cs="BRH Devanagari Extra"/>
+                <w:color w:val="000000"/>
+                <w:sz w:val="40"/>
+                <w:szCs w:val="40"/>
+                <w:lang w:bidi="ml-IN"/>
+              </w:rPr>
+              <w:t>zÉ</w:t>
+            </w:r>
+            <w:r>
+              <w:rPr>
+                <w:rFonts w:ascii="BRH Malayalam Extra" w:hAnsi="BRH Malayalam Extra" w:cs="BRH Devanagari Extra"/>
+                <w:b/>
+                <w:color w:val="000000"/>
+                <w:sz w:val="32"/>
+                <w:szCs w:val="40"/>
+                <w:lang w:bidi="ml-IN"/>
+              </w:rPr>
+              <w:t>–</w:t>
+            </w:r>
+            <w:r>
+              <w:rPr>
+                <w:rFonts w:ascii="BRH Devanagari Extra" w:hAnsi="BRH Devanagari Extra" w:cs="BRH Devanagari Extra"/>
+                <w:color w:val="000000"/>
+                <w:sz w:val="40"/>
+                <w:szCs w:val="40"/>
+                <w:lang w:bidi="ml-IN"/>
+              </w:rPr>
+              <w:t>UÉ</w:t>
+            </w:r>
+            <w:r>
+              <w:rPr>
+                <w:rFonts w:ascii="BRH Malayalam Extra" w:hAnsi="BRH Malayalam Extra" w:cs="BRH Devanagari Extra"/>
+                <w:b/>
+                <w:color w:val="000000"/>
+                <w:sz w:val="32"/>
+                <w:szCs w:val="40"/>
+                <w:lang w:bidi="ml-IN"/>
+              </w:rPr>
+              <w:t>–</w:t>
+            </w:r>
+            <w:r>
+              <w:rPr>
+                <w:rFonts w:ascii="BRH Devanagari Extra" w:hAnsi="BRH Devanagari Extra" w:cs="BRH Devanagari Extra"/>
+                <w:color w:val="000000"/>
+                <w:sz w:val="40"/>
+                <w:szCs w:val="40"/>
+                <w:lang w:bidi="ml-IN"/>
+              </w:rPr>
+              <w:t xml:space="preserve">§É </w:t>
+            </w:r>
+            <w:proofErr w:type="spellStart"/>
+            <w:r>
+              <w:rPr>
+                <w:rFonts w:ascii="BRH Devanagari Extra" w:hAnsi="BRH Devanagari Extra" w:cs="BRH Devanagari Extra"/>
+                <w:color w:val="000000"/>
+                <w:sz w:val="40"/>
+                <w:szCs w:val="40"/>
+                <w:lang w:bidi="ml-IN"/>
+              </w:rPr>
+              <w:t>CirÉåþ</w:t>
+            </w:r>
+            <w:r>
+              <w:rPr>
+                <w:rFonts w:ascii="BRH Devanagari Extra" w:hAnsi="BRH Devanagari Extra" w:cs="BRH Devanagari Extra"/>
+                <w:color w:val="000000"/>
+                <w:sz w:val="40"/>
+                <w:szCs w:val="40"/>
+                <w:highlight w:val="yellow"/>
+                <w:lang w:bidi="ml-IN"/>
+              </w:rPr>
+              <w:t>MüÉzÉ</w:t>
+            </w:r>
+            <w:proofErr w:type="spellEnd"/>
+            <w:r>
+              <w:rPr>
+                <w:rFonts w:ascii="BRH Devanagari Extra" w:hAnsi="BRH Devanagari Extra" w:cs="BRH Devanagari Extra"/>
+                <w:color w:val="000000"/>
+                <w:sz w:val="40"/>
+                <w:szCs w:val="40"/>
+                <w:lang w:bidi="ml-IN"/>
+              </w:rPr>
+              <w:t xml:space="preserve"> - UÉ</w:t>
+            </w:r>
+            <w:r>
+              <w:rPr>
+                <w:rFonts w:ascii="BRH Malayalam Extra" w:hAnsi="BRH Malayalam Extra" w:cs="BRH Devanagari Extra"/>
+                <w:b/>
+                <w:color w:val="000000"/>
+                <w:sz w:val="32"/>
+                <w:szCs w:val="40"/>
+                <w:lang w:bidi="ml-IN"/>
+              </w:rPr>
+              <w:t>–</w:t>
+            </w:r>
+            <w:r>
+              <w:rPr>
+                <w:rFonts w:ascii="BRH Devanagari Extra" w:hAnsi="BRH Devanagari Extra" w:cs="BRH Devanagari Extra"/>
+                <w:color w:val="000000"/>
+                <w:sz w:val="40"/>
+                <w:szCs w:val="40"/>
+                <w:lang w:bidi="ml-IN"/>
+              </w:rPr>
+              <w:t>§ÉÈ |</w:t>
+            </w:r>
+          </w:p>
+        </w:tc>
+        <w:tc>
+          <w:tcPr>
+            <w:tcW w:w="5220" w:type="dxa"/>
+          </w:tcPr>
+          <w:p>
+            <w:pPr>
+              <w:spacing w:before="0" w:line="240" w:lineRule="auto"/>
+              <w:rPr>
+                <w:rFonts w:ascii="BRH Devanagari Extra" w:hAnsi="BRH Devanagari Extra" w:cs="BRH Devanagari Extra"/>
+                <w:color w:val="000000"/>
+                <w:sz w:val="40"/>
+                <w:szCs w:val="40"/>
+                <w:lang w:bidi="ml-IN"/>
+              </w:rPr>
+            </w:pPr>
+            <w:r>
+              <w:rPr>
+                <w:rFonts w:ascii="BRH Devanagari Extra" w:hAnsi="BRH Devanagari Extra" w:cs="BRH Devanagari Extra"/>
+                <w:color w:val="000000"/>
+                <w:sz w:val="40"/>
+                <w:szCs w:val="40"/>
+                <w:lang w:bidi="ml-IN"/>
+              </w:rPr>
+              <w:t>L</w:t>
+            </w:r>
+            <w:r>
+              <w:rPr>
+                <w:rFonts w:ascii="BRH Malayalam Extra" w:hAnsi="BRH Malayalam Extra" w:cs="BRH Devanagari Extra"/>
+                <w:b/>
+                <w:color w:val="000000"/>
+                <w:sz w:val="32"/>
+                <w:szCs w:val="40"/>
+                <w:lang w:bidi="ml-IN"/>
+              </w:rPr>
+              <w:t>–</w:t>
+            </w:r>
+            <w:r>
+              <w:rPr>
+                <w:rFonts w:ascii="BRH Devanagari Extra" w:hAnsi="BRH Devanagari Extra" w:cs="BRH Devanagari Extra"/>
+                <w:color w:val="000000"/>
+                <w:sz w:val="40"/>
+                <w:szCs w:val="40"/>
+                <w:lang w:bidi="ml-IN"/>
+              </w:rPr>
+              <w:t>MüÉ</w:t>
+            </w:r>
+            <w:r>
+              <w:rPr>
+                <w:rFonts w:ascii="BRH Malayalam Extra" w:hAnsi="BRH Malayalam Extra" w:cs="BRH Devanagari Extra"/>
+                <w:b/>
+                <w:color w:val="000000"/>
+                <w:sz w:val="32"/>
+                <w:szCs w:val="40"/>
+                <w:lang w:bidi="ml-IN"/>
+              </w:rPr>
+              <w:t>–</w:t>
+            </w:r>
+            <w:r>
+              <w:rPr>
+                <w:rFonts w:ascii="BRH Devanagari Extra" w:hAnsi="BRH Devanagari Extra" w:cs="BRH Devanagari Extra"/>
+                <w:color w:val="000000"/>
+                <w:sz w:val="40"/>
+                <w:szCs w:val="40"/>
+                <w:lang w:bidi="ml-IN"/>
+              </w:rPr>
+              <w:t>S</w:t>
+            </w:r>
+            <w:r>
+              <w:rPr>
+                <w:rFonts w:ascii="BRH Malayalam Extra" w:hAnsi="BRH Malayalam Extra" w:cs="BRH Devanagari Extra"/>
+                <w:b/>
+                <w:color w:val="000000"/>
+                <w:sz w:val="32"/>
+                <w:szCs w:val="40"/>
+                <w:lang w:bidi="ml-IN"/>
+              </w:rPr>
+              <w:t>–</w:t>
+            </w:r>
+            <w:r>
+              <w:rPr>
+                <w:rFonts w:ascii="BRH Devanagari Extra" w:hAnsi="BRH Devanagari Extra" w:cs="BRH Devanagari Extra"/>
+                <w:color w:val="000000"/>
+                <w:sz w:val="40"/>
+                <w:szCs w:val="40"/>
+                <w:lang w:bidi="ml-IN"/>
+              </w:rPr>
+              <w:t>zÉ</w:t>
+            </w:r>
+            <w:r>
+              <w:rPr>
+                <w:rFonts w:ascii="BRH Malayalam Extra" w:hAnsi="BRH Malayalam Extra" w:cs="BRH Devanagari Extra"/>
+                <w:b/>
+                <w:color w:val="000000"/>
+                <w:sz w:val="32"/>
+                <w:szCs w:val="40"/>
+                <w:lang w:bidi="ml-IN"/>
+              </w:rPr>
+              <w:t>–</w:t>
+            </w:r>
+            <w:r>
+              <w:rPr>
+                <w:rFonts w:ascii="BRH Devanagari Extra" w:hAnsi="BRH Devanagari Extra" w:cs="BRH Devanagari Extra"/>
+                <w:color w:val="000000"/>
+                <w:sz w:val="40"/>
+                <w:szCs w:val="40"/>
+                <w:lang w:bidi="ml-IN"/>
+              </w:rPr>
+              <w:t>UÉ</w:t>
+            </w:r>
+            <w:r>
+              <w:rPr>
+                <w:rFonts w:ascii="BRH Malayalam Extra" w:hAnsi="BRH Malayalam Extra" w:cs="BRH Devanagari Extra"/>
+                <w:b/>
+                <w:color w:val="000000"/>
+                <w:sz w:val="32"/>
+                <w:szCs w:val="40"/>
+                <w:lang w:bidi="ml-IN"/>
+              </w:rPr>
+              <w:t>–</w:t>
+            </w:r>
+            <w:r>
+              <w:rPr>
+                <w:rFonts w:ascii="BRH Devanagari Extra" w:hAnsi="BRH Devanagari Extra" w:cs="BRH Devanagari Extra"/>
+                <w:color w:val="000000"/>
+                <w:sz w:val="40"/>
+                <w:szCs w:val="40"/>
+                <w:lang w:bidi="ml-IN"/>
+              </w:rPr>
+              <w:t xml:space="preserve">§É </w:t>
+            </w:r>
+            <w:proofErr w:type="spellStart"/>
+            <w:r>
+              <w:rPr>
+                <w:rFonts w:ascii="BRH Devanagari Extra" w:hAnsi="BRH Devanagari Extra" w:cs="BRH Devanagari Extra"/>
+                <w:color w:val="000000"/>
+                <w:sz w:val="40"/>
+                <w:szCs w:val="40"/>
+                <w:lang w:bidi="ml-IN"/>
+              </w:rPr>
+              <w:t>CirÉåþ</w:t>
+            </w:r>
+            <w:r>
+              <w:rPr>
+                <w:rFonts w:ascii="BRH Devanagari Extra" w:hAnsi="BRH Devanagari Extra" w:cs="BRH Devanagari Extra"/>
+                <w:color w:val="000000"/>
+                <w:sz w:val="40"/>
+                <w:szCs w:val="40"/>
+                <w:highlight w:val="green"/>
+                <w:lang w:bidi="ml-IN"/>
+              </w:rPr>
+              <w:t>MüÉSzÉ</w:t>
+            </w:r>
+            <w:proofErr w:type="spellEnd"/>
+            <w:r>
+              <w:rPr>
+                <w:rFonts w:ascii="BRH Devanagari Extra" w:hAnsi="BRH Devanagari Extra" w:cs="BRH Devanagari Extra"/>
+                <w:color w:val="000000"/>
+                <w:sz w:val="40"/>
+                <w:szCs w:val="40"/>
+                <w:lang w:bidi="ml-IN"/>
+              </w:rPr>
+              <w:t xml:space="preserve"> - UÉ</w:t>
+            </w:r>
+            <w:r>
+              <w:rPr>
+                <w:rFonts w:ascii="BRH Malayalam Extra" w:hAnsi="BRH Malayalam Extra" w:cs="BRH Devanagari Extra"/>
+                <w:b/>
+                <w:color w:val="000000"/>
+                <w:sz w:val="32"/>
+                <w:szCs w:val="40"/>
+                <w:lang w:bidi="ml-IN"/>
+              </w:rPr>
+              <w:t>–</w:t>
+            </w:r>
+            <w:r>
+              <w:rPr>
+                <w:rFonts w:ascii="BRH Devanagari Extra" w:hAnsi="BRH Devanagari Extra" w:cs="BRH Devanagari Extra"/>
+                <w:color w:val="000000"/>
+                <w:sz w:val="40"/>
+                <w:szCs w:val="40"/>
+                <w:lang w:bidi="ml-IN"/>
+              </w:rPr>
+              <w:t>§ÉÈ |</w:t>
+            </w:r>
+          </w:p>
+        </w:tc>
+      </w:tr>
+      <w:tr>
+        <w:trPr>
+          <w:trHeight w:val="1673"/>
+        </w:trPr>
+        <w:tc>
+          <w:tcPr>
+            <w:tcW w:w="3877" w:type="dxa"/>
+          </w:tcPr>
+          <w:p>
+            <w:pPr>
+              <w:widowControl w:val="0"/>
+              <w:tabs>
+                <w:tab w:val="left" w:pos="993"/>
+              </w:tabs>
+              <w:autoSpaceDE w:val="0"/>
+              <w:autoSpaceDN w:val="0"/>
+              <w:adjustRightInd w:val="0"/>
+              <w:spacing w:before="0" w:line="240" w:lineRule="auto"/>
+              <w:ind w:right="297"/>
+              <w:rPr>
+                <w:rFonts w:cs="Arial"/>
+                <w:b/>
+                <w:sz w:val="28"/>
+                <w:szCs w:val="32"/>
+              </w:rPr>
+            </w:pPr>
+            <w:r>
+              <w:rPr>
+                <w:rFonts w:cs="Arial"/>
+                <w:b/>
+                <w:sz w:val="28"/>
+                <w:szCs w:val="32"/>
+              </w:rPr>
+              <w:t>T.S.</w:t>
+            </w:r>
+            <w:r>
+              <w:rPr>
+                <w:rFonts w:cs="Arial"/>
+                <w:b/>
+                <w:sz w:val="28"/>
+                <w:szCs w:val="32"/>
+              </w:rPr>
+              <w:t>7.2.7.1</w:t>
+            </w:r>
+            <w:r>
+              <w:rPr>
+                <w:rFonts w:cs="Arial"/>
+                <w:b/>
+                <w:sz w:val="28"/>
+                <w:szCs w:val="32"/>
+              </w:rPr>
+              <w:t xml:space="preserve"> – Kramam</w:t>
+            </w:r>
+          </w:p>
+          <w:p>
+            <w:pPr>
+              <w:widowControl w:val="0"/>
+              <w:tabs>
+                <w:tab w:val="left" w:pos="993"/>
+              </w:tabs>
+              <w:autoSpaceDE w:val="0"/>
+              <w:autoSpaceDN w:val="0"/>
+              <w:adjustRightInd w:val="0"/>
+              <w:spacing w:before="0" w:line="240" w:lineRule="auto"/>
+              <w:ind w:right="297"/>
+              <w:rPr>
+                <w:rFonts w:cs="Arial"/>
+                <w:b/>
+                <w:sz w:val="28"/>
+                <w:szCs w:val="32"/>
+              </w:rPr>
+            </w:pPr>
+            <w:r>
+              <w:rPr>
+                <w:rFonts w:cs="Arial"/>
+                <w:b/>
+                <w:sz w:val="28"/>
+                <w:szCs w:val="32"/>
+              </w:rPr>
+              <w:t xml:space="preserve">Krama Vaakyam No.– </w:t>
+            </w:r>
+            <w:r>
+              <w:rPr>
+                <w:rFonts w:cs="Arial"/>
+                <w:b/>
+                <w:sz w:val="28"/>
+                <w:szCs w:val="32"/>
+              </w:rPr>
+              <w:t>1,2</w:t>
+            </w:r>
+          </w:p>
+          <w:p>
+            <w:pPr>
+              <w:widowControl w:val="0"/>
+              <w:tabs>
+                <w:tab w:val="left" w:pos="993"/>
+              </w:tabs>
+              <w:autoSpaceDE w:val="0"/>
+              <w:autoSpaceDN w:val="0"/>
+              <w:adjustRightInd w:val="0"/>
+              <w:spacing w:before="0" w:line="240" w:lineRule="auto"/>
+              <w:ind w:right="297"/>
+              <w:rPr>
+                <w:rFonts w:cs="Arial"/>
+                <w:b/>
+                <w:sz w:val="28"/>
+                <w:szCs w:val="32"/>
+              </w:rPr>
+            </w:pPr>
+            <w:r>
+              <w:rPr>
+                <w:rFonts w:cs="Arial"/>
+                <w:b/>
+                <w:sz w:val="28"/>
+                <w:szCs w:val="32"/>
+              </w:rPr>
+              <w:t>Panchaati No</w:t>
+            </w:r>
+            <w:r>
+              <w:rPr>
+                <w:rFonts w:cs="Arial"/>
+                <w:b/>
+                <w:szCs w:val="32"/>
+              </w:rPr>
+              <w:t>. -</w:t>
+            </w:r>
+            <w:r>
+              <w:rPr>
+                <w:rFonts w:cs="Arial"/>
+                <w:b/>
+                <w:sz w:val="28"/>
+                <w:szCs w:val="28"/>
+              </w:rPr>
+              <w:t xml:space="preserve"> 2</w:t>
+            </w:r>
+            <w:r>
+              <w:rPr>
+                <w:rFonts w:cs="Arial"/>
+                <w:b/>
+                <w:sz w:val="28"/>
+                <w:szCs w:val="28"/>
+              </w:rPr>
+              <w:t>2</w:t>
+            </w:r>
+          </w:p>
+        </w:tc>
+        <w:tc>
+          <w:tcPr>
+            <w:tcW w:w="4848" w:type="dxa"/>
+          </w:tcPr>
+          <w:p>
+            <w:pPr>
+              <w:spacing w:before="0" w:line="240" w:lineRule="auto"/>
+              <w:rPr>
+                <w:rFonts w:ascii="BRH Devanagari Extra" w:hAnsi="BRH Devanagari Extra" w:cs="BRH Devanagari Extra"/>
+                <w:color w:val="000000"/>
+                <w:sz w:val="40"/>
+                <w:szCs w:val="40"/>
+                <w:lang w:bidi="ml-IN"/>
+              </w:rPr>
+            </w:pPr>
+            <w:r>
+              <w:rPr>
+                <w:rFonts w:ascii="BRH Devanagari Extra" w:hAnsi="BRH Devanagari Extra" w:cs="BRH Devanagari Extra"/>
+                <w:color w:val="000000"/>
+                <w:sz w:val="40"/>
+                <w:szCs w:val="40"/>
+                <w:lang w:bidi="ml-IN"/>
+              </w:rPr>
+              <w:t>Lå</w:t>
+            </w:r>
+            <w:r>
+              <w:rPr>
+                <w:rFonts w:ascii="BRH Malayalam Extra" w:hAnsi="BRH Malayalam Extra" w:cs="BRH Devanagari Extra"/>
+                <w:b/>
+                <w:color w:val="000000"/>
+                <w:sz w:val="32"/>
+                <w:szCs w:val="40"/>
+                <w:lang w:bidi="ml-IN"/>
+              </w:rPr>
+              <w:t>–</w:t>
+            </w:r>
+            <w:proofErr w:type="spellStart"/>
+            <w:r>
+              <w:rPr>
+                <w:rFonts w:ascii="BRH Devanagari Extra" w:hAnsi="BRH Devanagari Extra" w:cs="BRH Devanagari Extra"/>
+                <w:color w:val="000000"/>
+                <w:sz w:val="40"/>
+                <w:szCs w:val="40"/>
+                <w:highlight w:val="yellow"/>
+                <w:lang w:bidi="ml-IN"/>
+              </w:rPr>
+              <w:t>lS</w:t>
+            </w:r>
+            <w:proofErr w:type="spellEnd"/>
+            <w:r>
+              <w:rPr>
+                <w:rFonts w:ascii="BRH Malayalam Extra" w:hAnsi="BRH Malayalam Extra" w:cs="BRH Devanagari Extra"/>
+                <w:b/>
+                <w:color w:val="000000"/>
+                <w:sz w:val="32"/>
+                <w:szCs w:val="40"/>
+                <w:lang w:bidi="ml-IN"/>
+              </w:rPr>
+              <w:t>–</w:t>
+            </w:r>
+            <w:proofErr w:type="spellStart"/>
+            <w:r>
+              <w:rPr>
+                <w:rFonts w:ascii="BRH Devanagari Extra" w:hAnsi="BRH Devanagari Extra" w:cs="BRH Devanagari Extra"/>
+                <w:color w:val="000000"/>
+                <w:sz w:val="40"/>
+                <w:szCs w:val="40"/>
+                <w:lang w:bidi="ml-IN"/>
+              </w:rPr>
+              <w:t>uÉÉ</w:t>
+            </w:r>
+            <w:proofErr w:type="spellEnd"/>
+            <w:r>
+              <w:rPr>
+                <w:rFonts w:ascii="BRH Malayalam Extra" w:hAnsi="BRH Malayalam Extra" w:cs="BRH Devanagari Extra"/>
+                <w:b/>
+                <w:color w:val="000000"/>
+                <w:sz w:val="32"/>
+                <w:szCs w:val="40"/>
+                <w:lang w:bidi="ml-IN"/>
+              </w:rPr>
+              <w:t>–</w:t>
+            </w:r>
+            <w:r>
+              <w:rPr>
+                <w:rFonts w:ascii="BRH Devanagari Extra" w:hAnsi="BRH Devanagari Extra" w:cs="BRH Devanagari Extra"/>
+                <w:color w:val="000000"/>
+                <w:sz w:val="40"/>
+                <w:szCs w:val="40"/>
+                <w:lang w:bidi="ml-IN"/>
+              </w:rPr>
+              <w:t>rÉ</w:t>
+            </w:r>
+            <w:r>
+              <w:rPr>
+                <w:rFonts w:ascii="BRH Malayalam Extra" w:hAnsi="BRH Malayalam Extra" w:cs="BRH Devanagari Extra"/>
+                <w:b/>
+                <w:color w:val="000000"/>
+                <w:sz w:val="32"/>
+                <w:szCs w:val="40"/>
+                <w:lang w:bidi="ml-IN"/>
+              </w:rPr>
+              <w:t>–</w:t>
+            </w:r>
+            <w:proofErr w:type="spellStart"/>
+            <w:r>
+              <w:rPr>
+                <w:rFonts w:ascii="BRH Devanagari Extra" w:hAnsi="BRH Devanagari Extra" w:cs="BRH Devanagari Extra"/>
+                <w:color w:val="000000"/>
+                <w:sz w:val="40"/>
+                <w:szCs w:val="40"/>
+                <w:lang w:bidi="ml-IN"/>
+              </w:rPr>
+              <w:t>uÉÉaÉëÉÿlÉç</w:t>
+            </w:r>
+            <w:proofErr w:type="spellEnd"/>
+            <w:r>
+              <w:rPr>
+                <w:rFonts w:ascii="BRH Devanagari Extra" w:hAnsi="BRH Devanagari Extra" w:cs="BRH Devanagari Extra"/>
+                <w:color w:val="000000"/>
+                <w:sz w:val="40"/>
+                <w:szCs w:val="40"/>
+                <w:lang w:bidi="ml-IN"/>
+              </w:rPr>
+              <w:t xml:space="preserve"> </w:t>
+            </w:r>
+            <w:r>
+              <w:rPr>
+                <w:rFonts w:ascii="BRH Devanagari Extra" w:hAnsi="BRH Devanagari Extra" w:cs="BRH Devanagari Extra"/>
+                <w:color w:val="000000"/>
+                <w:sz w:val="40"/>
+                <w:szCs w:val="40"/>
+                <w:lang w:bidi="ml-IN"/>
+              </w:rPr>
+              <w:t>aÉ×º</w:t>
+            </w:r>
+            <w:proofErr w:type="spellStart"/>
+            <w:r>
+              <w:rPr>
+                <w:rFonts w:ascii="BRH Devanagari Extra" w:hAnsi="BRH Devanagari Extra" w:cs="BRH Devanagari Extra"/>
+                <w:color w:val="000000"/>
+                <w:sz w:val="40"/>
+                <w:szCs w:val="40"/>
+                <w:lang w:bidi="ml-IN"/>
+              </w:rPr>
+              <w:t>ûÏrÉÉiÉç</w:t>
+            </w:r>
+            <w:proofErr w:type="spellEnd"/>
+            <w:r>
+              <w:rPr>
+                <w:rFonts w:ascii="BRH Devanagari Extra" w:hAnsi="BRH Devanagari Extra" w:cs="BRH Devanagari Extra"/>
+                <w:color w:val="000000"/>
+                <w:sz w:val="40"/>
+                <w:szCs w:val="40"/>
+                <w:lang w:bidi="ml-IN"/>
+              </w:rPr>
+              <w:t xml:space="preserve"> |</w:t>
+            </w:r>
+          </w:p>
+          <w:p>
+            <w:pPr>
+              <w:spacing w:before="0" w:line="240" w:lineRule="auto"/>
+              <w:rPr>
+                <w:rFonts w:ascii="BRH Devanagari Extra" w:hAnsi="BRH Devanagari Extra" w:cs="BRH Devanagari Extra"/>
+                <w:color w:val="000000"/>
+                <w:sz w:val="40"/>
+                <w:szCs w:val="40"/>
+                <w:lang w:bidi="ml-IN"/>
+              </w:rPr>
+            </w:pPr>
+            <w:r>
+              <w:rPr>
+                <w:rFonts w:ascii="BRH Devanagari Extra" w:hAnsi="BRH Devanagari Extra" w:cs="BRH Devanagari Extra"/>
+                <w:color w:val="000000"/>
+                <w:sz w:val="40"/>
+                <w:szCs w:val="40"/>
+                <w:lang w:bidi="ml-IN"/>
+              </w:rPr>
+              <w:t>Lå</w:t>
+            </w:r>
+            <w:r>
+              <w:rPr>
+                <w:rFonts w:ascii="BRH Malayalam Extra" w:hAnsi="BRH Malayalam Extra" w:cs="BRH Devanagari Extra"/>
+                <w:b/>
+                <w:color w:val="000000"/>
+                <w:sz w:val="32"/>
+                <w:szCs w:val="40"/>
+                <w:highlight w:val="yellow"/>
+                <w:lang w:bidi="ml-IN"/>
+              </w:rPr>
+              <w:t>–</w:t>
+            </w:r>
+            <w:proofErr w:type="spellStart"/>
+            <w:r>
+              <w:rPr>
+                <w:rFonts w:ascii="BRH Devanagari Extra" w:hAnsi="BRH Devanagari Extra" w:cs="BRH Devanagari Extra"/>
+                <w:color w:val="000000"/>
+                <w:sz w:val="40"/>
+                <w:szCs w:val="40"/>
+                <w:highlight w:val="yellow"/>
+                <w:lang w:bidi="ml-IN"/>
+              </w:rPr>
+              <w:t>lS</w:t>
+            </w:r>
+            <w:proofErr w:type="spellEnd"/>
+            <w:r>
+              <w:rPr>
+                <w:rFonts w:ascii="BRH Malayalam Extra" w:hAnsi="BRH Malayalam Extra" w:cs="BRH Devanagari Extra"/>
+                <w:b/>
+                <w:color w:val="000000"/>
+                <w:sz w:val="32"/>
+                <w:szCs w:val="40"/>
+                <w:highlight w:val="yellow"/>
+                <w:lang w:bidi="ml-IN"/>
+              </w:rPr>
+              <w:t>–</w:t>
+            </w:r>
+            <w:proofErr w:type="spellStart"/>
+            <w:r>
+              <w:rPr>
+                <w:rFonts w:ascii="BRH Devanagari Extra" w:hAnsi="BRH Devanagari Extra" w:cs="BRH Devanagari Extra"/>
+                <w:color w:val="000000"/>
+                <w:sz w:val="40"/>
+                <w:szCs w:val="40"/>
+                <w:lang w:bidi="ml-IN"/>
+              </w:rPr>
+              <w:t>uÉÉ</w:t>
+            </w:r>
+            <w:proofErr w:type="spellEnd"/>
+            <w:r>
+              <w:rPr>
+                <w:rFonts w:ascii="BRH Malayalam Extra" w:hAnsi="BRH Malayalam Extra" w:cs="BRH Devanagari Extra"/>
+                <w:b/>
+                <w:color w:val="000000"/>
+                <w:sz w:val="32"/>
+                <w:szCs w:val="40"/>
+                <w:lang w:bidi="ml-IN"/>
+              </w:rPr>
+              <w:t>–</w:t>
+            </w:r>
+            <w:r>
+              <w:rPr>
+                <w:rFonts w:ascii="BRH Devanagari Extra" w:hAnsi="BRH Devanagari Extra" w:cs="BRH Devanagari Extra"/>
+                <w:color w:val="000000"/>
+                <w:sz w:val="40"/>
+                <w:szCs w:val="40"/>
+                <w:lang w:bidi="ml-IN"/>
+              </w:rPr>
+              <w:t>rÉ</w:t>
+            </w:r>
+            <w:r>
+              <w:rPr>
+                <w:rFonts w:ascii="BRH Malayalam Extra" w:hAnsi="BRH Malayalam Extra" w:cs="BRH Devanagari Extra"/>
+                <w:b/>
+                <w:color w:val="000000"/>
+                <w:sz w:val="32"/>
+                <w:szCs w:val="40"/>
+                <w:lang w:bidi="ml-IN"/>
+              </w:rPr>
+              <w:t>–</w:t>
+            </w:r>
+            <w:proofErr w:type="spellStart"/>
+            <w:r>
+              <w:rPr>
+                <w:rFonts w:ascii="BRH Devanagari Extra" w:hAnsi="BRH Devanagari Extra" w:cs="BRH Devanagari Extra"/>
+                <w:color w:val="000000"/>
+                <w:sz w:val="40"/>
+                <w:szCs w:val="40"/>
+                <w:lang w:bidi="ml-IN"/>
+              </w:rPr>
+              <w:t>uÉÉaÉëÉ</w:t>
+            </w:r>
+            <w:proofErr w:type="spellEnd"/>
+            <w:r>
+              <w:rPr>
+                <w:rFonts w:ascii="BRH Malayalam Extra" w:hAnsi="BRH Malayalam Extra" w:cs="BRH Devanagari Extra"/>
+                <w:b/>
+                <w:color w:val="000000"/>
+                <w:sz w:val="32"/>
+                <w:szCs w:val="40"/>
+                <w:lang w:bidi="ml-IN"/>
+              </w:rPr>
+              <w:t>–</w:t>
+            </w:r>
+            <w:proofErr w:type="spellStart"/>
+            <w:r>
+              <w:rPr>
+                <w:rFonts w:ascii="BRH Devanagari Extra" w:hAnsi="BRH Devanagari Extra" w:cs="BRH Devanagari Extra"/>
+                <w:color w:val="000000"/>
+                <w:sz w:val="40"/>
+                <w:szCs w:val="40"/>
+                <w:lang w:bidi="ml-IN"/>
+              </w:rPr>
+              <w:t>ÌlÉirÉæÿlSìuÉÉrÉ</w:t>
+            </w:r>
+            <w:proofErr w:type="spellEnd"/>
+            <w:r>
+              <w:rPr>
+                <w:rFonts w:ascii="BRH Malayalam Extra" w:hAnsi="BRH Malayalam Extra" w:cs="BRH Devanagari Extra"/>
+                <w:b/>
+                <w:color w:val="000000"/>
+                <w:sz w:val="32"/>
+                <w:szCs w:val="40"/>
+                <w:lang w:bidi="ml-IN"/>
+              </w:rPr>
+              <w:t>–</w:t>
+            </w:r>
+            <w:r>
+              <w:rPr>
+                <w:rFonts w:ascii="BRH Devanagari Extra" w:hAnsi="BRH Devanagari Extra" w:cs="BRH Devanagari Extra"/>
+                <w:color w:val="000000"/>
+                <w:sz w:val="40"/>
+                <w:szCs w:val="40"/>
+                <w:lang w:bidi="ml-IN"/>
+              </w:rPr>
+              <w:t xml:space="preserve">uÉ - </w:t>
+            </w:r>
+            <w:r>
+              <w:rPr>
+                <w:rFonts w:ascii="BRH Devanagari Extra" w:hAnsi="BRH Devanagari Extra" w:cs="BRH Devanagari Extra"/>
+                <w:color w:val="000000"/>
+                <w:sz w:val="40"/>
+                <w:szCs w:val="40"/>
+                <w:lang w:bidi="ml-IN"/>
+              </w:rPr>
+              <w:br/>
+            </w:r>
+            <w:r>
+              <w:rPr>
+                <w:rFonts w:ascii="BRH Devanagari Extra" w:hAnsi="BRH Devanagari Extra" w:cs="BRH Devanagari Extra"/>
+                <w:color w:val="000000"/>
+                <w:sz w:val="40"/>
+                <w:szCs w:val="40"/>
+                <w:lang w:bidi="ml-IN"/>
+              </w:rPr>
+              <w:t>A</w:t>
+            </w:r>
+            <w:r>
+              <w:rPr>
+                <w:rFonts w:ascii="BRH Malayalam Extra" w:hAnsi="BRH Malayalam Extra" w:cs="BRH Devanagari Extra"/>
+                <w:b/>
+                <w:color w:val="000000"/>
+                <w:sz w:val="32"/>
+                <w:szCs w:val="40"/>
+                <w:lang w:bidi="ml-IN"/>
+              </w:rPr>
+              <w:t>–</w:t>
+            </w:r>
+            <w:proofErr w:type="spellStart"/>
+            <w:r>
+              <w:rPr>
+                <w:rFonts w:ascii="BRH Devanagari Extra" w:hAnsi="BRH Devanagari Extra" w:cs="BRH Devanagari Extra"/>
+                <w:color w:val="000000"/>
+                <w:sz w:val="40"/>
+                <w:szCs w:val="40"/>
+                <w:lang w:bidi="ml-IN"/>
+              </w:rPr>
+              <w:t>aÉëÉ</w:t>
+            </w:r>
+            <w:proofErr w:type="spellEnd"/>
+            <w:r>
+              <w:rPr>
+                <w:rFonts w:ascii="BRH Malayalam Extra" w:hAnsi="BRH Malayalam Extra" w:cs="BRH Devanagari Extra"/>
+                <w:b/>
+                <w:color w:val="000000"/>
+                <w:sz w:val="32"/>
+                <w:szCs w:val="40"/>
+                <w:lang w:bidi="ml-IN"/>
+              </w:rPr>
+              <w:t>–</w:t>
+            </w:r>
+            <w:r>
+              <w:rPr>
+                <w:rFonts w:ascii="BRH Devanagari Extra" w:hAnsi="BRH Devanagari Extra" w:cs="BRH Devanagari Extra"/>
+                <w:color w:val="000000"/>
+                <w:sz w:val="40"/>
+                <w:szCs w:val="40"/>
+                <w:lang w:bidi="ml-IN"/>
+              </w:rPr>
+              <w:t>lÉç</w:t>
+            </w:r>
+            <w:r>
+              <w:rPr>
+                <w:rFonts w:ascii="BRH Malayalam Extra" w:hAnsi="BRH Malayalam Extra" w:cs="BRH Devanagari Extra"/>
+                <w:b/>
+                <w:color w:val="000000"/>
+                <w:sz w:val="32"/>
+                <w:szCs w:val="40"/>
+                <w:lang w:bidi="ml-IN"/>
+              </w:rPr>
+              <w:t>–</w:t>
+            </w:r>
+          </w:p>
+          <w:p>
+            <w:pPr>
+              <w:spacing w:before="0" w:line="240" w:lineRule="auto"/>
+              <w:rPr>
+                <w:rFonts w:ascii="BRH Devanagari Extra" w:hAnsi="BRH Devanagari Extra" w:cs="BRH Devanagari Extra"/>
+                <w:color w:val="000000"/>
+                <w:sz w:val="40"/>
+                <w:szCs w:val="40"/>
+                <w:lang w:bidi="ml-IN"/>
+              </w:rPr>
+            </w:pPr>
+          </w:p>
+        </w:tc>
+        <w:tc>
+          <w:tcPr>
+            <w:tcW w:w="5220" w:type="dxa"/>
+          </w:tcPr>
+          <w:p>
+            <w:pPr>
+              <w:spacing w:before="0" w:line="240" w:lineRule="auto"/>
+              <w:rPr>
+                <w:rFonts w:ascii="BRH Devanagari Extra" w:hAnsi="BRH Devanagari Extra" w:cs="BRH Devanagari Extra"/>
+                <w:color w:val="000000"/>
+                <w:sz w:val="40"/>
+                <w:szCs w:val="40"/>
+                <w:lang w:bidi="ml-IN"/>
+              </w:rPr>
+            </w:pPr>
+            <w:r>
+              <w:rPr>
+                <w:rFonts w:ascii="BRH Devanagari Extra" w:hAnsi="BRH Devanagari Extra" w:cs="BRH Devanagari Extra"/>
+                <w:color w:val="000000"/>
+                <w:sz w:val="40"/>
+                <w:szCs w:val="40"/>
+                <w:lang w:bidi="ml-IN"/>
+              </w:rPr>
+              <w:t>Lå</w:t>
+            </w:r>
+            <w:r>
+              <w:rPr>
+                <w:rFonts w:ascii="BRH Malayalam Extra" w:hAnsi="BRH Malayalam Extra" w:cs="BRH Devanagari Extra"/>
+                <w:b/>
+                <w:color w:val="000000"/>
+                <w:sz w:val="32"/>
+                <w:szCs w:val="40"/>
+                <w:lang w:bidi="ml-IN"/>
+              </w:rPr>
+              <w:t>–</w:t>
+            </w:r>
+            <w:proofErr w:type="spellStart"/>
+            <w:r>
+              <w:rPr>
+                <w:rFonts w:ascii="BRH Devanagari Extra" w:hAnsi="BRH Devanagari Extra" w:cs="BRH Devanagari Extra"/>
+                <w:color w:val="000000"/>
+                <w:sz w:val="40"/>
+                <w:szCs w:val="40"/>
+                <w:highlight w:val="green"/>
+                <w:lang w:bidi="ml-IN"/>
+              </w:rPr>
+              <w:t>lS</w:t>
+            </w:r>
+            <w:r>
+              <w:rPr>
+                <w:rFonts w:ascii="BRH Devanagari Extra" w:hAnsi="BRH Devanagari Extra" w:cs="BRH Devanagari Extra"/>
+                <w:color w:val="000000"/>
+                <w:sz w:val="40"/>
+                <w:szCs w:val="40"/>
+                <w:lang w:bidi="ml-IN"/>
+              </w:rPr>
+              <w:t>ì</w:t>
+            </w:r>
+            <w:proofErr w:type="spellEnd"/>
+            <w:r>
+              <w:rPr>
+                <w:rFonts w:ascii="BRH Malayalam Extra" w:hAnsi="BRH Malayalam Extra" w:cs="BRH Devanagari Extra"/>
+                <w:b/>
+                <w:color w:val="000000"/>
+                <w:sz w:val="32"/>
+                <w:szCs w:val="40"/>
+                <w:lang w:bidi="ml-IN"/>
+              </w:rPr>
+              <w:t>–</w:t>
+            </w:r>
+            <w:proofErr w:type="spellStart"/>
+            <w:r>
+              <w:rPr>
+                <w:rFonts w:ascii="BRH Devanagari Extra" w:hAnsi="BRH Devanagari Extra" w:cs="BRH Devanagari Extra"/>
+                <w:color w:val="000000"/>
+                <w:sz w:val="40"/>
+                <w:szCs w:val="40"/>
+                <w:lang w:bidi="ml-IN"/>
+              </w:rPr>
+              <w:t>uÉÉ</w:t>
+            </w:r>
+            <w:proofErr w:type="spellEnd"/>
+            <w:r>
+              <w:rPr>
+                <w:rFonts w:ascii="BRH Malayalam Extra" w:hAnsi="BRH Malayalam Extra" w:cs="BRH Devanagari Extra"/>
+                <w:b/>
+                <w:color w:val="000000"/>
+                <w:sz w:val="32"/>
+                <w:szCs w:val="40"/>
+                <w:lang w:bidi="ml-IN"/>
+              </w:rPr>
+              <w:t>–</w:t>
+            </w:r>
+            <w:r>
+              <w:rPr>
+                <w:rFonts w:ascii="BRH Devanagari Extra" w:hAnsi="BRH Devanagari Extra" w:cs="BRH Devanagari Extra"/>
+                <w:color w:val="000000"/>
+                <w:sz w:val="40"/>
+                <w:szCs w:val="40"/>
+                <w:lang w:bidi="ml-IN"/>
+              </w:rPr>
+              <w:t>rÉ</w:t>
+            </w:r>
+            <w:r>
+              <w:rPr>
+                <w:rFonts w:ascii="BRH Malayalam Extra" w:hAnsi="BRH Malayalam Extra" w:cs="BRH Devanagari Extra"/>
+                <w:b/>
+                <w:color w:val="000000"/>
+                <w:sz w:val="32"/>
+                <w:szCs w:val="40"/>
+                <w:lang w:bidi="ml-IN"/>
+              </w:rPr>
+              <w:t>–</w:t>
+            </w:r>
+            <w:proofErr w:type="spellStart"/>
+            <w:r>
+              <w:rPr>
+                <w:rFonts w:ascii="BRH Devanagari Extra" w:hAnsi="BRH Devanagari Extra" w:cs="BRH Devanagari Extra"/>
+                <w:color w:val="000000"/>
+                <w:sz w:val="40"/>
+                <w:szCs w:val="40"/>
+                <w:lang w:bidi="ml-IN"/>
+              </w:rPr>
+              <w:t>uÉÉaÉëÉÿlÉç</w:t>
+            </w:r>
+            <w:proofErr w:type="spellEnd"/>
+            <w:r>
+              <w:rPr>
+                <w:rFonts w:ascii="BRH Devanagari Extra" w:hAnsi="BRH Devanagari Extra" w:cs="BRH Devanagari Extra"/>
+                <w:color w:val="000000"/>
+                <w:sz w:val="40"/>
+                <w:szCs w:val="40"/>
+                <w:lang w:bidi="ml-IN"/>
+              </w:rPr>
+              <w:t xml:space="preserve"> </w:t>
+            </w:r>
+            <w:r>
+              <w:rPr>
+                <w:rFonts w:ascii="BRH Devanagari Extra" w:hAnsi="BRH Devanagari Extra" w:cs="BRH Devanagari Extra"/>
+                <w:color w:val="000000"/>
+                <w:sz w:val="40"/>
+                <w:szCs w:val="40"/>
+                <w:lang w:bidi="ml-IN"/>
+              </w:rPr>
+              <w:t>aÉ×º</w:t>
+            </w:r>
+            <w:proofErr w:type="spellStart"/>
+            <w:r>
+              <w:rPr>
+                <w:rFonts w:ascii="BRH Devanagari Extra" w:hAnsi="BRH Devanagari Extra" w:cs="BRH Devanagari Extra"/>
+                <w:color w:val="000000"/>
+                <w:sz w:val="40"/>
+                <w:szCs w:val="40"/>
+                <w:lang w:bidi="ml-IN"/>
+              </w:rPr>
+              <w:t>ûÏrÉÉiÉç</w:t>
+            </w:r>
+            <w:proofErr w:type="spellEnd"/>
+            <w:r>
+              <w:rPr>
+                <w:rFonts w:ascii="BRH Devanagari Extra" w:hAnsi="BRH Devanagari Extra" w:cs="BRH Devanagari Extra"/>
+                <w:color w:val="000000"/>
+                <w:sz w:val="40"/>
+                <w:szCs w:val="40"/>
+                <w:lang w:bidi="ml-IN"/>
+              </w:rPr>
+              <w:t xml:space="preserve"> |</w:t>
+            </w:r>
+          </w:p>
+          <w:p>
+            <w:pPr>
+              <w:spacing w:before="0" w:line="240" w:lineRule="auto"/>
+              <w:rPr>
+                <w:rFonts w:ascii="BRH Devanagari Extra" w:hAnsi="BRH Devanagari Extra" w:cs="BRH Devanagari Extra"/>
+                <w:color w:val="000000"/>
+                <w:sz w:val="40"/>
+                <w:szCs w:val="40"/>
+                <w:lang w:bidi="ml-IN"/>
+              </w:rPr>
+            </w:pPr>
+            <w:r>
+              <w:rPr>
+                <w:rFonts w:ascii="BRH Devanagari Extra" w:hAnsi="BRH Devanagari Extra" w:cs="BRH Devanagari Extra"/>
+                <w:color w:val="000000"/>
+                <w:sz w:val="40"/>
+                <w:szCs w:val="40"/>
+                <w:lang w:bidi="ml-IN"/>
+              </w:rPr>
+              <w:t>Lå</w:t>
+            </w:r>
+            <w:r>
+              <w:rPr>
+                <w:rFonts w:ascii="BRH Malayalam Extra" w:hAnsi="BRH Malayalam Extra" w:cs="BRH Devanagari Extra"/>
+                <w:b/>
+                <w:color w:val="000000"/>
+                <w:sz w:val="32"/>
+                <w:szCs w:val="40"/>
+                <w:lang w:bidi="ml-IN"/>
+              </w:rPr>
+              <w:t>–</w:t>
+            </w:r>
+            <w:proofErr w:type="spellStart"/>
+            <w:r>
+              <w:rPr>
+                <w:rFonts w:ascii="BRH Devanagari Extra" w:hAnsi="BRH Devanagari Extra" w:cs="BRH Devanagari Extra"/>
+                <w:color w:val="000000"/>
+                <w:sz w:val="40"/>
+                <w:szCs w:val="40"/>
+                <w:highlight w:val="green"/>
+                <w:lang w:bidi="ml-IN"/>
+              </w:rPr>
+              <w:t>lS</w:t>
+            </w:r>
+            <w:r>
+              <w:rPr>
+                <w:rFonts w:ascii="BRH Devanagari Extra" w:hAnsi="BRH Devanagari Extra" w:cs="BRH Devanagari Extra"/>
+                <w:color w:val="000000"/>
+                <w:sz w:val="40"/>
+                <w:szCs w:val="40"/>
+                <w:lang w:bidi="ml-IN"/>
+              </w:rPr>
+              <w:t>ì</w:t>
+            </w:r>
+            <w:proofErr w:type="spellEnd"/>
+            <w:r>
+              <w:rPr>
+                <w:rFonts w:ascii="BRH Malayalam Extra" w:hAnsi="BRH Malayalam Extra" w:cs="BRH Devanagari Extra"/>
+                <w:b/>
+                <w:color w:val="000000"/>
+                <w:sz w:val="32"/>
+                <w:szCs w:val="40"/>
+                <w:lang w:bidi="ml-IN"/>
+              </w:rPr>
+              <w:t>–</w:t>
+            </w:r>
+            <w:proofErr w:type="spellStart"/>
+            <w:r>
+              <w:rPr>
+                <w:rFonts w:ascii="BRH Devanagari Extra" w:hAnsi="BRH Devanagari Extra" w:cs="BRH Devanagari Extra"/>
+                <w:color w:val="000000"/>
+                <w:sz w:val="40"/>
+                <w:szCs w:val="40"/>
+                <w:lang w:bidi="ml-IN"/>
+              </w:rPr>
+              <w:t>uÉÉ</w:t>
+            </w:r>
+            <w:proofErr w:type="spellEnd"/>
+            <w:r>
+              <w:rPr>
+                <w:rFonts w:ascii="BRH Malayalam Extra" w:hAnsi="BRH Malayalam Extra" w:cs="BRH Devanagari Extra"/>
+                <w:b/>
+                <w:color w:val="000000"/>
+                <w:sz w:val="32"/>
+                <w:szCs w:val="40"/>
+                <w:lang w:bidi="ml-IN"/>
+              </w:rPr>
+              <w:t>–</w:t>
+            </w:r>
+            <w:r>
+              <w:rPr>
+                <w:rFonts w:ascii="BRH Devanagari Extra" w:hAnsi="BRH Devanagari Extra" w:cs="BRH Devanagari Extra"/>
+                <w:color w:val="000000"/>
+                <w:sz w:val="40"/>
+                <w:szCs w:val="40"/>
+                <w:lang w:bidi="ml-IN"/>
+              </w:rPr>
+              <w:t>rÉ</w:t>
+            </w:r>
+            <w:r>
+              <w:rPr>
+                <w:rFonts w:ascii="BRH Malayalam Extra" w:hAnsi="BRH Malayalam Extra" w:cs="BRH Devanagari Extra"/>
+                <w:b/>
+                <w:color w:val="000000"/>
+                <w:sz w:val="32"/>
+                <w:szCs w:val="40"/>
+                <w:lang w:bidi="ml-IN"/>
+              </w:rPr>
+              <w:t>–</w:t>
+            </w:r>
+            <w:proofErr w:type="spellStart"/>
+            <w:r>
+              <w:rPr>
+                <w:rFonts w:ascii="BRH Devanagari Extra" w:hAnsi="BRH Devanagari Extra" w:cs="BRH Devanagari Extra"/>
+                <w:color w:val="000000"/>
+                <w:sz w:val="40"/>
+                <w:szCs w:val="40"/>
+                <w:lang w:bidi="ml-IN"/>
+              </w:rPr>
+              <w:t>uÉÉaÉëÉ</w:t>
+            </w:r>
+            <w:proofErr w:type="spellEnd"/>
+            <w:r>
+              <w:rPr>
+                <w:rFonts w:ascii="BRH Malayalam Extra" w:hAnsi="BRH Malayalam Extra" w:cs="BRH Devanagari Extra"/>
+                <w:b/>
+                <w:color w:val="000000"/>
+                <w:sz w:val="32"/>
+                <w:szCs w:val="40"/>
+                <w:lang w:bidi="ml-IN"/>
+              </w:rPr>
+              <w:t>–</w:t>
+            </w:r>
+            <w:proofErr w:type="spellStart"/>
+            <w:r>
+              <w:rPr>
+                <w:rFonts w:ascii="BRH Devanagari Extra" w:hAnsi="BRH Devanagari Extra" w:cs="BRH Devanagari Extra"/>
+                <w:color w:val="000000"/>
+                <w:sz w:val="40"/>
+                <w:szCs w:val="40"/>
+                <w:lang w:bidi="ml-IN"/>
+              </w:rPr>
+              <w:t>ÌlÉirÉæÿlSìuÉÉrÉ</w:t>
+            </w:r>
+            <w:proofErr w:type="spellEnd"/>
+            <w:r>
+              <w:rPr>
+                <w:rFonts w:ascii="BRH Malayalam Extra" w:hAnsi="BRH Malayalam Extra" w:cs="BRH Devanagari Extra"/>
+                <w:b/>
+                <w:color w:val="000000"/>
+                <w:sz w:val="32"/>
+                <w:szCs w:val="40"/>
+                <w:lang w:bidi="ml-IN"/>
+              </w:rPr>
+              <w:t>–</w:t>
+            </w:r>
+            <w:r>
+              <w:rPr>
+                <w:rFonts w:ascii="BRH Devanagari Extra" w:hAnsi="BRH Devanagari Extra" w:cs="BRH Devanagari Extra"/>
+                <w:color w:val="000000"/>
+                <w:sz w:val="40"/>
+                <w:szCs w:val="40"/>
+                <w:lang w:bidi="ml-IN"/>
+              </w:rPr>
+              <w:t>uÉ - A</w:t>
+            </w:r>
+            <w:r>
+              <w:rPr>
+                <w:rFonts w:ascii="BRH Malayalam Extra" w:hAnsi="BRH Malayalam Extra" w:cs="BRH Devanagari Extra"/>
+                <w:b/>
+                <w:color w:val="000000"/>
+                <w:sz w:val="32"/>
+                <w:szCs w:val="40"/>
+                <w:lang w:bidi="ml-IN"/>
+              </w:rPr>
+              <w:t>–</w:t>
+            </w:r>
+            <w:proofErr w:type="spellStart"/>
+            <w:r>
+              <w:rPr>
+                <w:rFonts w:ascii="BRH Devanagari Extra" w:hAnsi="BRH Devanagari Extra" w:cs="BRH Devanagari Extra"/>
+                <w:color w:val="000000"/>
+                <w:sz w:val="40"/>
+                <w:szCs w:val="40"/>
+                <w:lang w:bidi="ml-IN"/>
+              </w:rPr>
+              <w:t>aÉëÉ</w:t>
+            </w:r>
+            <w:proofErr w:type="spellEnd"/>
+            <w:r>
+              <w:rPr>
+                <w:rFonts w:ascii="BRH Malayalam Extra" w:hAnsi="BRH Malayalam Extra" w:cs="BRH Devanagari Extra"/>
+                <w:b/>
+                <w:color w:val="000000"/>
+                <w:sz w:val="32"/>
+                <w:szCs w:val="40"/>
+                <w:lang w:bidi="ml-IN"/>
+              </w:rPr>
+              <w:t>–</w:t>
+            </w:r>
+            <w:r>
+              <w:rPr>
+                <w:rFonts w:ascii="BRH Devanagari Extra" w:hAnsi="BRH Devanagari Extra" w:cs="BRH Devanagari Extra"/>
+                <w:color w:val="000000"/>
+                <w:sz w:val="40"/>
+                <w:szCs w:val="40"/>
+                <w:lang w:bidi="ml-IN"/>
+              </w:rPr>
+              <w:t>lÉç</w:t>
+            </w:r>
+            <w:r>
+              <w:rPr>
+                <w:rFonts w:ascii="BRH Malayalam Extra" w:hAnsi="BRH Malayalam Extra" w:cs="BRH Devanagari Extra"/>
+                <w:b/>
+                <w:color w:val="000000"/>
+                <w:sz w:val="32"/>
+                <w:szCs w:val="40"/>
+                <w:lang w:bidi="ml-IN"/>
+              </w:rPr>
+              <w:t>–</w:t>
+            </w:r>
+            <w:r>
+              <w:rPr>
+                <w:rFonts w:ascii="BRH Devanagari Extra" w:hAnsi="BRH Devanagari Extra" w:cs="BRH Devanagari Extra"/>
+                <w:color w:val="000000"/>
+                <w:sz w:val="40"/>
+                <w:szCs w:val="40"/>
+                <w:lang w:bidi="ml-IN"/>
+              </w:rPr>
+              <w:t xml:space="preserve"> </w:t>
+            </w:r>
+          </w:p>
+        </w:tc>
+      </w:tr>
+      <w:tr>
+        <w:trPr>
+          <w:trHeight w:val="1673"/>
+        </w:trPr>
+        <w:tc>
+          <w:tcPr>
+            <w:tcW w:w="3877" w:type="dxa"/>
+          </w:tcPr>
+          <w:p>
+            <w:pPr>
+              <w:widowControl w:val="0"/>
+              <w:tabs>
+                <w:tab w:val="left" w:pos="993"/>
+              </w:tabs>
+              <w:autoSpaceDE w:val="0"/>
+              <w:autoSpaceDN w:val="0"/>
+              <w:adjustRightInd w:val="0"/>
+              <w:spacing w:before="0" w:line="240" w:lineRule="auto"/>
+              <w:ind w:right="297"/>
+              <w:rPr>
+                <w:rFonts w:cs="Arial"/>
+                <w:b/>
+                <w:sz w:val="28"/>
+                <w:szCs w:val="32"/>
+              </w:rPr>
+            </w:pPr>
+            <w:r>
+              <w:rPr>
+                <w:rFonts w:cs="Arial"/>
+                <w:b/>
+                <w:sz w:val="28"/>
+                <w:szCs w:val="32"/>
+              </w:rPr>
+              <w:t>T.S.</w:t>
+            </w:r>
+            <w:r>
+              <w:rPr>
+                <w:rFonts w:cs="Arial"/>
+                <w:b/>
+                <w:sz w:val="28"/>
+                <w:szCs w:val="32"/>
+              </w:rPr>
+              <w:t>7.2.15.1</w:t>
+            </w:r>
+            <w:r>
+              <w:rPr>
+                <w:rFonts w:cs="Arial"/>
+                <w:b/>
+                <w:sz w:val="28"/>
+                <w:szCs w:val="32"/>
+              </w:rPr>
+              <w:t xml:space="preserve"> – Kramam</w:t>
+            </w:r>
+          </w:p>
+          <w:p>
+            <w:pPr>
+              <w:widowControl w:val="0"/>
+              <w:tabs>
+                <w:tab w:val="left" w:pos="993"/>
+              </w:tabs>
+              <w:autoSpaceDE w:val="0"/>
+              <w:autoSpaceDN w:val="0"/>
+              <w:adjustRightInd w:val="0"/>
+              <w:spacing w:before="0" w:line="240" w:lineRule="auto"/>
+              <w:ind w:right="297"/>
+              <w:rPr>
+                <w:rFonts w:cs="Arial"/>
+                <w:b/>
+                <w:sz w:val="28"/>
+                <w:szCs w:val="32"/>
+              </w:rPr>
+            </w:pPr>
+            <w:r>
+              <w:rPr>
+                <w:rFonts w:cs="Arial"/>
+                <w:b/>
+                <w:sz w:val="28"/>
+                <w:szCs w:val="32"/>
+              </w:rPr>
+              <w:t xml:space="preserve">Krama Vaakyam No.– </w:t>
+            </w:r>
+            <w:r>
+              <w:rPr>
+                <w:rFonts w:cs="Arial"/>
+                <w:b/>
+                <w:sz w:val="28"/>
+                <w:szCs w:val="32"/>
+              </w:rPr>
               <w:t>6</w:t>
             </w:r>
           </w:p>
@@ -388,36 +1859,60 @@
                 <w:lang w:bidi="ml-IN"/>
               </w:rPr>
             </w:pPr>
-            <w:r>
-              <w:rPr>
-                <w:rFonts w:ascii="BRH Devanagari Extra" w:hAnsi="BRH Devanagari Extra" w:cs="BRH Devanagari Extra"/>
-                <w:color w:val="000000"/>
-                <w:sz w:val="40"/>
-                <w:szCs w:val="40"/>
-                <w:lang w:bidi="ml-IN"/>
-              </w:rPr>
-              <w:t>xuÉÉWûÉÿ ²ÉS</w:t>
-            </w:r>
-            <w:r>
-              <w:rPr>
-                <w:rFonts w:ascii="BRH Malayalam Extra" w:hAnsi="BRH Malayalam Extra" w:cs="BRH Devanagari Extra"/>
-                <w:b/>
-                <w:color w:val="000000"/>
-                <w:sz w:val="32"/>
-                <w:szCs w:val="40"/>
-                <w:lang w:bidi="ml-IN"/>
-              </w:rPr>
-              <w:t>–</w:t>
-            </w:r>
-            <w:r>
-              <w:rPr>
-                <w:rFonts w:ascii="BRH Devanagari Extra" w:hAnsi="BRH Devanagari Extra" w:cs="BRH Devanagari Extra"/>
-                <w:color w:val="000000"/>
-                <w:sz w:val="40"/>
-                <w:szCs w:val="40"/>
-                <w:lang w:bidi="ml-IN"/>
-              </w:rPr>
-              <w:t xml:space="preserve">zÉprÉþÈ | </w:t>
+            <w:proofErr w:type="spellStart"/>
+            <w:r>
+              <w:rPr>
+                <w:rFonts w:ascii="BRH Devanagari Extra" w:hAnsi="BRH Devanagari Extra" w:cs="BRH Devanagari Extra"/>
+                <w:color w:val="000000"/>
+                <w:sz w:val="40"/>
+                <w:szCs w:val="40"/>
+                <w:lang w:bidi="ml-IN"/>
+              </w:rPr>
+              <w:t>xuÉÉWûÉÿ</w:t>
+            </w:r>
+            <w:proofErr w:type="spellEnd"/>
+            <w:r>
+              <w:rPr>
+                <w:rFonts w:ascii="BRH Devanagari Extra" w:hAnsi="BRH Devanagari Extra" w:cs="BRH Devanagari Extra"/>
+                <w:color w:val="000000"/>
+                <w:sz w:val="40"/>
+                <w:szCs w:val="40"/>
+                <w:lang w:bidi="ml-IN"/>
+              </w:rPr>
+              <w:t xml:space="preserve"> ²ÉS</w:t>
+            </w:r>
+            <w:r>
+              <w:rPr>
+                <w:rFonts w:ascii="BRH Malayalam Extra" w:hAnsi="BRH Malayalam Extra" w:cs="BRH Devanagari Extra"/>
+                <w:b/>
+                <w:color w:val="000000"/>
+                <w:sz w:val="32"/>
+                <w:szCs w:val="40"/>
+                <w:lang w:bidi="ml-IN"/>
+              </w:rPr>
+              <w:t>–</w:t>
+            </w:r>
+            <w:proofErr w:type="spellStart"/>
+            <w:r>
+              <w:rPr>
+                <w:rFonts w:ascii="BRH Devanagari Extra" w:hAnsi="BRH Devanagari Extra" w:cs="BRH Devanagari Extra"/>
+                <w:color w:val="000000"/>
+                <w:sz w:val="40"/>
+                <w:szCs w:val="40"/>
+                <w:lang w:bidi="ml-IN"/>
+              </w:rPr>
+              <w:t>zÉprÉþÈ</w:t>
+            </w:r>
+            <w:proofErr w:type="spellEnd"/>
+            <w:r>
+              <w:rPr>
+                <w:rFonts w:ascii="BRH Devanagari Extra" w:hAnsi="BRH Devanagari Extra" w:cs="BRH Devanagari Extra"/>
+                <w:color w:val="000000"/>
+                <w:sz w:val="40"/>
+                <w:szCs w:val="40"/>
+                <w:lang w:bidi="ml-IN"/>
+              </w:rPr>
+              <w:t xml:space="preserve"> | </w:t>
             </w:r>
           </w:p>
           <w:p>
@@ -473,6 +1968,7 @@
               </w:rPr>
               <w:t>–</w:t>
             </w:r>
+            <w:proofErr w:type="spellStart"/>
             <w:r>
               <w:rPr>
                 <w:rFonts w:ascii="BRH Devanagari Extra" w:hAnsi="BRH Devanagari Extra" w:cs="BRH Devanagari Extra"/>
@@ -494,26 +1990,49 @@
               </w:rPr>
               <w:t>prÉ</w:t>
             </w:r>
-            <w:r>
-              <w:rPr>
-                <w:rFonts w:ascii="BRH Malayalam Extra" w:hAnsi="BRH Malayalam Extra" w:cs="BRH Devanagari Extra"/>
-                <w:b/>
-                <w:color w:val="000000"/>
-                <w:sz w:val="32"/>
-                <w:szCs w:val="40"/>
-                <w:lang w:bidi="ml-IN"/>
-              </w:rPr>
-              <w:t>–</w:t>
-            </w:r>
-            <w:r>
-              <w:rPr>
-                <w:rFonts w:ascii="BRH Devanagari Extra" w:hAnsi="BRH Devanagari Extra" w:cs="BRH Devanagari Extra"/>
-                <w:color w:val="000000"/>
-                <w:sz w:val="40"/>
-                <w:szCs w:val="40"/>
-                <w:lang w:bidi="ml-IN"/>
-              </w:rPr>
-              <w:t>È xuÉÉWûÉÿ |</w:t>
+            <w:proofErr w:type="spellEnd"/>
+            <w:r>
+              <w:rPr>
+                <w:rFonts w:ascii="BRH Malayalam Extra" w:hAnsi="BRH Malayalam Extra" w:cs="BRH Devanagari Extra"/>
+                <w:b/>
+                <w:color w:val="000000"/>
+                <w:sz w:val="32"/>
+                <w:szCs w:val="40"/>
+                <w:lang w:bidi="ml-IN"/>
+              </w:rPr>
+              <w:t>–</w:t>
+            </w:r>
+            <w:r>
+              <w:rPr>
+                <w:rFonts w:ascii="BRH Devanagari Extra" w:hAnsi="BRH Devanagari Extra" w:cs="BRH Devanagari Extra"/>
+                <w:color w:val="000000"/>
+                <w:sz w:val="40"/>
+                <w:szCs w:val="40"/>
+                <w:lang w:bidi="ml-IN"/>
+              </w:rPr>
+              <w:t xml:space="preserve">È </w:t>
+            </w:r>
+            <w:proofErr w:type="spellStart"/>
+            <w:r>
+              <w:rPr>
+                <w:rFonts w:ascii="BRH Devanagari Extra" w:hAnsi="BRH Devanagari Extra" w:cs="BRH Devanagari Extra"/>
+                <w:color w:val="000000"/>
+                <w:sz w:val="40"/>
+                <w:szCs w:val="40"/>
+                <w:lang w:bidi="ml-IN"/>
+              </w:rPr>
+              <w:t>xuÉÉWûÉÿ</w:t>
+            </w:r>
+            <w:proofErr w:type="spellEnd"/>
+            <w:r>
+              <w:rPr>
+                <w:rFonts w:ascii="BRH Devanagari Extra" w:hAnsi="BRH Devanagari Extra" w:cs="BRH Devanagari Extra"/>
+                <w:color w:val="000000"/>
+                <w:sz w:val="40"/>
+                <w:szCs w:val="40"/>
+                <w:lang w:bidi="ml-IN"/>
+              </w:rPr>
+              <w:t xml:space="preserve"> |</w:t>
             </w:r>
           </w:p>
         </w:tc>
@@ -532,36 +2051,60 @@
                 <w:lang w:bidi="ml-IN"/>
               </w:rPr>
             </w:pPr>
-            <w:r>
-              <w:rPr>
-                <w:rFonts w:ascii="BRH Devanagari Extra" w:hAnsi="BRH Devanagari Extra" w:cs="BRH Devanagari Extra"/>
-                <w:color w:val="000000"/>
-                <w:sz w:val="40"/>
-                <w:szCs w:val="40"/>
-                <w:lang w:bidi="ml-IN"/>
-              </w:rPr>
-              <w:t>xuÉÉWûÉÿ ²ÉS</w:t>
-            </w:r>
-            <w:r>
-              <w:rPr>
-                <w:rFonts w:ascii="BRH Malayalam Extra" w:hAnsi="BRH Malayalam Extra" w:cs="BRH Devanagari Extra"/>
-                <w:b/>
-                <w:color w:val="000000"/>
-                <w:sz w:val="32"/>
-                <w:szCs w:val="40"/>
-                <w:lang w:bidi="ml-IN"/>
-              </w:rPr>
-              <w:t>–</w:t>
-            </w:r>
-            <w:r>
-              <w:rPr>
-                <w:rFonts w:ascii="BRH Devanagari Extra" w:hAnsi="BRH Devanagari Extra" w:cs="BRH Devanagari Extra"/>
-                <w:color w:val="000000"/>
-                <w:sz w:val="40"/>
-                <w:szCs w:val="40"/>
-                <w:lang w:bidi="ml-IN"/>
-              </w:rPr>
-              <w:t xml:space="preserve">zÉprÉþÈ | </w:t>
+            <w:proofErr w:type="spellStart"/>
+            <w:r>
+              <w:rPr>
+                <w:rFonts w:ascii="BRH Devanagari Extra" w:hAnsi="BRH Devanagari Extra" w:cs="BRH Devanagari Extra"/>
+                <w:color w:val="000000"/>
+                <w:sz w:val="40"/>
+                <w:szCs w:val="40"/>
+                <w:lang w:bidi="ml-IN"/>
+              </w:rPr>
+              <w:t>xuÉÉWûÉÿ</w:t>
+            </w:r>
+            <w:proofErr w:type="spellEnd"/>
+            <w:r>
+              <w:rPr>
+                <w:rFonts w:ascii="BRH Devanagari Extra" w:hAnsi="BRH Devanagari Extra" w:cs="BRH Devanagari Extra"/>
+                <w:color w:val="000000"/>
+                <w:sz w:val="40"/>
+                <w:szCs w:val="40"/>
+                <w:lang w:bidi="ml-IN"/>
+              </w:rPr>
+              <w:t xml:space="preserve"> ²ÉS</w:t>
+            </w:r>
+            <w:r>
+              <w:rPr>
+                <w:rFonts w:ascii="BRH Malayalam Extra" w:hAnsi="BRH Malayalam Extra" w:cs="BRH Devanagari Extra"/>
+                <w:b/>
+                <w:color w:val="000000"/>
+                <w:sz w:val="32"/>
+                <w:szCs w:val="40"/>
+                <w:lang w:bidi="ml-IN"/>
+              </w:rPr>
+              <w:t>–</w:t>
+            </w:r>
+            <w:proofErr w:type="spellStart"/>
+            <w:r>
+              <w:rPr>
+                <w:rFonts w:ascii="BRH Devanagari Extra" w:hAnsi="BRH Devanagari Extra" w:cs="BRH Devanagari Extra"/>
+                <w:color w:val="000000"/>
+                <w:sz w:val="40"/>
+                <w:szCs w:val="40"/>
+                <w:lang w:bidi="ml-IN"/>
+              </w:rPr>
+              <w:t>zÉprÉþÈ</w:t>
+            </w:r>
+            <w:proofErr w:type="spellEnd"/>
+            <w:r>
+              <w:rPr>
+                <w:rFonts w:ascii="BRH Devanagari Extra" w:hAnsi="BRH Devanagari Extra" w:cs="BRH Devanagari Extra"/>
+                <w:color w:val="000000"/>
+                <w:sz w:val="40"/>
+                <w:szCs w:val="40"/>
+                <w:lang w:bidi="ml-IN"/>
+              </w:rPr>
+              <w:t xml:space="preserve"> | </w:t>
             </w:r>
           </w:p>
           <w:p>
@@ -617,6 +2160,7 @@
               </w:rPr>
               <w:t>–</w:t>
             </w:r>
+            <w:proofErr w:type="spellStart"/>
             <w:r>
               <w:rPr>
                 <w:rFonts w:ascii="BRH Devanagari Extra" w:hAnsi="BRH Devanagari Extra" w:cs="BRH Devanagari Extra"/>
@@ -638,26 +2182,49 @@
               </w:rPr>
               <w:t>prÉ</w:t>
             </w:r>
-            <w:r>
-              <w:rPr>
-                <w:rFonts w:ascii="BRH Malayalam Extra" w:hAnsi="BRH Malayalam Extra" w:cs="BRH Devanagari Extra"/>
-                <w:b/>
-                <w:color w:val="000000"/>
-                <w:sz w:val="32"/>
-                <w:szCs w:val="40"/>
-                <w:lang w:bidi="ml-IN"/>
-              </w:rPr>
-              <w:t>–</w:t>
-            </w:r>
-            <w:r>
-              <w:rPr>
-                <w:rFonts w:ascii="BRH Devanagari Extra" w:hAnsi="BRH Devanagari Extra" w:cs="BRH Devanagari Extra"/>
-                <w:color w:val="000000"/>
-                <w:sz w:val="40"/>
-                <w:szCs w:val="40"/>
-                <w:lang w:bidi="ml-IN"/>
-              </w:rPr>
-              <w:t>È xuÉÉWûÉÿ |</w:t>
+            <w:proofErr w:type="spellEnd"/>
+            <w:r>
+              <w:rPr>
+                <w:rFonts w:ascii="BRH Malayalam Extra" w:hAnsi="BRH Malayalam Extra" w:cs="BRH Devanagari Extra"/>
+                <w:b/>
+                <w:color w:val="000000"/>
+                <w:sz w:val="32"/>
+                <w:szCs w:val="40"/>
+                <w:lang w:bidi="ml-IN"/>
+              </w:rPr>
+              <w:t>–</w:t>
+            </w:r>
+            <w:r>
+              <w:rPr>
+                <w:rFonts w:ascii="BRH Devanagari Extra" w:hAnsi="BRH Devanagari Extra" w:cs="BRH Devanagari Extra"/>
+                <w:color w:val="000000"/>
+                <w:sz w:val="40"/>
+                <w:szCs w:val="40"/>
+                <w:lang w:bidi="ml-IN"/>
+              </w:rPr>
+              <w:t xml:space="preserve">È </w:t>
+            </w:r>
+            <w:proofErr w:type="spellStart"/>
+            <w:r>
+              <w:rPr>
+                <w:rFonts w:ascii="BRH Devanagari Extra" w:hAnsi="BRH Devanagari Extra" w:cs="BRH Devanagari Extra"/>
+                <w:color w:val="000000"/>
+                <w:sz w:val="40"/>
+                <w:szCs w:val="40"/>
+                <w:lang w:bidi="ml-IN"/>
+              </w:rPr>
+              <w:t>xuÉÉWûÉÿ</w:t>
+            </w:r>
+            <w:proofErr w:type="spellEnd"/>
+            <w:r>
+              <w:rPr>
+                <w:rFonts w:ascii="BRH Devanagari Extra" w:hAnsi="BRH Devanagari Extra" w:cs="BRH Devanagari Extra"/>
+                <w:color w:val="000000"/>
+                <w:sz w:val="40"/>
+                <w:szCs w:val="40"/>
+                <w:lang w:bidi="ml-IN"/>
+              </w:rPr>
+              <w:t xml:space="preserve"> |</w:t>
             </w:r>
           </w:p>
         </w:tc>
@@ -1120,6 +2687,7 @@
               </w:rPr>
               <w:t>–</w:t>
             </w:r>
+            <w:proofErr w:type="spellStart"/>
             <w:r>
               <w:rPr>
                 <w:rFonts w:ascii="BRH Devanagari Extra" w:hAnsi="BRH Devanagari Extra" w:cs="BRH Devanagari Extra"/>
@@ -1130,6 +2698,7 @@
               </w:rPr>
               <w:t>Îx§É</w:t>
             </w:r>
+            <w:proofErr w:type="spellEnd"/>
             <w:r>
               <w:rPr>
                 <w:rFonts w:ascii="BRH Malayalam Extra" w:hAnsi="BRH Malayalam Extra" w:cs="BRH Devanagari Extra"/>
@@ -1170,7 +2739,40 @@
                 <w:szCs w:val="40"/>
                 <w:lang w:bidi="ml-IN"/>
               </w:rPr>
-              <w:t>zÉ CÌiÉþ §É</w:t>
+              <w:t xml:space="preserve">zÉ </w:t>
+            </w:r>
+            <w:proofErr w:type="spellStart"/>
+            <w:r>
+              <w:rPr>
+                <w:rFonts w:ascii="BRH Devanagari Extra" w:hAnsi="BRH Devanagari Extra" w:cs="BRH Devanagari Extra"/>
+                <w:color w:val="000000"/>
+                <w:sz w:val="40"/>
+                <w:szCs w:val="40"/>
+                <w:lang w:bidi="ml-IN"/>
+              </w:rPr>
+              <w:t>CÌiÉþ</w:t>
+            </w:r>
+            <w:proofErr w:type="spellEnd"/>
+            <w:r>
+              <w:rPr>
+                <w:rFonts w:ascii="BRH Devanagari Extra" w:hAnsi="BRH Devanagari Extra" w:cs="BRH Devanagari Extra"/>
+                <w:color w:val="000000"/>
+                <w:sz w:val="40"/>
+                <w:szCs w:val="40"/>
+                <w:lang w:bidi="ml-IN"/>
+              </w:rPr>
+              <w:t xml:space="preserve"> §</w:t>
+            </w:r>
+            <w:proofErr w:type="spellStart"/>
+            <w:r>
+              <w:rPr>
+                <w:rFonts w:ascii="BRH Devanagari Extra" w:hAnsi="BRH Devanagari Extra" w:cs="BRH Devanagari Extra"/>
+                <w:color w:val="000000"/>
+                <w:sz w:val="40"/>
+                <w:szCs w:val="40"/>
+                <w:lang w:bidi="ml-IN"/>
+              </w:rPr>
+              <w:t>É</w:t>
             </w:r>
             <w:r>
               <w:rPr>
@@ -1183,6 +2785,7 @@
               </w:rPr>
               <w:t>rÉ</w:t>
             </w:r>
+            <w:proofErr w:type="spellEnd"/>
             <w:r>
               <w:rPr>
                 <w:rFonts w:ascii="BRH Devanagari Extra" w:hAnsi="BRH Devanagari Extra" w:cs="BRH Devanagari Extra"/>
@@ -1225,15 +2828,27 @@
               </w:rPr>
               <w:t>–</w:t>
             </w:r>
-            <w:r>
-              <w:rPr>
-                <w:rFonts w:ascii="BRH Devanagari Extra" w:hAnsi="BRH Devanagari Extra" w:cs="BRH Devanagari Extra"/>
-                <w:color w:val="000000"/>
-                <w:sz w:val="40"/>
-                <w:szCs w:val="40"/>
-                <w:lang w:bidi="ml-IN"/>
-              </w:rPr>
-              <w:t>zÉÈ |</w:t>
+            <w:proofErr w:type="spellStart"/>
+            <w:r>
+              <w:rPr>
+                <w:rFonts w:ascii="BRH Devanagari Extra" w:hAnsi="BRH Devanagari Extra" w:cs="BRH Devanagari Extra"/>
+                <w:color w:val="000000"/>
+                <w:sz w:val="40"/>
+                <w:szCs w:val="40"/>
+                <w:lang w:bidi="ml-IN"/>
+              </w:rPr>
+              <w:t>zÉÈ</w:t>
+            </w:r>
+            <w:proofErr w:type="spellEnd"/>
+            <w:r>
+              <w:rPr>
+                <w:rFonts w:ascii="BRH Devanagari Extra" w:hAnsi="BRH Devanagari Extra" w:cs="BRH Devanagari Extra"/>
+                <w:color w:val="000000"/>
+                <w:sz w:val="40"/>
+                <w:szCs w:val="40"/>
+                <w:lang w:bidi="ml-IN"/>
+              </w:rPr>
+              <w:t xml:space="preserve"> |</w:t>
             </w:r>
           </w:p>
         </w:tc>
@@ -1294,6 +2909,7 @@
               </w:rPr>
               <w:t>–</w:t>
             </w:r>
+            <w:proofErr w:type="spellStart"/>
             <w:r>
               <w:rPr>
                 <w:rFonts w:ascii="BRH Devanagari Extra" w:hAnsi="BRH Devanagari Extra" w:cs="BRH Devanagari Extra"/>
@@ -1304,6 +2920,7 @@
               </w:rPr>
               <w:t>Îx§É</w:t>
             </w:r>
+            <w:proofErr w:type="spellEnd"/>
             <w:r>
               <w:rPr>
                 <w:rFonts w:ascii="BRH Malayalam Extra" w:hAnsi="BRH Malayalam Extra" w:cs="BRH Devanagari Extra"/>
@@ -1344,7 +2961,40 @@
                 <w:szCs w:val="40"/>
                 <w:lang w:bidi="ml-IN"/>
               </w:rPr>
-              <w:t>zÉ CÌiÉþ §É</w:t>
+              <w:t xml:space="preserve">zÉ </w:t>
+            </w:r>
+            <w:proofErr w:type="spellStart"/>
+            <w:r>
+              <w:rPr>
+                <w:rFonts w:ascii="BRH Devanagari Extra" w:hAnsi="BRH Devanagari Extra" w:cs="BRH Devanagari Extra"/>
+                <w:color w:val="000000"/>
+                <w:sz w:val="40"/>
+                <w:szCs w:val="40"/>
+                <w:lang w:bidi="ml-IN"/>
+              </w:rPr>
+              <w:t>CÌiÉþ</w:t>
+            </w:r>
+            <w:proofErr w:type="spellEnd"/>
+            <w:r>
+              <w:rPr>
+                <w:rFonts w:ascii="BRH Devanagari Extra" w:hAnsi="BRH Devanagari Extra" w:cs="BRH Devanagari Extra"/>
+                <w:color w:val="000000"/>
+                <w:sz w:val="40"/>
+                <w:szCs w:val="40"/>
+                <w:lang w:bidi="ml-IN"/>
+              </w:rPr>
+              <w:t xml:space="preserve"> §</w:t>
+            </w:r>
+            <w:proofErr w:type="spellStart"/>
+            <w:r>
+              <w:rPr>
+                <w:rFonts w:ascii="BRH Devanagari Extra" w:hAnsi="BRH Devanagari Extra" w:cs="BRH Devanagari Extra"/>
+                <w:color w:val="000000"/>
+                <w:sz w:val="40"/>
+                <w:szCs w:val="40"/>
+                <w:lang w:bidi="ml-IN"/>
+              </w:rPr>
+              <w:t>É</w:t>
             </w:r>
             <w:r>
               <w:rPr>
@@ -1357,6 +3007,7 @@
               </w:rPr>
               <w:t>rÉÈ</w:t>
             </w:r>
+            <w:proofErr w:type="spellEnd"/>
             <w:r>
               <w:rPr>
                 <w:rFonts w:ascii="BRH Devanagari Extra" w:hAnsi="BRH Devanagari Extra" w:cs="BRH Devanagari Extra"/>
@@ -1399,15 +3050,27 @@
               </w:rPr>
               <w:t>–</w:t>
             </w:r>
-            <w:r>
-              <w:rPr>
-                <w:rFonts w:ascii="BRH Devanagari Extra" w:hAnsi="BRH Devanagari Extra" w:cs="BRH Devanagari Extra"/>
-                <w:color w:val="000000"/>
-                <w:sz w:val="40"/>
-                <w:szCs w:val="40"/>
-                <w:lang w:bidi="ml-IN"/>
-              </w:rPr>
-              <w:t>zÉÈ |</w:t>
+            <w:proofErr w:type="spellStart"/>
+            <w:r>
+              <w:rPr>
+                <w:rFonts w:ascii="BRH Devanagari Extra" w:hAnsi="BRH Devanagari Extra" w:cs="BRH Devanagari Extra"/>
+                <w:color w:val="000000"/>
+                <w:sz w:val="40"/>
+                <w:szCs w:val="40"/>
+                <w:lang w:bidi="ml-IN"/>
+              </w:rPr>
+              <w:t>zÉÈ</w:t>
+            </w:r>
+            <w:proofErr w:type="spellEnd"/>
+            <w:r>
+              <w:rPr>
+                <w:rFonts w:ascii="BRH Devanagari Extra" w:hAnsi="BRH Devanagari Extra" w:cs="BRH Devanagari Extra"/>
+                <w:color w:val="000000"/>
+                <w:sz w:val="40"/>
+                <w:szCs w:val="40"/>
+                <w:lang w:bidi="ml-IN"/>
+              </w:rPr>
+              <w:t xml:space="preserve"> |</w:t>
             </w:r>
           </w:p>
         </w:tc>
@@ -1451,7 +3114,6 @@
                 <w:sz w:val="28"/>
                 <w:szCs w:val="32"/>
               </w:rPr>
-              <w:lastRenderedPageBreak/>
               <w:t>T.S.</w:t>
             </w:r>
             <w:r>
@@ -1595,6 +3257,7 @@
               </w:rPr>
               <w:t>–</w:t>
             </w:r>
+            <w:proofErr w:type="spellStart"/>
             <w:r>
               <w:rPr>
                 <w:rFonts w:ascii="BRH Devanagari Extra" w:hAnsi="BRH Devanagari Extra" w:cs="BRH Devanagari Extra"/>
@@ -1606,17 +3269,19 @@
               </w:rPr>
               <w:t>lSìÉ</w:t>
             </w:r>
-            <w:r>
-              <w:rPr>
-                <w:rFonts w:ascii="BRH Malayalam Extra" w:hAnsi="BRH Malayalam Extra" w:cs="BRH Devanagari Extra"/>
-                <w:b/>
-                <w:color w:val="000000"/>
-                <w:sz w:val="32"/>
-                <w:szCs w:val="40"/>
-                <w:lang w:bidi="ml-IN"/>
-              </w:rPr>
-              <w:t>–</w:t>
-            </w:r>
+            <w:proofErr w:type="spellEnd"/>
+            <w:r>
+              <w:rPr>
+                <w:rFonts w:ascii="BRH Malayalam Extra" w:hAnsi="BRH Malayalam Extra" w:cs="BRH Devanagari Extra"/>
+                <w:b/>
+                <w:color w:val="000000"/>
+                <w:sz w:val="32"/>
+                <w:szCs w:val="40"/>
+                <w:lang w:bidi="ml-IN"/>
+              </w:rPr>
+              <w:t>–</w:t>
+            </w:r>
+            <w:proofErr w:type="spellStart"/>
             <w:r>
               <w:rPr>
                 <w:rFonts w:ascii="BRH Devanagari Extra" w:hAnsi="BRH Devanagari Extra" w:cs="BRH Devanagari Extra"/>
@@ -1627,6 +3292,7 @@
               </w:rPr>
               <w:t>uÉÉ</w:t>
             </w:r>
+            <w:proofErr w:type="spellEnd"/>
             <w:r>
               <w:rPr>
                 <w:rFonts w:ascii="BRH Malayalam Extra" w:hAnsi="BRH Malayalam Extra" w:cs="BRH Devanagari Extra"/>
@@ -1659,27 +3325,40 @@
               </w:rPr>
               <w:t>–</w:t>
             </w:r>
-            <w:r>
-              <w:rPr>
-                <w:rFonts w:ascii="BRH Devanagari Extra" w:hAnsi="BRH Devanagari Extra" w:cs="BRH Devanagari Extra"/>
-                <w:color w:val="000000"/>
-                <w:sz w:val="40"/>
-                <w:szCs w:val="40"/>
-                <w:lang w:bidi="ml-IN"/>
-              </w:rPr>
-              <w:t>uÉÉå aÉ×þ½iÉå | Lå</w:t>
-            </w:r>
-            <w:r>
-              <w:rPr>
-                <w:rFonts w:ascii="BRH Malayalam Extra" w:hAnsi="BRH Malayalam Extra" w:cs="BRH Devanagari Extra"/>
-                <w:b/>
-                <w:color w:val="000000"/>
-                <w:sz w:val="32"/>
-                <w:szCs w:val="40"/>
-                <w:lang w:bidi="ml-IN"/>
-              </w:rPr>
-              <w:t>–</w:t>
-            </w:r>
+            <w:proofErr w:type="spellStart"/>
+            <w:r>
+              <w:rPr>
+                <w:rFonts w:ascii="BRH Devanagari Extra" w:hAnsi="BRH Devanagari Extra" w:cs="BRH Devanagari Extra"/>
+                <w:color w:val="000000"/>
+                <w:sz w:val="40"/>
+                <w:szCs w:val="40"/>
+                <w:lang w:bidi="ml-IN"/>
+              </w:rPr>
+              <w:t>uÉÉå</w:t>
+            </w:r>
+            <w:proofErr w:type="spellEnd"/>
+            <w:r>
+              <w:rPr>
+                <w:rFonts w:ascii="BRH Devanagari Extra" w:hAnsi="BRH Devanagari Extra" w:cs="BRH Devanagari Extra"/>
+                <w:color w:val="000000"/>
+                <w:sz w:val="40"/>
+                <w:szCs w:val="40"/>
+                <w:lang w:bidi="ml-IN"/>
+              </w:rPr>
+              <w:t xml:space="preserve"> aÉ×þ½iÉå | Lå</w:t>
+            </w:r>
+            <w:r>
+              <w:rPr>
+                <w:rFonts w:ascii="BRH Malayalam Extra" w:hAnsi="BRH Malayalam Extra" w:cs="BRH Devanagari Extra"/>
+                <w:b/>
+                <w:color w:val="000000"/>
+                <w:sz w:val="32"/>
+                <w:szCs w:val="40"/>
+                <w:lang w:bidi="ml-IN"/>
+              </w:rPr>
+              <w:t>–</w:t>
+            </w:r>
+            <w:proofErr w:type="spellStart"/>
             <w:r>
               <w:rPr>
                 <w:rFonts w:ascii="BRH Devanagari Extra" w:hAnsi="BRH Devanagari Extra" w:cs="BRH Devanagari Extra"/>
@@ -1691,17 +3370,19 @@
               </w:rPr>
               <w:t>lSìÉ</w:t>
             </w:r>
-            <w:r>
-              <w:rPr>
-                <w:rFonts w:ascii="BRH Malayalam Extra" w:hAnsi="BRH Malayalam Extra" w:cs="BRH Devanagari Extra"/>
-                <w:b/>
-                <w:color w:val="000000"/>
-                <w:sz w:val="32"/>
-                <w:szCs w:val="40"/>
-                <w:lang w:bidi="ml-IN"/>
-              </w:rPr>
-              <w:t>–</w:t>
-            </w:r>
+            <w:proofErr w:type="spellEnd"/>
+            <w:r>
+              <w:rPr>
+                <w:rFonts w:ascii="BRH Malayalam Extra" w:hAnsi="BRH Malayalam Extra" w:cs="BRH Devanagari Extra"/>
+                <w:b/>
+                <w:color w:val="000000"/>
+                <w:sz w:val="32"/>
+                <w:szCs w:val="40"/>
+                <w:lang w:bidi="ml-IN"/>
+              </w:rPr>
+              <w:t>–</w:t>
+            </w:r>
+            <w:proofErr w:type="spellStart"/>
             <w:r>
               <w:rPr>
                 <w:rFonts w:ascii="BRH Devanagari Extra" w:hAnsi="BRH Devanagari Extra" w:cs="BRH Devanagari Extra"/>
@@ -1712,6 +3393,7 @@
               </w:rPr>
               <w:t>uÉÉ</w:t>
             </w:r>
+            <w:proofErr w:type="spellEnd"/>
             <w:r>
               <w:rPr>
                 <w:rFonts w:ascii="BRH Malayalam Extra" w:hAnsi="BRH Malayalam Extra" w:cs="BRH Devanagari Extra"/>
@@ -1752,8 +3434,42 @@
                 <w:szCs w:val="40"/>
                 <w:lang w:bidi="ml-IN"/>
               </w:rPr>
-              <w:t>uÉ CirÉæÿlSì - uÉÉ</w:t>
-            </w:r>
+              <w:t xml:space="preserve">uÉ </w:t>
+            </w:r>
+            <w:proofErr w:type="spellStart"/>
+            <w:r>
+              <w:rPr>
+                <w:rFonts w:ascii="BRH Devanagari Extra" w:hAnsi="BRH Devanagari Extra" w:cs="BRH Devanagari Extra"/>
+                <w:color w:val="000000"/>
+                <w:sz w:val="40"/>
+                <w:szCs w:val="40"/>
+                <w:lang w:bidi="ml-IN"/>
+              </w:rPr>
+              <w:t>CirÉæÿlSì</w:t>
+            </w:r>
+            <w:proofErr w:type="spellEnd"/>
+            <w:r>
+              <w:rPr>
+                <w:rFonts w:ascii="BRH Devanagari Extra" w:hAnsi="BRH Devanagari Extra" w:cs="BRH Devanagari Extra"/>
+                <w:color w:val="000000"/>
+                <w:sz w:val="40"/>
+                <w:szCs w:val="40"/>
+                <w:lang w:bidi="ml-IN"/>
+              </w:rPr>
+              <w:t xml:space="preserve"> - </w:t>
+            </w:r>
+            <w:proofErr w:type="spellStart"/>
+            <w:r>
+              <w:rPr>
+                <w:rFonts w:ascii="BRH Devanagari Extra" w:hAnsi="BRH Devanagari Extra" w:cs="BRH Devanagari Extra"/>
+                <w:color w:val="000000"/>
+                <w:sz w:val="40"/>
+                <w:szCs w:val="40"/>
+                <w:lang w:bidi="ml-IN"/>
+              </w:rPr>
+              <w:t>uÉÉ</w:t>
+            </w:r>
+            <w:proofErr w:type="spellEnd"/>
             <w:r>
               <w:rPr>
                 <w:rFonts w:ascii="BRH Malayalam Extra" w:hAnsi="BRH Malayalam Extra" w:cs="BRH Devanagari Extra"/>
@@ -1786,15 +3502,27 @@
               </w:rPr>
               <w:t>–</w:t>
             </w:r>
-            <w:r>
-              <w:rPr>
-                <w:rFonts w:ascii="BRH Devanagari Extra" w:hAnsi="BRH Devanagari Extra" w:cs="BRH Devanagari Extra"/>
-                <w:color w:val="000000"/>
-                <w:sz w:val="40"/>
-                <w:szCs w:val="40"/>
-                <w:lang w:bidi="ml-IN"/>
-              </w:rPr>
-              <w:t>uÉÈ |</w:t>
+            <w:proofErr w:type="spellStart"/>
+            <w:r>
+              <w:rPr>
+                <w:rFonts w:ascii="BRH Devanagari Extra" w:hAnsi="BRH Devanagari Extra" w:cs="BRH Devanagari Extra"/>
+                <w:color w:val="000000"/>
+                <w:sz w:val="40"/>
+                <w:szCs w:val="40"/>
+                <w:lang w:bidi="ml-IN"/>
+              </w:rPr>
+              <w:t>uÉÈ</w:t>
+            </w:r>
+            <w:proofErr w:type="spellEnd"/>
+            <w:r>
+              <w:rPr>
+                <w:rFonts w:ascii="BRH Devanagari Extra" w:hAnsi="BRH Devanagari Extra" w:cs="BRH Devanagari Extra"/>
+                <w:color w:val="000000"/>
+                <w:sz w:val="40"/>
+                <w:szCs w:val="40"/>
+                <w:lang w:bidi="ml-IN"/>
+              </w:rPr>
+              <w:t xml:space="preserve"> |</w:t>
             </w:r>
           </w:p>
         </w:tc>
@@ -1840,6 +3568,7 @@
               </w:rPr>
               <w:t>–</w:t>
             </w:r>
+            <w:proofErr w:type="spellStart"/>
             <w:r>
               <w:rPr>
                 <w:rFonts w:ascii="BRH Devanagari Extra" w:hAnsi="BRH Devanagari Extra" w:cs="BRH Devanagari Extra"/>
@@ -1861,17 +3590,19 @@
               </w:rPr>
               <w:t>ì</w:t>
             </w:r>
-            <w:r>
-              <w:rPr>
-                <w:rFonts w:ascii="BRH Malayalam Extra" w:hAnsi="BRH Malayalam Extra" w:cs="BRH Devanagari Extra"/>
-                <w:b/>
-                <w:color w:val="000000"/>
-                <w:sz w:val="32"/>
-                <w:szCs w:val="40"/>
-                <w:lang w:bidi="ml-IN"/>
-              </w:rPr>
-              <w:t>–</w:t>
-            </w:r>
+            <w:proofErr w:type="spellEnd"/>
+            <w:r>
+              <w:rPr>
+                <w:rFonts w:ascii="BRH Malayalam Extra" w:hAnsi="BRH Malayalam Extra" w:cs="BRH Devanagari Extra"/>
+                <w:b/>
+                <w:color w:val="000000"/>
+                <w:sz w:val="32"/>
+                <w:szCs w:val="40"/>
+                <w:lang w:bidi="ml-IN"/>
+              </w:rPr>
+              <w:t>–</w:t>
+            </w:r>
+            <w:proofErr w:type="spellStart"/>
             <w:r>
               <w:rPr>
                 <w:rFonts w:ascii="BRH Devanagari Extra" w:hAnsi="BRH Devanagari Extra" w:cs="BRH Devanagari Extra"/>
@@ -1882,6 +3613,7 @@
               </w:rPr>
               <w:t>uÉÉ</w:t>
             </w:r>
+            <w:proofErr w:type="spellEnd"/>
             <w:r>
               <w:rPr>
                 <w:rFonts w:ascii="BRH Malayalam Extra" w:hAnsi="BRH Malayalam Extra" w:cs="BRH Devanagari Extra"/>
@@ -1914,27 +3646,40 @@
               </w:rPr>
               <w:t>–</w:t>
             </w:r>
-            <w:r>
-              <w:rPr>
-                <w:rFonts w:ascii="BRH Devanagari Extra" w:hAnsi="BRH Devanagari Extra" w:cs="BRH Devanagari Extra"/>
-                <w:color w:val="000000"/>
-                <w:sz w:val="40"/>
-                <w:szCs w:val="40"/>
-                <w:lang w:bidi="ml-IN"/>
-              </w:rPr>
-              <w:t>uÉÉå aÉ×þ½iÉå | Lå</w:t>
-            </w:r>
-            <w:r>
-              <w:rPr>
-                <w:rFonts w:ascii="BRH Malayalam Extra" w:hAnsi="BRH Malayalam Extra" w:cs="BRH Devanagari Extra"/>
-                <w:b/>
-                <w:color w:val="000000"/>
-                <w:sz w:val="32"/>
-                <w:szCs w:val="40"/>
-                <w:lang w:bidi="ml-IN"/>
-              </w:rPr>
-              <w:t>–</w:t>
-            </w:r>
+            <w:proofErr w:type="spellStart"/>
+            <w:r>
+              <w:rPr>
+                <w:rFonts w:ascii="BRH Devanagari Extra" w:hAnsi="BRH Devanagari Extra" w:cs="BRH Devanagari Extra"/>
+                <w:color w:val="000000"/>
+                <w:sz w:val="40"/>
+                <w:szCs w:val="40"/>
+                <w:lang w:bidi="ml-IN"/>
+              </w:rPr>
+              <w:t>uÉÉå</w:t>
+            </w:r>
+            <w:proofErr w:type="spellEnd"/>
+            <w:r>
+              <w:rPr>
+                <w:rFonts w:ascii="BRH Devanagari Extra" w:hAnsi="BRH Devanagari Extra" w:cs="BRH Devanagari Extra"/>
+                <w:color w:val="000000"/>
+                <w:sz w:val="40"/>
+                <w:szCs w:val="40"/>
+                <w:lang w:bidi="ml-IN"/>
+              </w:rPr>
+              <w:t xml:space="preserve"> aÉ×þ½iÉå | Lå</w:t>
+            </w:r>
+            <w:r>
+              <w:rPr>
+                <w:rFonts w:ascii="BRH Malayalam Extra" w:hAnsi="BRH Malayalam Extra" w:cs="BRH Devanagari Extra"/>
+                <w:b/>
+                <w:color w:val="000000"/>
+                <w:sz w:val="32"/>
+                <w:szCs w:val="40"/>
+                <w:lang w:bidi="ml-IN"/>
+              </w:rPr>
+              <w:t>–</w:t>
+            </w:r>
+            <w:proofErr w:type="spellStart"/>
             <w:r>
               <w:rPr>
                 <w:rFonts w:ascii="BRH Devanagari Extra" w:hAnsi="BRH Devanagari Extra" w:cs="BRH Devanagari Extra"/>
@@ -1956,17 +3701,19 @@
               </w:rPr>
               <w:t>ì</w:t>
             </w:r>
-            <w:r>
-              <w:rPr>
-                <w:rFonts w:ascii="BRH Malayalam Extra" w:hAnsi="BRH Malayalam Extra" w:cs="BRH Devanagari Extra"/>
-                <w:b/>
-                <w:color w:val="000000"/>
-                <w:sz w:val="32"/>
-                <w:szCs w:val="40"/>
-                <w:lang w:bidi="ml-IN"/>
-              </w:rPr>
-              <w:t>–</w:t>
-            </w:r>
+            <w:proofErr w:type="spellEnd"/>
+            <w:r>
+              <w:rPr>
+                <w:rFonts w:ascii="BRH Malayalam Extra" w:hAnsi="BRH Malayalam Extra" w:cs="BRH Devanagari Extra"/>
+                <w:b/>
+                <w:color w:val="000000"/>
+                <w:sz w:val="32"/>
+                <w:szCs w:val="40"/>
+                <w:lang w:bidi="ml-IN"/>
+              </w:rPr>
+              <w:t>–</w:t>
+            </w:r>
+            <w:proofErr w:type="spellStart"/>
             <w:r>
               <w:rPr>
                 <w:rFonts w:ascii="BRH Devanagari Extra" w:hAnsi="BRH Devanagari Extra" w:cs="BRH Devanagari Extra"/>
@@ -1977,6 +3724,7 @@
               </w:rPr>
               <w:t>uÉÉ</w:t>
             </w:r>
+            <w:proofErr w:type="spellEnd"/>
             <w:r>
               <w:rPr>
                 <w:rFonts w:ascii="BRH Malayalam Extra" w:hAnsi="BRH Malayalam Extra" w:cs="BRH Devanagari Extra"/>
@@ -2017,8 +3765,42 @@
                 <w:szCs w:val="40"/>
                 <w:lang w:bidi="ml-IN"/>
               </w:rPr>
-              <w:t>uÉ CirÉæÿlSì - uÉÉ</w:t>
-            </w:r>
+              <w:t xml:space="preserve">uÉ </w:t>
+            </w:r>
+            <w:proofErr w:type="spellStart"/>
+            <w:r>
+              <w:rPr>
+                <w:rFonts w:ascii="BRH Devanagari Extra" w:hAnsi="BRH Devanagari Extra" w:cs="BRH Devanagari Extra"/>
+                <w:color w:val="000000"/>
+                <w:sz w:val="40"/>
+                <w:szCs w:val="40"/>
+                <w:lang w:bidi="ml-IN"/>
+              </w:rPr>
+              <w:t>CirÉæÿlSì</w:t>
+            </w:r>
+            <w:proofErr w:type="spellEnd"/>
+            <w:r>
+              <w:rPr>
+                <w:rFonts w:ascii="BRH Devanagari Extra" w:hAnsi="BRH Devanagari Extra" w:cs="BRH Devanagari Extra"/>
+                <w:color w:val="000000"/>
+                <w:sz w:val="40"/>
+                <w:szCs w:val="40"/>
+                <w:lang w:bidi="ml-IN"/>
+              </w:rPr>
+              <w:t xml:space="preserve"> - </w:t>
+            </w:r>
+            <w:proofErr w:type="spellStart"/>
+            <w:r>
+              <w:rPr>
+                <w:rFonts w:ascii="BRH Devanagari Extra" w:hAnsi="BRH Devanagari Extra" w:cs="BRH Devanagari Extra"/>
+                <w:color w:val="000000"/>
+                <w:sz w:val="40"/>
+                <w:szCs w:val="40"/>
+                <w:lang w:bidi="ml-IN"/>
+              </w:rPr>
+              <w:t>uÉÉ</w:t>
+            </w:r>
+            <w:proofErr w:type="spellEnd"/>
             <w:r>
               <w:rPr>
                 <w:rFonts w:ascii="BRH Malayalam Extra" w:hAnsi="BRH Malayalam Extra" w:cs="BRH Devanagari Extra"/>
@@ -2051,15 +3833,27 @@
               </w:rPr>
               <w:t>–</w:t>
             </w:r>
-            <w:r>
-              <w:rPr>
-                <w:rFonts w:ascii="BRH Devanagari Extra" w:hAnsi="BRH Devanagari Extra" w:cs="BRH Devanagari Extra"/>
-                <w:color w:val="000000"/>
-                <w:sz w:val="40"/>
-                <w:szCs w:val="40"/>
-                <w:lang w:bidi="ml-IN"/>
-              </w:rPr>
-              <w:t>uÉÈ |</w:t>
+            <w:proofErr w:type="spellStart"/>
+            <w:r>
+              <w:rPr>
+                <w:rFonts w:ascii="BRH Devanagari Extra" w:hAnsi="BRH Devanagari Extra" w:cs="BRH Devanagari Extra"/>
+                <w:color w:val="000000"/>
+                <w:sz w:val="40"/>
+                <w:szCs w:val="40"/>
+                <w:lang w:bidi="ml-IN"/>
+              </w:rPr>
+              <w:t>uÉÈ</w:t>
+            </w:r>
+            <w:proofErr w:type="spellEnd"/>
+            <w:r>
+              <w:rPr>
+                <w:rFonts w:ascii="BRH Devanagari Extra" w:hAnsi="BRH Devanagari Extra" w:cs="BRH Devanagari Extra"/>
+                <w:color w:val="000000"/>
+                <w:sz w:val="40"/>
+                <w:szCs w:val="40"/>
+                <w:lang w:bidi="ml-IN"/>
+              </w:rPr>
+              <w:t xml:space="preserve"> |</w:t>
             </w:r>
           </w:p>
         </w:tc>
@@ -2363,6 +4157,7 @@
                 <w:sz w:val="28"/>
                 <w:szCs w:val="32"/>
               </w:rPr>
+              <w:lastRenderedPageBreak/>
               <w:t>T.S.</w:t>
             </w:r>
             <w:r>
@@ -2522,6 +4317,7 @@
               </w:rPr>
               <w:t>–</w:t>
             </w:r>
+            <w:proofErr w:type="spellStart"/>
             <w:r>
               <w:rPr>
                 <w:rFonts w:ascii="BRH Devanagari Extra" w:hAnsi="BRH Devanagari Extra" w:cs="BRH Devanagari Extra"/>
@@ -2532,17 +4328,19 @@
               </w:rPr>
               <w:t>SèU</w:t>
             </w:r>
-            <w:r>
-              <w:rPr>
-                <w:rFonts w:ascii="BRH Malayalam Extra" w:hAnsi="BRH Malayalam Extra" w:cs="BRH Devanagari Extra"/>
-                <w:b/>
-                <w:color w:val="000000"/>
-                <w:sz w:val="32"/>
-                <w:szCs w:val="40"/>
-                <w:lang w:bidi="ml-IN"/>
-              </w:rPr>
-              <w:t>–</w:t>
-            </w:r>
+            <w:proofErr w:type="spellEnd"/>
+            <w:r>
+              <w:rPr>
+                <w:rFonts w:ascii="BRH Malayalam Extra" w:hAnsi="BRH Malayalam Extra" w:cs="BRH Devanagari Extra"/>
+                <w:b/>
+                <w:color w:val="000000"/>
+                <w:sz w:val="32"/>
+                <w:szCs w:val="40"/>
+                <w:lang w:bidi="ml-IN"/>
+              </w:rPr>
+              <w:t>–</w:t>
+            </w:r>
+            <w:proofErr w:type="spellStart"/>
             <w:r>
               <w:rPr>
                 <w:rFonts w:ascii="BRH Devanagari Extra" w:hAnsi="BRH Devanagari Extra" w:cs="BRH Devanagari Extra"/>
@@ -2564,17 +4362,19 @@
               </w:rPr>
               <w:t>liÉ</w:t>
             </w:r>
-            <w:r>
-              <w:rPr>
-                <w:rFonts w:ascii="BRH Malayalam Extra" w:hAnsi="BRH Malayalam Extra" w:cs="BRH Devanagari Extra"/>
-                <w:b/>
-                <w:color w:val="000000"/>
-                <w:sz w:val="32"/>
-                <w:szCs w:val="40"/>
-                <w:lang w:bidi="ml-IN"/>
-              </w:rPr>
-              <w:t>–</w:t>
-            </w:r>
+            <w:proofErr w:type="spellEnd"/>
+            <w:r>
+              <w:rPr>
+                <w:rFonts w:ascii="BRH Malayalam Extra" w:hAnsi="BRH Malayalam Extra" w:cs="BRH Devanagari Extra"/>
+                <w:b/>
+                <w:color w:val="000000"/>
+                <w:sz w:val="32"/>
+                <w:szCs w:val="40"/>
+                <w:lang w:bidi="ml-IN"/>
+              </w:rPr>
+              <w:t>–</w:t>
+            </w:r>
+            <w:proofErr w:type="spellStart"/>
             <w:r>
               <w:rPr>
                 <w:rFonts w:ascii="BRH Devanagari Extra" w:hAnsi="BRH Devanagari Extra" w:cs="BRH Devanagari Extra"/>
@@ -2585,26 +4385,39 @@
               </w:rPr>
               <w:t>UÉprÉÉ</w:t>
             </w:r>
-            <w:r>
-              <w:rPr>
-                <w:rFonts w:ascii="BRH Malayalam Extra" w:hAnsi="BRH Malayalam Extra" w:cs="BRH Devanagari Extra"/>
-                <w:b/>
-                <w:color w:val="000000"/>
-                <w:sz w:val="32"/>
-                <w:szCs w:val="40"/>
-                <w:lang w:bidi="ml-IN"/>
-              </w:rPr>
-              <w:t>–</w:t>
-            </w:r>
-            <w:r>
-              <w:rPr>
-                <w:rFonts w:ascii="BRH Devanagari Extra" w:hAnsi="BRH Devanagari Extra" w:cs="BRH Devanagari Extra"/>
-                <w:color w:val="000000"/>
-                <w:sz w:val="40"/>
-                <w:szCs w:val="40"/>
-                <w:lang w:bidi="ml-IN"/>
-              </w:rPr>
-              <w:t xml:space="preserve">ÍqÉÌiÉþ </w:t>
+            <w:proofErr w:type="spellEnd"/>
+            <w:r>
+              <w:rPr>
+                <w:rFonts w:ascii="BRH Malayalam Extra" w:hAnsi="BRH Malayalam Extra" w:cs="BRH Devanagari Extra"/>
+                <w:b/>
+                <w:color w:val="000000"/>
+                <w:sz w:val="32"/>
+                <w:szCs w:val="40"/>
+                <w:lang w:bidi="ml-IN"/>
+              </w:rPr>
+              <w:t>–</w:t>
+            </w:r>
+            <w:proofErr w:type="spellStart"/>
+            <w:r>
+              <w:rPr>
+                <w:rFonts w:ascii="BRH Devanagari Extra" w:hAnsi="BRH Devanagari Extra" w:cs="BRH Devanagari Extra"/>
+                <w:color w:val="000000"/>
+                <w:sz w:val="40"/>
+                <w:szCs w:val="40"/>
+                <w:lang w:bidi="ml-IN"/>
+              </w:rPr>
+              <w:t>ÍqÉÌiÉþ</w:t>
+            </w:r>
+            <w:proofErr w:type="spellEnd"/>
+            <w:r>
+              <w:rPr>
+                <w:rFonts w:ascii="BRH Devanagari Extra" w:hAnsi="BRH Devanagari Extra" w:cs="BRH Devanagari Extra"/>
+                <w:color w:val="000000"/>
+                <w:sz w:val="40"/>
+                <w:szCs w:val="40"/>
+                <w:lang w:bidi="ml-IN"/>
+              </w:rPr>
+              <w:t xml:space="preserve"> </w:t>
             </w:r>
           </w:p>
           <w:p>
@@ -2618,15 +4431,27 @@
                 <w:lang w:val="en-IN" w:eastAsia="en-IN" w:bidi="ml-IN"/>
               </w:rPr>
             </w:pPr>
-            <w:r>
-              <w:rPr>
-                <w:rFonts w:ascii="BRH Devanagari Extra" w:hAnsi="BRH Devanagari Extra" w:cs="BRH Devanagari Extra"/>
-                <w:color w:val="000000"/>
-                <w:sz w:val="40"/>
-                <w:szCs w:val="40"/>
-                <w:lang w:bidi="ml-IN"/>
-              </w:rPr>
-              <w:t>oÉ×WûiÉç - U</w:t>
+            <w:proofErr w:type="spellStart"/>
+            <w:r>
+              <w:rPr>
+                <w:rFonts w:ascii="BRH Devanagari Extra" w:hAnsi="BRH Devanagari Extra" w:cs="BRH Devanagari Extra"/>
+                <w:color w:val="000000"/>
+                <w:sz w:val="40"/>
+                <w:szCs w:val="40"/>
+                <w:lang w:bidi="ml-IN"/>
+              </w:rPr>
+              <w:t>oÉ×WûiÉç</w:t>
+            </w:r>
+            <w:proofErr w:type="spellEnd"/>
+            <w:r>
+              <w:rPr>
+                <w:rFonts w:ascii="BRH Devanagari Extra" w:hAnsi="BRH Devanagari Extra" w:cs="BRH Devanagari Extra"/>
+                <w:color w:val="000000"/>
+                <w:sz w:val="40"/>
+                <w:szCs w:val="40"/>
+                <w:lang w:bidi="ml-IN"/>
+              </w:rPr>
+              <w:t xml:space="preserve"> - U</w:t>
             </w:r>
             <w:r>
               <w:rPr>
@@ -2660,6 +4485,7 @@
               </w:rPr>
               <w:t>–</w:t>
             </w:r>
+            <w:proofErr w:type="spellStart"/>
             <w:r>
               <w:rPr>
                 <w:rFonts w:ascii="BRH Devanagari Extra" w:hAnsi="BRH Devanagari Extra" w:cs="BRH Devanagari Extra"/>
@@ -2670,26 +4496,39 @@
               </w:rPr>
               <w:t>liÉ</w:t>
             </w:r>
-            <w:r>
-              <w:rPr>
-                <w:rFonts w:ascii="BRH Malayalam Extra" w:hAnsi="BRH Malayalam Extra" w:cs="BRH Devanagari Extra"/>
-                <w:b/>
-                <w:color w:val="000000"/>
-                <w:sz w:val="32"/>
-                <w:szCs w:val="40"/>
-                <w:lang w:bidi="ml-IN"/>
-              </w:rPr>
-              <w:t>–</w:t>
-            </w:r>
-            <w:r>
-              <w:rPr>
-                <w:rFonts w:ascii="BRH Devanagari Extra" w:hAnsi="BRH Devanagari Extra" w:cs="BRH Devanagari Extra"/>
-                <w:color w:val="000000"/>
-                <w:sz w:val="40"/>
-                <w:szCs w:val="40"/>
-                <w:lang w:bidi="ml-IN"/>
-              </w:rPr>
-              <w:t>UÉprÉÉÿqÉç |</w:t>
+            <w:proofErr w:type="spellEnd"/>
+            <w:r>
+              <w:rPr>
+                <w:rFonts w:ascii="BRH Malayalam Extra" w:hAnsi="BRH Malayalam Extra" w:cs="BRH Devanagari Extra"/>
+                <w:b/>
+                <w:color w:val="000000"/>
+                <w:sz w:val="32"/>
+                <w:szCs w:val="40"/>
+                <w:lang w:bidi="ml-IN"/>
+              </w:rPr>
+              <w:t>–</w:t>
+            </w:r>
+            <w:proofErr w:type="spellStart"/>
+            <w:r>
+              <w:rPr>
+                <w:rFonts w:ascii="BRH Devanagari Extra" w:hAnsi="BRH Devanagari Extra" w:cs="BRH Devanagari Extra"/>
+                <w:color w:val="000000"/>
+                <w:sz w:val="40"/>
+                <w:szCs w:val="40"/>
+                <w:lang w:bidi="ml-IN"/>
+              </w:rPr>
+              <w:t>UÉprÉÉÿqÉç</w:t>
+            </w:r>
+            <w:proofErr w:type="spellEnd"/>
+            <w:r>
+              <w:rPr>
+                <w:rFonts w:ascii="BRH Devanagari Extra" w:hAnsi="BRH Devanagari Extra" w:cs="BRH Devanagari Extra"/>
+                <w:color w:val="000000"/>
+                <w:sz w:val="40"/>
+                <w:szCs w:val="40"/>
+                <w:lang w:bidi="ml-IN"/>
+              </w:rPr>
+              <w:t xml:space="preserve"> |</w:t>
             </w:r>
           </w:p>
         </w:tc>
@@ -2750,6 +4589,7 @@
               </w:rPr>
               <w:t>–</w:t>
             </w:r>
+            <w:proofErr w:type="spellStart"/>
             <w:r>
               <w:rPr>
                 <w:rFonts w:ascii="BRH Devanagari Extra" w:hAnsi="BRH Devanagari Extra" w:cs="BRH Devanagari Extra"/>
@@ -2760,6 +4600,7 @@
               </w:rPr>
               <w:t>SèU</w:t>
             </w:r>
+            <w:proofErr w:type="spellEnd"/>
             <w:r>
               <w:rPr>
                 <w:rFonts w:ascii="BRH Malayalam Extra" w:hAnsi="BRH Malayalam Extra" w:cs="BRH Devanagari Extra"/>
@@ -2793,6 +4634,7 @@
               </w:rPr>
               <w:t>–</w:t>
             </w:r>
+            <w:proofErr w:type="spellStart"/>
             <w:r>
               <w:rPr>
                 <w:rFonts w:ascii="BRH Devanagari Extra" w:hAnsi="BRH Devanagari Extra" w:cs="BRH Devanagari Extra"/>
@@ -2803,17 +4645,19 @@
               </w:rPr>
               <w:t>liÉ</w:t>
             </w:r>
-            <w:r>
-              <w:rPr>
-                <w:rFonts w:ascii="BRH Malayalam Extra" w:hAnsi="BRH Malayalam Extra" w:cs="BRH Devanagari Extra"/>
-                <w:b/>
-                <w:color w:val="000000"/>
-                <w:sz w:val="32"/>
-                <w:szCs w:val="40"/>
-                <w:lang w:bidi="ml-IN"/>
-              </w:rPr>
-              <w:t>–</w:t>
-            </w:r>
+            <w:proofErr w:type="spellEnd"/>
+            <w:r>
+              <w:rPr>
+                <w:rFonts w:ascii="BRH Malayalam Extra" w:hAnsi="BRH Malayalam Extra" w:cs="BRH Devanagari Extra"/>
+                <w:b/>
+                <w:color w:val="000000"/>
+                <w:sz w:val="32"/>
+                <w:szCs w:val="40"/>
+                <w:lang w:bidi="ml-IN"/>
+              </w:rPr>
+              <w:t>–</w:t>
+            </w:r>
+            <w:proofErr w:type="spellStart"/>
             <w:r>
               <w:rPr>
                 <w:rFonts w:ascii="BRH Devanagari Extra" w:hAnsi="BRH Devanagari Extra" w:cs="BRH Devanagari Extra"/>
@@ -2824,26 +4668,39 @@
               </w:rPr>
               <w:t>UÉprÉÉ</w:t>
             </w:r>
-            <w:r>
-              <w:rPr>
-                <w:rFonts w:ascii="BRH Malayalam Extra" w:hAnsi="BRH Malayalam Extra" w:cs="BRH Devanagari Extra"/>
-                <w:b/>
-                <w:color w:val="000000"/>
-                <w:sz w:val="32"/>
-                <w:szCs w:val="40"/>
-                <w:lang w:bidi="ml-IN"/>
-              </w:rPr>
-              <w:t>–</w:t>
-            </w:r>
-            <w:r>
-              <w:rPr>
-                <w:rFonts w:ascii="BRH Devanagari Extra" w:hAnsi="BRH Devanagari Extra" w:cs="BRH Devanagari Extra"/>
-                <w:color w:val="000000"/>
-                <w:sz w:val="40"/>
-                <w:szCs w:val="40"/>
-                <w:lang w:bidi="ml-IN"/>
-              </w:rPr>
-              <w:t xml:space="preserve">ÍqÉÌiÉþ </w:t>
+            <w:proofErr w:type="spellEnd"/>
+            <w:r>
+              <w:rPr>
+                <w:rFonts w:ascii="BRH Malayalam Extra" w:hAnsi="BRH Malayalam Extra" w:cs="BRH Devanagari Extra"/>
+                <w:b/>
+                <w:color w:val="000000"/>
+                <w:sz w:val="32"/>
+                <w:szCs w:val="40"/>
+                <w:lang w:bidi="ml-IN"/>
+              </w:rPr>
+              <w:t>–</w:t>
+            </w:r>
+            <w:proofErr w:type="spellStart"/>
+            <w:r>
+              <w:rPr>
+                <w:rFonts w:ascii="BRH Devanagari Extra" w:hAnsi="BRH Devanagari Extra" w:cs="BRH Devanagari Extra"/>
+                <w:color w:val="000000"/>
+                <w:sz w:val="40"/>
+                <w:szCs w:val="40"/>
+                <w:lang w:bidi="ml-IN"/>
+              </w:rPr>
+              <w:t>ÍqÉÌiÉþ</w:t>
+            </w:r>
+            <w:proofErr w:type="spellEnd"/>
+            <w:r>
+              <w:rPr>
+                <w:rFonts w:ascii="BRH Devanagari Extra" w:hAnsi="BRH Devanagari Extra" w:cs="BRH Devanagari Extra"/>
+                <w:color w:val="000000"/>
+                <w:sz w:val="40"/>
+                <w:szCs w:val="40"/>
+                <w:lang w:bidi="ml-IN"/>
+              </w:rPr>
+              <w:t xml:space="preserve"> </w:t>
             </w:r>
           </w:p>
           <w:p>
@@ -2857,15 +4714,27 @@
                 <w:lang w:val="en-IN" w:eastAsia="en-IN" w:bidi="ml-IN"/>
               </w:rPr>
             </w:pPr>
-            <w:r>
-              <w:rPr>
-                <w:rFonts w:ascii="BRH Devanagari Extra" w:hAnsi="BRH Devanagari Extra" w:cs="BRH Devanagari Extra"/>
-                <w:color w:val="000000"/>
-                <w:sz w:val="40"/>
-                <w:szCs w:val="40"/>
-                <w:lang w:bidi="ml-IN"/>
-              </w:rPr>
-              <w:t>oÉ×WûiÉç - U</w:t>
+            <w:proofErr w:type="spellStart"/>
+            <w:r>
+              <w:rPr>
+                <w:rFonts w:ascii="BRH Devanagari Extra" w:hAnsi="BRH Devanagari Extra" w:cs="BRH Devanagari Extra"/>
+                <w:color w:val="000000"/>
+                <w:sz w:val="40"/>
+                <w:szCs w:val="40"/>
+                <w:lang w:bidi="ml-IN"/>
+              </w:rPr>
+              <w:t>oÉ×WûiÉç</w:t>
+            </w:r>
+            <w:proofErr w:type="spellEnd"/>
+            <w:r>
+              <w:rPr>
+                <w:rFonts w:ascii="BRH Devanagari Extra" w:hAnsi="BRH Devanagari Extra" w:cs="BRH Devanagari Extra"/>
+                <w:color w:val="000000"/>
+                <w:sz w:val="40"/>
+                <w:szCs w:val="40"/>
+                <w:lang w:bidi="ml-IN"/>
+              </w:rPr>
+              <w:t xml:space="preserve"> - U</w:t>
             </w:r>
             <w:r>
               <w:rPr>
@@ -2899,6 +4768,7 @@
               </w:rPr>
               <w:t>–</w:t>
             </w:r>
+            <w:proofErr w:type="spellStart"/>
             <w:r>
               <w:rPr>
                 <w:rFonts w:ascii="BRH Devanagari Extra" w:hAnsi="BRH Devanagari Extra" w:cs="BRH Devanagari Extra"/>
@@ -2909,26 +4779,39 @@
               </w:rPr>
               <w:t>liÉ</w:t>
             </w:r>
-            <w:r>
-              <w:rPr>
-                <w:rFonts w:ascii="BRH Malayalam Extra" w:hAnsi="BRH Malayalam Extra" w:cs="BRH Devanagari Extra"/>
-                <w:b/>
-                <w:color w:val="000000"/>
-                <w:sz w:val="32"/>
-                <w:szCs w:val="40"/>
-                <w:lang w:bidi="ml-IN"/>
-              </w:rPr>
-              <w:t>–</w:t>
-            </w:r>
-            <w:r>
-              <w:rPr>
-                <w:rFonts w:ascii="BRH Devanagari Extra" w:hAnsi="BRH Devanagari Extra" w:cs="BRH Devanagari Extra"/>
-                <w:color w:val="000000"/>
-                <w:sz w:val="40"/>
-                <w:szCs w:val="40"/>
-                <w:lang w:bidi="ml-IN"/>
-              </w:rPr>
-              <w:t>UÉprÉÉÿqÉç |</w:t>
+            <w:proofErr w:type="spellEnd"/>
+            <w:r>
+              <w:rPr>
+                <w:rFonts w:ascii="BRH Malayalam Extra" w:hAnsi="BRH Malayalam Extra" w:cs="BRH Devanagari Extra"/>
+                <w:b/>
+                <w:color w:val="000000"/>
+                <w:sz w:val="32"/>
+                <w:szCs w:val="40"/>
+                <w:lang w:bidi="ml-IN"/>
+              </w:rPr>
+              <w:t>–</w:t>
+            </w:r>
+            <w:proofErr w:type="spellStart"/>
+            <w:r>
+              <w:rPr>
+                <w:rFonts w:ascii="BRH Devanagari Extra" w:hAnsi="BRH Devanagari Extra" w:cs="BRH Devanagari Extra"/>
+                <w:color w:val="000000"/>
+                <w:sz w:val="40"/>
+                <w:szCs w:val="40"/>
+                <w:lang w:bidi="ml-IN"/>
+              </w:rPr>
+              <w:t>UÉprÉÉÿqÉç</w:t>
+            </w:r>
+            <w:proofErr w:type="spellEnd"/>
+            <w:r>
+              <w:rPr>
+                <w:rFonts w:ascii="BRH Devanagari Extra" w:hAnsi="BRH Devanagari Extra" w:cs="BRH Devanagari Extra"/>
+                <w:color w:val="000000"/>
+                <w:sz w:val="40"/>
+                <w:szCs w:val="40"/>
+                <w:lang w:bidi="ml-IN"/>
+              </w:rPr>
+              <w:t xml:space="preserve"> |</w:t>
             </w:r>
           </w:p>
           <w:p>
@@ -3111,6 +4994,7 @@
               </w:rPr>
               <w:t>–</w:t>
             </w:r>
+            <w:proofErr w:type="spellStart"/>
             <w:r>
               <w:rPr>
                 <w:rFonts w:ascii="BRH Devanagari Extra" w:hAnsi="BRH Devanagari Extra" w:cs="BRH Devanagari Extra"/>
@@ -3121,26 +5005,50 @@
               </w:rPr>
               <w:t>liÉ</w:t>
             </w:r>
-            <w:r>
-              <w:rPr>
-                <w:rFonts w:ascii="BRH Malayalam Extra" w:hAnsi="BRH Malayalam Extra" w:cs="BRH Devanagari Extra"/>
-                <w:b/>
-                <w:color w:val="000000"/>
-                <w:sz w:val="32"/>
-                <w:szCs w:val="40"/>
-                <w:lang w:bidi="ml-IN"/>
-              </w:rPr>
-              <w:t>–</w:t>
-            </w:r>
-            <w:r>
-              <w:rPr>
-                <w:rFonts w:ascii="BRH Devanagari Extra" w:hAnsi="BRH Devanagari Extra" w:cs="BRH Devanagari Extra"/>
-                <w:color w:val="000000"/>
-                <w:sz w:val="40"/>
-                <w:szCs w:val="40"/>
-                <w:lang w:bidi="ml-IN"/>
-              </w:rPr>
-              <w:t>UÍqÉÌiÉþ U</w:t>
+            <w:proofErr w:type="spellEnd"/>
+            <w:r>
+              <w:rPr>
+                <w:rFonts w:ascii="BRH Malayalam Extra" w:hAnsi="BRH Malayalam Extra" w:cs="BRH Devanagari Extra"/>
+                <w:b/>
+                <w:color w:val="000000"/>
+                <w:sz w:val="32"/>
+                <w:szCs w:val="40"/>
+                <w:lang w:bidi="ml-IN"/>
+              </w:rPr>
+              <w:t>–</w:t>
+            </w:r>
+            <w:proofErr w:type="spellStart"/>
+            <w:r>
+              <w:rPr>
+                <w:rFonts w:ascii="BRH Devanagari Extra" w:hAnsi="BRH Devanagari Extra" w:cs="BRH Devanagari Extra"/>
+                <w:color w:val="000000"/>
+                <w:sz w:val="40"/>
+                <w:szCs w:val="40"/>
+                <w:lang w:bidi="ml-IN"/>
+              </w:rPr>
+              <w:t>UÍqÉÌiÉþ</w:t>
+            </w:r>
+            <w:proofErr w:type="spellEnd"/>
+            <w:r>
+              <w:rPr>
+                <w:rFonts w:ascii="BRH Devanagari Extra" w:hAnsi="BRH Devanagari Extra" w:cs="BRH Devanagari Extra"/>
+                <w:color w:val="000000"/>
+                <w:sz w:val="40"/>
+                <w:szCs w:val="40"/>
+                <w:lang w:bidi="ml-IN"/>
+              </w:rPr>
+              <w:t xml:space="preserve"> </w:t>
+            </w:r>
+            <w:proofErr w:type="spellStart"/>
+            <w:r>
+              <w:rPr>
+                <w:rFonts w:ascii="BRH Devanagari Extra" w:hAnsi="BRH Devanagari Extra" w:cs="BRH Devanagari Extra"/>
+                <w:color w:val="000000"/>
+                <w:sz w:val="40"/>
+                <w:szCs w:val="40"/>
+                <w:lang w:bidi="ml-IN"/>
+              </w:rPr>
+              <w:t>U</w:t>
             </w:r>
             <w:r>
               <w:rPr>
@@ -3153,6 +5061,7 @@
               </w:rPr>
               <w:t>jÉ</w:t>
             </w:r>
+            <w:proofErr w:type="spellEnd"/>
             <w:r>
               <w:rPr>
                 <w:rFonts w:ascii="BRH Devanagari Extra" w:hAnsi="BRH Devanagari Extra" w:cs="BRH Devanagari Extra"/>
@@ -3174,15 +5083,27 @@
               </w:rPr>
               <w:t>–</w:t>
             </w:r>
-            <w:r>
-              <w:rPr>
-                <w:rFonts w:ascii="BRH Devanagari Extra" w:hAnsi="BRH Devanagari Extra" w:cs="BRH Devanagari Extra"/>
-                <w:color w:val="000000"/>
-                <w:sz w:val="40"/>
-                <w:szCs w:val="40"/>
-                <w:lang w:bidi="ml-IN"/>
-              </w:rPr>
-              <w:t>UqÉç |</w:t>
+            <w:proofErr w:type="spellStart"/>
+            <w:r>
+              <w:rPr>
+                <w:rFonts w:ascii="BRH Devanagari Extra" w:hAnsi="BRH Devanagari Extra" w:cs="BRH Devanagari Extra"/>
+                <w:color w:val="000000"/>
+                <w:sz w:val="40"/>
+                <w:szCs w:val="40"/>
+                <w:lang w:bidi="ml-IN"/>
+              </w:rPr>
+              <w:t>UqÉç</w:t>
+            </w:r>
+            <w:proofErr w:type="spellEnd"/>
+            <w:r>
+              <w:rPr>
+                <w:rFonts w:ascii="BRH Devanagari Extra" w:hAnsi="BRH Devanagari Extra" w:cs="BRH Devanagari Extra"/>
+                <w:color w:val="000000"/>
+                <w:sz w:val="40"/>
+                <w:szCs w:val="40"/>
+                <w:lang w:bidi="ml-IN"/>
+              </w:rPr>
+              <w:t xml:space="preserve"> |</w:t>
             </w:r>
           </w:p>
         </w:tc>
@@ -3243,6 +5164,7 @@
               </w:rPr>
               <w:t>–</w:t>
             </w:r>
+            <w:proofErr w:type="spellStart"/>
             <w:r>
               <w:rPr>
                 <w:rFonts w:ascii="BRH Devanagari Extra" w:hAnsi="BRH Devanagari Extra" w:cs="BRH Devanagari Extra"/>
@@ -3253,26 +5175,50 @@
               </w:rPr>
               <w:t>liÉ</w:t>
             </w:r>
-            <w:r>
-              <w:rPr>
-                <w:rFonts w:ascii="BRH Malayalam Extra" w:hAnsi="BRH Malayalam Extra" w:cs="BRH Devanagari Extra"/>
-                <w:b/>
-                <w:color w:val="000000"/>
-                <w:sz w:val="32"/>
-                <w:szCs w:val="40"/>
-                <w:lang w:bidi="ml-IN"/>
-              </w:rPr>
-              <w:t>–</w:t>
-            </w:r>
-            <w:r>
-              <w:rPr>
-                <w:rFonts w:ascii="BRH Devanagari Extra" w:hAnsi="BRH Devanagari Extra" w:cs="BRH Devanagari Extra"/>
-                <w:color w:val="000000"/>
-                <w:sz w:val="40"/>
-                <w:szCs w:val="40"/>
-                <w:lang w:bidi="ml-IN"/>
-              </w:rPr>
-              <w:t>UÍqÉÌiÉþ U</w:t>
+            <w:proofErr w:type="spellEnd"/>
+            <w:r>
+              <w:rPr>
+                <w:rFonts w:ascii="BRH Malayalam Extra" w:hAnsi="BRH Malayalam Extra" w:cs="BRH Devanagari Extra"/>
+                <w:b/>
+                <w:color w:val="000000"/>
+                <w:sz w:val="32"/>
+                <w:szCs w:val="40"/>
+                <w:lang w:bidi="ml-IN"/>
+              </w:rPr>
+              <w:t>–</w:t>
+            </w:r>
+            <w:proofErr w:type="spellStart"/>
+            <w:r>
+              <w:rPr>
+                <w:rFonts w:ascii="BRH Devanagari Extra" w:hAnsi="BRH Devanagari Extra" w:cs="BRH Devanagari Extra"/>
+                <w:color w:val="000000"/>
+                <w:sz w:val="40"/>
+                <w:szCs w:val="40"/>
+                <w:lang w:bidi="ml-IN"/>
+              </w:rPr>
+              <w:t>UÍqÉÌiÉþ</w:t>
+            </w:r>
+            <w:proofErr w:type="spellEnd"/>
+            <w:r>
+              <w:rPr>
+                <w:rFonts w:ascii="BRH Devanagari Extra" w:hAnsi="BRH Devanagari Extra" w:cs="BRH Devanagari Extra"/>
+                <w:color w:val="000000"/>
+                <w:sz w:val="40"/>
+                <w:szCs w:val="40"/>
+                <w:lang w:bidi="ml-IN"/>
+              </w:rPr>
+              <w:t xml:space="preserve"> </w:t>
+            </w:r>
+            <w:proofErr w:type="spellStart"/>
+            <w:r>
+              <w:rPr>
+                <w:rFonts w:ascii="BRH Devanagari Extra" w:hAnsi="BRH Devanagari Extra" w:cs="BRH Devanagari Extra"/>
+                <w:color w:val="000000"/>
+                <w:sz w:val="40"/>
+                <w:szCs w:val="40"/>
+                <w:lang w:bidi="ml-IN"/>
+              </w:rPr>
+              <w:t>U</w:t>
             </w:r>
             <w:r>
               <w:rPr>
@@ -3295,6 +5241,7 @@
               </w:rPr>
               <w:t>qÉç</w:t>
             </w:r>
+            <w:proofErr w:type="spellEnd"/>
             <w:r>
               <w:rPr>
                 <w:rFonts w:ascii="BRH Devanagari Extra" w:hAnsi="BRH Devanagari Extra" w:cs="BRH Devanagari Extra"/>
@@ -3316,15 +5263,27 @@
               </w:rPr>
               <w:t>–</w:t>
             </w:r>
-            <w:r>
-              <w:rPr>
-                <w:rFonts w:ascii="BRH Devanagari Extra" w:hAnsi="BRH Devanagari Extra" w:cs="BRH Devanagari Extra"/>
-                <w:color w:val="000000"/>
-                <w:sz w:val="40"/>
-                <w:szCs w:val="40"/>
-                <w:lang w:bidi="ml-IN"/>
-              </w:rPr>
-              <w:t>UqÉç |</w:t>
+            <w:proofErr w:type="spellStart"/>
+            <w:r>
+              <w:rPr>
+                <w:rFonts w:ascii="BRH Devanagari Extra" w:hAnsi="BRH Devanagari Extra" w:cs="BRH Devanagari Extra"/>
+                <w:color w:val="000000"/>
+                <w:sz w:val="40"/>
+                <w:szCs w:val="40"/>
+                <w:lang w:bidi="ml-IN"/>
+              </w:rPr>
+              <w:t>UqÉç</w:t>
+            </w:r>
+            <w:proofErr w:type="spellEnd"/>
+            <w:r>
+              <w:rPr>
+                <w:rFonts w:ascii="BRH Devanagari Extra" w:hAnsi="BRH Devanagari Extra" w:cs="BRH Devanagari Extra"/>
+                <w:color w:val="000000"/>
+                <w:sz w:val="40"/>
+                <w:szCs w:val="40"/>
+                <w:lang w:bidi="ml-IN"/>
+              </w:rPr>
+              <w:t xml:space="preserve"> |</w:t>
             </w:r>
           </w:p>
         </w:tc>
@@ -3544,7 +5503,51 @@
                 <w:szCs w:val="40"/>
                 <w:lang w:bidi="ml-IN"/>
               </w:rPr>
-              <w:t>zÉ CÌiÉþ §ÉrÉÈ-Ì§É</w:t>
+              <w:t xml:space="preserve">zÉ </w:t>
+            </w:r>
+            <w:proofErr w:type="spellStart"/>
+            <w:r>
+              <w:rPr>
+                <w:rFonts w:ascii="BRH Devanagari Extra" w:hAnsi="BRH Devanagari Extra" w:cs="BRH Devanagari Extra"/>
+                <w:color w:val="000000"/>
+                <w:sz w:val="40"/>
+                <w:szCs w:val="40"/>
+                <w:lang w:bidi="ml-IN"/>
+              </w:rPr>
+              <w:t>CÌiÉþ</w:t>
+            </w:r>
+            <w:proofErr w:type="spellEnd"/>
+            <w:r>
+              <w:rPr>
+                <w:rFonts w:ascii="BRH Devanagari Extra" w:hAnsi="BRH Devanagari Extra" w:cs="BRH Devanagari Extra"/>
+                <w:color w:val="000000"/>
+                <w:sz w:val="40"/>
+                <w:szCs w:val="40"/>
+                <w:lang w:bidi="ml-IN"/>
+              </w:rPr>
+              <w:t xml:space="preserve"> §</w:t>
+            </w:r>
+            <w:proofErr w:type="spellStart"/>
+            <w:r>
+              <w:rPr>
+                <w:rFonts w:ascii="BRH Devanagari Extra" w:hAnsi="BRH Devanagari Extra" w:cs="BRH Devanagari Extra"/>
+                <w:color w:val="000000"/>
+                <w:sz w:val="40"/>
+                <w:szCs w:val="40"/>
+                <w:lang w:bidi="ml-IN"/>
+              </w:rPr>
+              <w:t>ÉrÉÈ</w:t>
+            </w:r>
+            <w:proofErr w:type="spellEnd"/>
+            <w:r>
+              <w:rPr>
+                <w:rFonts w:ascii="BRH Devanagari Extra" w:hAnsi="BRH Devanagari Extra" w:cs="BRH Devanagari Extra"/>
+                <w:color w:val="000000"/>
+                <w:sz w:val="40"/>
+                <w:szCs w:val="40"/>
+                <w:lang w:bidi="ml-IN"/>
+              </w:rPr>
+              <w:t>-Ì§É</w:t>
             </w:r>
             <w:r>
               <w:rPr>
@@ -3578,15 +5581,27 @@
               </w:rPr>
               <w:t>–</w:t>
             </w:r>
-            <w:r>
-              <w:rPr>
-                <w:rFonts w:ascii="BRH Devanagari Extra" w:hAnsi="BRH Devanagari Extra" w:cs="BRH Devanagari Extra"/>
-                <w:color w:val="000000"/>
-                <w:sz w:val="40"/>
-                <w:szCs w:val="40"/>
-                <w:lang w:bidi="ml-IN"/>
-              </w:rPr>
-              <w:t>zÉÈ |</w:t>
+            <w:proofErr w:type="spellStart"/>
+            <w:r>
+              <w:rPr>
+                <w:rFonts w:ascii="BRH Devanagari Extra" w:hAnsi="BRH Devanagari Extra" w:cs="BRH Devanagari Extra"/>
+                <w:color w:val="000000"/>
+                <w:sz w:val="40"/>
+                <w:szCs w:val="40"/>
+                <w:lang w:bidi="ml-IN"/>
+              </w:rPr>
+              <w:t>zÉÈ</w:t>
+            </w:r>
+            <w:proofErr w:type="spellEnd"/>
+            <w:r>
+              <w:rPr>
+                <w:rFonts w:ascii="BRH Devanagari Extra" w:hAnsi="BRH Devanagari Extra" w:cs="BRH Devanagari Extra"/>
+                <w:color w:val="000000"/>
+                <w:sz w:val="40"/>
+                <w:szCs w:val="40"/>
+                <w:lang w:bidi="ml-IN"/>
+              </w:rPr>
+              <w:t xml:space="preserve"> |</w:t>
             </w:r>
           </w:p>
         </w:tc>
@@ -3646,6 +5661,7 @@
               </w:rPr>
               <w:t>–</w:t>
             </w:r>
+            <w:proofErr w:type="spellStart"/>
             <w:r>
               <w:rPr>
                 <w:rFonts w:ascii="BRH Devanagari Extra" w:hAnsi="BRH Devanagari Extra" w:cs="BRH Devanagari Extra"/>
@@ -3657,6 +5673,7 @@
               </w:rPr>
               <w:t>Îx§É</w:t>
             </w:r>
+            <w:proofErr w:type="spellEnd"/>
             <w:r>
               <w:rPr>
                 <w:rFonts w:ascii="BRH Malayalam Extra" w:hAnsi="BRH Malayalam Extra" w:cs="BRH Devanagari Extra"/>
@@ -3697,7 +5714,51 @@
                 <w:szCs w:val="40"/>
                 <w:lang w:bidi="ml-IN"/>
               </w:rPr>
-              <w:t>zÉ CÌiÉþ §ÉrÉÈ-Ì§É</w:t>
+              <w:t xml:space="preserve">zÉ </w:t>
+            </w:r>
+            <w:proofErr w:type="spellStart"/>
+            <w:r>
+              <w:rPr>
+                <w:rFonts w:ascii="BRH Devanagari Extra" w:hAnsi="BRH Devanagari Extra" w:cs="BRH Devanagari Extra"/>
+                <w:color w:val="000000"/>
+                <w:sz w:val="40"/>
+                <w:szCs w:val="40"/>
+                <w:lang w:bidi="ml-IN"/>
+              </w:rPr>
+              <w:t>CÌiÉþ</w:t>
+            </w:r>
+            <w:proofErr w:type="spellEnd"/>
+            <w:r>
+              <w:rPr>
+                <w:rFonts w:ascii="BRH Devanagari Extra" w:hAnsi="BRH Devanagari Extra" w:cs="BRH Devanagari Extra"/>
+                <w:color w:val="000000"/>
+                <w:sz w:val="40"/>
+                <w:szCs w:val="40"/>
+                <w:lang w:bidi="ml-IN"/>
+              </w:rPr>
+              <w:t xml:space="preserve"> §</w:t>
+            </w:r>
+            <w:proofErr w:type="spellStart"/>
+            <w:r>
+              <w:rPr>
+                <w:rFonts w:ascii="BRH Devanagari Extra" w:hAnsi="BRH Devanagari Extra" w:cs="BRH Devanagari Extra"/>
+                <w:color w:val="000000"/>
+                <w:sz w:val="40"/>
+                <w:szCs w:val="40"/>
+                <w:lang w:bidi="ml-IN"/>
+              </w:rPr>
+              <w:t>ÉrÉÈ</w:t>
+            </w:r>
+            <w:proofErr w:type="spellEnd"/>
+            <w:r>
+              <w:rPr>
+                <w:rFonts w:ascii="BRH Devanagari Extra" w:hAnsi="BRH Devanagari Extra" w:cs="BRH Devanagari Extra"/>
+                <w:color w:val="000000"/>
+                <w:sz w:val="40"/>
+                <w:szCs w:val="40"/>
+                <w:lang w:bidi="ml-IN"/>
+              </w:rPr>
+              <w:t>-Ì§É</w:t>
             </w:r>
             <w:r>
               <w:rPr>
@@ -3731,15 +5792,27 @@
               </w:rPr>
               <w:t>–</w:t>
             </w:r>
-            <w:r>
-              <w:rPr>
-                <w:rFonts w:ascii="BRH Devanagari Extra" w:hAnsi="BRH Devanagari Extra" w:cs="BRH Devanagari Extra"/>
-                <w:color w:val="000000"/>
-                <w:sz w:val="40"/>
-                <w:szCs w:val="40"/>
-                <w:lang w:bidi="ml-IN"/>
-              </w:rPr>
-              <w:t>zÉÈ |</w:t>
+            <w:proofErr w:type="spellStart"/>
+            <w:r>
+              <w:rPr>
+                <w:rFonts w:ascii="BRH Devanagari Extra" w:hAnsi="BRH Devanagari Extra" w:cs="BRH Devanagari Extra"/>
+                <w:color w:val="000000"/>
+                <w:sz w:val="40"/>
+                <w:szCs w:val="40"/>
+                <w:lang w:bidi="ml-IN"/>
+              </w:rPr>
+              <w:t>zÉÈ</w:t>
+            </w:r>
+            <w:proofErr w:type="spellEnd"/>
+            <w:r>
+              <w:rPr>
+                <w:rFonts w:ascii="BRH Devanagari Extra" w:hAnsi="BRH Devanagari Extra" w:cs="BRH Devanagari Extra"/>
+                <w:color w:val="000000"/>
+                <w:sz w:val="40"/>
+                <w:szCs w:val="40"/>
+                <w:lang w:bidi="ml-IN"/>
+              </w:rPr>
+              <w:t xml:space="preserve"> |</w:t>
             </w:r>
             <w:r>
               <w:rPr>
@@ -3773,7 +5846,23 @@
                 <w:b/>
                 <w:bCs/>
               </w:rPr>
-              <w:t>“stri”</w:t>
+              <w:t>“</w:t>
+            </w:r>
+            <w:proofErr w:type="spellStart"/>
+            <w:r>
+              <w:rPr>
+                <w:b/>
+                <w:bCs/>
+              </w:rPr>
+              <w:t>stri</w:t>
+            </w:r>
+            <w:proofErr w:type="spellEnd"/>
+            <w:r>
+              <w:rPr>
+                <w:b/>
+                <w:bCs/>
+              </w:rPr>
+              <w:t>”</w:t>
             </w:r>
             <w:r>
               <w:rPr>
@@ -3818,7 +5907,6 @@
                 <w:sz w:val="28"/>
                 <w:szCs w:val="32"/>
               </w:rPr>
-              <w:lastRenderedPageBreak/>
               <w:t>T.S.7.2.5.6 – Kramam</w:t>
             </w:r>
           </w:p>
@@ -3932,36 +6020,72 @@
               </w:rPr>
               <w:t>–</w:t>
             </w:r>
-            <w:r>
-              <w:rPr>
-                <w:rFonts w:ascii="BRH Devanagari Extra" w:hAnsi="BRH Devanagari Extra" w:cs="BRH Devanagari Extra"/>
-                <w:color w:val="000000"/>
-                <w:sz w:val="40"/>
-                <w:szCs w:val="40"/>
-                <w:lang w:bidi="ml-IN"/>
-              </w:rPr>
-              <w:t>YjrÉÉåþ uÉæµÉSå</w:t>
-            </w:r>
-            <w:r>
-              <w:rPr>
-                <w:rFonts w:ascii="BRH Malayalam Extra" w:hAnsi="BRH Malayalam Extra" w:cs="BRH Devanagari Extra"/>
-                <w:b/>
-                <w:color w:val="000000"/>
-                <w:sz w:val="32"/>
-                <w:szCs w:val="40"/>
-                <w:lang w:bidi="ml-IN"/>
-              </w:rPr>
-              <w:t>–</w:t>
-            </w:r>
-            <w:r>
-              <w:rPr>
-                <w:rFonts w:ascii="BRH Devanagari Extra" w:hAnsi="BRH Devanagari Extra" w:cs="BRH Devanagari Extra"/>
-                <w:color w:val="000000"/>
-                <w:sz w:val="40"/>
-                <w:szCs w:val="40"/>
-                <w:lang w:bidi="ml-IN"/>
-              </w:rPr>
-              <w:t xml:space="preserve">uÉÏwÉÑþ | </w:t>
+            <w:proofErr w:type="spellStart"/>
+            <w:r>
+              <w:rPr>
+                <w:rFonts w:ascii="BRH Devanagari Extra" w:hAnsi="BRH Devanagari Extra" w:cs="BRH Devanagari Extra"/>
+                <w:color w:val="000000"/>
+                <w:sz w:val="40"/>
+                <w:szCs w:val="40"/>
+                <w:lang w:bidi="ml-IN"/>
+              </w:rPr>
+              <w:t>YjrÉÉåþ</w:t>
+            </w:r>
+            <w:proofErr w:type="spellEnd"/>
+            <w:r>
+              <w:rPr>
+                <w:rFonts w:ascii="BRH Devanagari Extra" w:hAnsi="BRH Devanagari Extra" w:cs="BRH Devanagari Extra"/>
+                <w:color w:val="000000"/>
+                <w:sz w:val="40"/>
+                <w:szCs w:val="40"/>
+                <w:lang w:bidi="ml-IN"/>
+              </w:rPr>
+              <w:t xml:space="preserve"> </w:t>
+            </w:r>
+            <w:proofErr w:type="spellStart"/>
+            <w:r>
+              <w:rPr>
+                <w:rFonts w:ascii="BRH Devanagari Extra" w:hAnsi="BRH Devanagari Extra" w:cs="BRH Devanagari Extra"/>
+                <w:color w:val="000000"/>
+                <w:sz w:val="40"/>
+                <w:szCs w:val="40"/>
+                <w:lang w:bidi="ml-IN"/>
+              </w:rPr>
+              <w:t>uÉæµÉSå</w:t>
+            </w:r>
+            <w:proofErr w:type="spellEnd"/>
+            <w:r>
+              <w:rPr>
+                <w:rFonts w:ascii="BRH Malayalam Extra" w:hAnsi="BRH Malayalam Extra" w:cs="BRH Devanagari Extra"/>
+                <w:b/>
+                <w:color w:val="000000"/>
+                <w:sz w:val="32"/>
+                <w:szCs w:val="40"/>
+                <w:lang w:bidi="ml-IN"/>
+              </w:rPr>
+              <w:t>–</w:t>
+            </w:r>
+            <w:proofErr w:type="spellStart"/>
+            <w:r>
+              <w:rPr>
+                <w:rFonts w:ascii="BRH Devanagari Extra" w:hAnsi="BRH Devanagari Extra" w:cs="BRH Devanagari Extra"/>
+                <w:color w:val="000000"/>
+                <w:sz w:val="40"/>
+                <w:szCs w:val="40"/>
+                <w:lang w:bidi="ml-IN"/>
+              </w:rPr>
+              <w:t>uÉÏwÉÑþ</w:t>
+            </w:r>
+            <w:proofErr w:type="spellEnd"/>
+            <w:r>
+              <w:rPr>
+                <w:rFonts w:ascii="BRH Devanagari Extra" w:hAnsi="BRH Devanagari Extra" w:cs="BRH Devanagari Extra"/>
+                <w:color w:val="000000"/>
+                <w:sz w:val="40"/>
+                <w:szCs w:val="40"/>
+                <w:lang w:bidi="ml-IN"/>
+              </w:rPr>
+              <w:t xml:space="preserve"> | </w:t>
             </w:r>
           </w:p>
           <w:p>
@@ -3975,6 +6099,7 @@
                 <w:lang w:val="en-IN" w:eastAsia="en-IN" w:bidi="ml-IN"/>
               </w:rPr>
             </w:pPr>
+            <w:proofErr w:type="spellStart"/>
             <w:r>
               <w:rPr>
                 <w:rFonts w:ascii="BRH Devanagari Extra" w:hAnsi="BRH Devanagari Extra" w:cs="BRH Devanagari Extra"/>
@@ -3985,6 +6110,7 @@
               </w:rPr>
               <w:t>uÉæ</w:t>
             </w:r>
+            <w:proofErr w:type="spellEnd"/>
             <w:r>
               <w:rPr>
                 <w:rFonts w:ascii="BRH Malayalam Extra" w:hAnsi="BRH Malayalam Extra" w:cs="BRH Devanagari Extra"/>
@@ -4017,6 +6143,7 @@
               </w:rPr>
               <w:t>–</w:t>
             </w:r>
+            <w:proofErr w:type="spellStart"/>
             <w:r>
               <w:rPr>
                 <w:rFonts w:ascii="BRH Devanagari Extra" w:hAnsi="BRH Devanagari Extra" w:cs="BRH Devanagari Extra"/>
@@ -4027,17 +6154,19 @@
               </w:rPr>
               <w:t>Så</w:t>
             </w:r>
-            <w:r>
-              <w:rPr>
-                <w:rFonts w:ascii="BRH Malayalam Extra" w:hAnsi="BRH Malayalam Extra" w:cs="BRH Devanagari Extra"/>
-                <w:b/>
-                <w:color w:val="000000"/>
-                <w:sz w:val="32"/>
-                <w:szCs w:val="40"/>
-                <w:lang w:bidi="ml-IN"/>
-              </w:rPr>
-              <w:t>–</w:t>
-            </w:r>
+            <w:proofErr w:type="spellEnd"/>
+            <w:r>
+              <w:rPr>
+                <w:rFonts w:ascii="BRH Malayalam Extra" w:hAnsi="BRH Malayalam Extra" w:cs="BRH Devanagari Extra"/>
+                <w:b/>
+                <w:color w:val="000000"/>
+                <w:sz w:val="32"/>
+                <w:szCs w:val="40"/>
+                <w:lang w:bidi="ml-IN"/>
+              </w:rPr>
+              <w:t>–</w:t>
+            </w:r>
+            <w:proofErr w:type="spellStart"/>
             <w:r>
               <w:rPr>
                 <w:rFonts w:ascii="BRH Devanagari Extra" w:hAnsi="BRH Devanagari Extra" w:cs="BRH Devanagari Extra"/>
@@ -4059,15 +6188,38 @@
               </w:rPr>
               <w:t>wÉÑ</w:t>
             </w:r>
-            <w:r>
-              <w:rPr>
-                <w:rFonts w:ascii="BRH Devanagari Extra" w:hAnsi="BRH Devanagari Extra" w:cs="BRH Devanagari Extra"/>
-                <w:color w:val="000000"/>
-                <w:sz w:val="40"/>
-                <w:szCs w:val="40"/>
-                <w:lang w:bidi="ml-IN"/>
-              </w:rPr>
-              <w:t xml:space="preserve"> mÉëÌiÉþÌ¸irÉæ |</w:t>
+            <w:proofErr w:type="spellEnd"/>
+            <w:r>
+              <w:rPr>
+                <w:rFonts w:ascii="BRH Devanagari Extra" w:hAnsi="BRH Devanagari Extra" w:cs="BRH Devanagari Extra"/>
+                <w:color w:val="000000"/>
+                <w:sz w:val="40"/>
+                <w:szCs w:val="40"/>
+                <w:lang w:bidi="ml-IN"/>
+              </w:rPr>
+              <w:t xml:space="preserve"> </w:t>
+            </w:r>
+            <w:proofErr w:type="spellStart"/>
+            <w:r>
+              <w:rPr>
+                <w:rFonts w:ascii="BRH Devanagari Extra" w:hAnsi="BRH Devanagari Extra" w:cs="BRH Devanagari Extra"/>
+                <w:color w:val="000000"/>
+                <w:sz w:val="40"/>
+                <w:szCs w:val="40"/>
+                <w:lang w:bidi="ml-IN"/>
+              </w:rPr>
+              <w:t>mÉëÌiÉþÌ¸irÉæ</w:t>
+            </w:r>
+            <w:proofErr w:type="spellEnd"/>
+            <w:r>
+              <w:rPr>
+                <w:rFonts w:ascii="BRH Devanagari Extra" w:hAnsi="BRH Devanagari Extra" w:cs="BRH Devanagari Extra"/>
+                <w:color w:val="000000"/>
+                <w:sz w:val="40"/>
+                <w:szCs w:val="40"/>
+                <w:lang w:bidi="ml-IN"/>
+              </w:rPr>
+              <w:t xml:space="preserve"> |</w:t>
             </w:r>
           </w:p>
         </w:tc>
@@ -4107,36 +6259,72 @@
               </w:rPr>
               <w:t>–</w:t>
             </w:r>
-            <w:r>
-              <w:rPr>
-                <w:rFonts w:ascii="BRH Devanagari Extra" w:hAnsi="BRH Devanagari Extra" w:cs="BRH Devanagari Extra"/>
-                <w:color w:val="000000"/>
-                <w:sz w:val="40"/>
-                <w:szCs w:val="40"/>
-                <w:lang w:bidi="ml-IN"/>
-              </w:rPr>
-              <w:t>YjrÉÉåþ uÉæµÉSå</w:t>
-            </w:r>
-            <w:r>
-              <w:rPr>
-                <w:rFonts w:ascii="BRH Malayalam Extra" w:hAnsi="BRH Malayalam Extra" w:cs="BRH Devanagari Extra"/>
-                <w:b/>
-                <w:color w:val="000000"/>
-                <w:sz w:val="32"/>
-                <w:szCs w:val="40"/>
-                <w:lang w:bidi="ml-IN"/>
-              </w:rPr>
-              <w:t>–</w:t>
-            </w:r>
-            <w:r>
-              <w:rPr>
-                <w:rFonts w:ascii="BRH Devanagari Extra" w:hAnsi="BRH Devanagari Extra" w:cs="BRH Devanagari Extra"/>
-                <w:color w:val="000000"/>
-                <w:sz w:val="40"/>
-                <w:szCs w:val="40"/>
-                <w:lang w:bidi="ml-IN"/>
-              </w:rPr>
-              <w:t xml:space="preserve">uÉÏwÉÑþ | </w:t>
+            <w:proofErr w:type="spellStart"/>
+            <w:r>
+              <w:rPr>
+                <w:rFonts w:ascii="BRH Devanagari Extra" w:hAnsi="BRH Devanagari Extra" w:cs="BRH Devanagari Extra"/>
+                <w:color w:val="000000"/>
+                <w:sz w:val="40"/>
+                <w:szCs w:val="40"/>
+                <w:lang w:bidi="ml-IN"/>
+              </w:rPr>
+              <w:t>YjrÉÉåþ</w:t>
+            </w:r>
+            <w:proofErr w:type="spellEnd"/>
+            <w:r>
+              <w:rPr>
+                <w:rFonts w:ascii="BRH Devanagari Extra" w:hAnsi="BRH Devanagari Extra" w:cs="BRH Devanagari Extra"/>
+                <w:color w:val="000000"/>
+                <w:sz w:val="40"/>
+                <w:szCs w:val="40"/>
+                <w:lang w:bidi="ml-IN"/>
+              </w:rPr>
+              <w:t xml:space="preserve"> </w:t>
+            </w:r>
+            <w:proofErr w:type="spellStart"/>
+            <w:r>
+              <w:rPr>
+                <w:rFonts w:ascii="BRH Devanagari Extra" w:hAnsi="BRH Devanagari Extra" w:cs="BRH Devanagari Extra"/>
+                <w:color w:val="000000"/>
+                <w:sz w:val="40"/>
+                <w:szCs w:val="40"/>
+                <w:lang w:bidi="ml-IN"/>
+              </w:rPr>
+              <w:t>uÉæµÉSå</w:t>
+            </w:r>
+            <w:proofErr w:type="spellEnd"/>
+            <w:r>
+              <w:rPr>
+                <w:rFonts w:ascii="BRH Malayalam Extra" w:hAnsi="BRH Malayalam Extra" w:cs="BRH Devanagari Extra"/>
+                <w:b/>
+                <w:color w:val="000000"/>
+                <w:sz w:val="32"/>
+                <w:szCs w:val="40"/>
+                <w:lang w:bidi="ml-IN"/>
+              </w:rPr>
+              <w:t>–</w:t>
+            </w:r>
+            <w:proofErr w:type="spellStart"/>
+            <w:r>
+              <w:rPr>
+                <w:rFonts w:ascii="BRH Devanagari Extra" w:hAnsi="BRH Devanagari Extra" w:cs="BRH Devanagari Extra"/>
+                <w:color w:val="000000"/>
+                <w:sz w:val="40"/>
+                <w:szCs w:val="40"/>
+                <w:lang w:bidi="ml-IN"/>
+              </w:rPr>
+              <w:t>uÉÏwÉÑþ</w:t>
+            </w:r>
+            <w:proofErr w:type="spellEnd"/>
+            <w:r>
+              <w:rPr>
+                <w:rFonts w:ascii="BRH Devanagari Extra" w:hAnsi="BRH Devanagari Extra" w:cs="BRH Devanagari Extra"/>
+                <w:color w:val="000000"/>
+                <w:sz w:val="40"/>
+                <w:szCs w:val="40"/>
+                <w:lang w:bidi="ml-IN"/>
+              </w:rPr>
+              <w:t xml:space="preserve"> | </w:t>
             </w:r>
           </w:p>
           <w:p>
@@ -4150,6 +6338,7 @@
                 <w:lang w:val="en-IN" w:eastAsia="en-IN" w:bidi="ml-IN"/>
               </w:rPr>
             </w:pPr>
+            <w:proofErr w:type="spellStart"/>
             <w:r>
               <w:rPr>
                 <w:rFonts w:ascii="BRH Devanagari Extra" w:hAnsi="BRH Devanagari Extra" w:cs="BRH Devanagari Extra"/>
@@ -4160,6 +6349,7 @@
               </w:rPr>
               <w:t>uÉæ</w:t>
             </w:r>
+            <w:proofErr w:type="spellEnd"/>
             <w:r>
               <w:rPr>
                 <w:rFonts w:ascii="BRH Malayalam Extra" w:hAnsi="BRH Malayalam Extra" w:cs="BRH Devanagari Extra"/>
@@ -4192,6 +6382,7 @@
               </w:rPr>
               <w:t>–</w:t>
             </w:r>
+            <w:proofErr w:type="spellStart"/>
             <w:r>
               <w:rPr>
                 <w:rFonts w:ascii="BRH Devanagari Extra" w:hAnsi="BRH Devanagari Extra" w:cs="BRH Devanagari Extra"/>
@@ -4202,17 +6393,19 @@
               </w:rPr>
               <w:t>Så</w:t>
             </w:r>
-            <w:r>
-              <w:rPr>
-                <w:rFonts w:ascii="BRH Malayalam Extra" w:hAnsi="BRH Malayalam Extra" w:cs="BRH Devanagari Extra"/>
-                <w:b/>
-                <w:color w:val="000000"/>
-                <w:sz w:val="32"/>
-                <w:szCs w:val="40"/>
-                <w:lang w:bidi="ml-IN"/>
-              </w:rPr>
-              <w:t>–</w:t>
-            </w:r>
+            <w:proofErr w:type="spellEnd"/>
+            <w:r>
+              <w:rPr>
+                <w:rFonts w:ascii="BRH Malayalam Extra" w:hAnsi="BRH Malayalam Extra" w:cs="BRH Devanagari Extra"/>
+                <w:b/>
+                <w:color w:val="000000"/>
+                <w:sz w:val="32"/>
+                <w:szCs w:val="40"/>
+                <w:lang w:bidi="ml-IN"/>
+              </w:rPr>
+              <w:t>–</w:t>
+            </w:r>
+            <w:proofErr w:type="spellStart"/>
             <w:r>
               <w:rPr>
                 <w:rFonts w:ascii="BRH Devanagari Extra" w:hAnsi="BRH Devanagari Extra" w:cs="BRH Devanagari Extra"/>
@@ -4234,26 +6427,49 @@
               </w:rPr>
               <w:t>wÉÑ</w:t>
             </w:r>
-            <w:r>
-              <w:rPr>
-                <w:rFonts w:ascii="BRH Malayalam Extra" w:hAnsi="BRH Malayalam Extra" w:cs="BRH Devanagari Extra"/>
-                <w:b/>
-                <w:color w:val="000000"/>
-                <w:sz w:val="32"/>
-                <w:szCs w:val="40"/>
-                <w:lang w:bidi="ml-IN"/>
-              </w:rPr>
-              <w:t>–</w:t>
-            </w:r>
-            <w:r>
-              <w:rPr>
-                <w:rFonts w:ascii="BRH Devanagari Extra" w:hAnsi="BRH Devanagari Extra" w:cs="BRH Devanagari Extra"/>
-                <w:color w:val="000000"/>
-                <w:sz w:val="40"/>
-                <w:szCs w:val="40"/>
-                <w:lang w:bidi="ml-IN"/>
-              </w:rPr>
-              <w:t xml:space="preserve"> mÉëÌiÉþÌ¸irÉæ |</w:t>
+            <w:proofErr w:type="spellEnd"/>
+            <w:r>
+              <w:rPr>
+                <w:rFonts w:ascii="BRH Malayalam Extra" w:hAnsi="BRH Malayalam Extra" w:cs="BRH Devanagari Extra"/>
+                <w:b/>
+                <w:color w:val="000000"/>
+                <w:sz w:val="32"/>
+                <w:szCs w:val="40"/>
+                <w:lang w:bidi="ml-IN"/>
+              </w:rPr>
+              <w:t>–</w:t>
+            </w:r>
+            <w:r>
+              <w:rPr>
+                <w:rFonts w:ascii="BRH Devanagari Extra" w:hAnsi="BRH Devanagari Extra" w:cs="BRH Devanagari Extra"/>
+                <w:color w:val="000000"/>
+                <w:sz w:val="40"/>
+                <w:szCs w:val="40"/>
+                <w:lang w:bidi="ml-IN"/>
+              </w:rPr>
+              <w:t xml:space="preserve"> </w:t>
+            </w:r>
+            <w:proofErr w:type="spellStart"/>
+            <w:r>
+              <w:rPr>
+                <w:rFonts w:ascii="BRH Devanagari Extra" w:hAnsi="BRH Devanagari Extra" w:cs="BRH Devanagari Extra"/>
+                <w:color w:val="000000"/>
+                <w:sz w:val="40"/>
+                <w:szCs w:val="40"/>
+                <w:lang w:bidi="ml-IN"/>
+              </w:rPr>
+              <w:t>mÉëÌiÉþÌ¸irÉæ</w:t>
+            </w:r>
+            <w:proofErr w:type="spellEnd"/>
+            <w:r>
+              <w:rPr>
+                <w:rFonts w:ascii="BRH Devanagari Extra" w:hAnsi="BRH Devanagari Extra" w:cs="BRH Devanagari Extra"/>
+                <w:color w:val="000000"/>
+                <w:sz w:val="40"/>
+                <w:szCs w:val="40"/>
+                <w:lang w:bidi="ml-IN"/>
+              </w:rPr>
+              <w:t xml:space="preserve"> |</w:t>
             </w:r>
           </w:p>
         </w:tc>
@@ -4408,6 +6624,7 @@
               </w:rPr>
               <w:t>–</w:t>
             </w:r>
+            <w:proofErr w:type="spellStart"/>
             <w:r>
               <w:rPr>
                 <w:rFonts w:ascii="BRH Devanagari Extra" w:hAnsi="BRH Devanagari Extra" w:cs="BRH Devanagari Extra"/>
@@ -4418,17 +6635,19 @@
               </w:rPr>
               <w:t>iÉÔlÉ</w:t>
             </w:r>
-            <w:r>
-              <w:rPr>
-                <w:rFonts w:ascii="BRH Malayalam Extra" w:hAnsi="BRH Malayalam Extra" w:cs="BRH Devanagari Extra"/>
-                <w:b/>
-                <w:color w:val="000000"/>
-                <w:sz w:val="32"/>
-                <w:szCs w:val="40"/>
-                <w:lang w:bidi="ml-IN"/>
-              </w:rPr>
-              <w:t>–</w:t>
-            </w:r>
+            <w:proofErr w:type="spellEnd"/>
+            <w:r>
+              <w:rPr>
+                <w:rFonts w:ascii="BRH Malayalam Extra" w:hAnsi="BRH Malayalam Extra" w:cs="BRH Devanagari Extra"/>
+                <w:b/>
+                <w:color w:val="000000"/>
+                <w:sz w:val="32"/>
+                <w:szCs w:val="40"/>
+                <w:lang w:bidi="ml-IN"/>
+              </w:rPr>
+              <w:t>–</w:t>
+            </w:r>
+            <w:proofErr w:type="spellStart"/>
             <w:r>
               <w:rPr>
                 <w:rFonts w:ascii="BRH Devanagari Extra" w:hAnsi="BRH Devanagari Extra" w:cs="BRH Devanagari Extra"/>
@@ -4458,7 +6677,18 @@
                 <w:szCs w:val="40"/>
                 <w:lang w:bidi="ml-IN"/>
               </w:rPr>
-              <w:t xml:space="preserve">åWûþÎliÉ | </w:t>
+              <w:t>åWûþÎliÉ</w:t>
+            </w:r>
+            <w:proofErr w:type="spellEnd"/>
+            <w:r>
+              <w:rPr>
+                <w:rFonts w:ascii="BRH Devanagari Extra" w:hAnsi="BRH Devanagari Extra" w:cs="BRH Devanagari Extra"/>
+                <w:color w:val="000000"/>
+                <w:sz w:val="40"/>
+                <w:szCs w:val="40"/>
+                <w:lang w:bidi="ml-IN"/>
+              </w:rPr>
+              <w:t xml:space="preserve"> | </w:t>
             </w:r>
           </w:p>
           <w:p>
@@ -4493,36 +6723,60 @@
               </w:rPr>
               <w:t>–</w:t>
             </w:r>
-            <w:r>
-              <w:rPr>
-                <w:rFonts w:ascii="BRH Devanagari Extra" w:hAnsi="BRH Devanagari Extra" w:cs="BRH Devanagari Extra"/>
-                <w:color w:val="000000"/>
-                <w:sz w:val="40"/>
-                <w:szCs w:val="40"/>
-                <w:lang w:bidi="ml-IN"/>
-              </w:rPr>
-              <w:t>luÉÉUÉåþWûlirÉ×</w:t>
-            </w:r>
-            <w:r>
-              <w:rPr>
-                <w:rFonts w:ascii="BRH Malayalam Extra" w:hAnsi="BRH Malayalam Extra" w:cs="BRH Devanagari Extra"/>
-                <w:b/>
-                <w:color w:val="000000"/>
-                <w:sz w:val="32"/>
-                <w:szCs w:val="40"/>
-                <w:lang w:bidi="ml-IN"/>
-              </w:rPr>
-              <w:t>–</w:t>
-            </w:r>
-            <w:r>
-              <w:rPr>
-                <w:rFonts w:ascii="BRH Devanagari Extra" w:hAnsi="BRH Devanagari Extra" w:cs="BRH Devanagari Extra"/>
-                <w:color w:val="000000"/>
-                <w:sz w:val="40"/>
-                <w:szCs w:val="40"/>
-                <w:lang w:bidi="ml-IN"/>
-              </w:rPr>
-              <w:t>iÉÑÍpÉþÈ |</w:t>
+            <w:proofErr w:type="spellStart"/>
+            <w:r>
+              <w:rPr>
+                <w:rFonts w:ascii="BRH Devanagari Extra" w:hAnsi="BRH Devanagari Extra" w:cs="BRH Devanagari Extra"/>
+                <w:color w:val="000000"/>
+                <w:sz w:val="40"/>
+                <w:szCs w:val="40"/>
+                <w:lang w:bidi="ml-IN"/>
+              </w:rPr>
+              <w:t>luÉÉUÉåþWûlirÉ</w:t>
+            </w:r>
+            <w:proofErr w:type="spellEnd"/>
+            <w:r>
+              <w:rPr>
+                <w:rFonts w:ascii="BRH Devanagari Extra" w:hAnsi="BRH Devanagari Extra" w:cs="BRH Devanagari Extra"/>
+                <w:color w:val="000000"/>
+                <w:sz w:val="40"/>
+                <w:szCs w:val="40"/>
+                <w:lang w:bidi="ml-IN"/>
+              </w:rPr>
+              <w:t>×</w:t>
+            </w:r>
+            <w:r>
+              <w:rPr>
+                <w:rFonts w:ascii="BRH Malayalam Extra" w:hAnsi="BRH Malayalam Extra" w:cs="BRH Devanagari Extra"/>
+                <w:b/>
+                <w:color w:val="000000"/>
+                <w:sz w:val="32"/>
+                <w:szCs w:val="40"/>
+                <w:lang w:bidi="ml-IN"/>
+              </w:rPr>
+              <w:t>–</w:t>
+            </w:r>
+            <w:proofErr w:type="spellStart"/>
+            <w:r>
+              <w:rPr>
+                <w:rFonts w:ascii="BRH Devanagari Extra" w:hAnsi="BRH Devanagari Extra" w:cs="BRH Devanagari Extra"/>
+                <w:color w:val="000000"/>
+                <w:sz w:val="40"/>
+                <w:szCs w:val="40"/>
+                <w:lang w:bidi="ml-IN"/>
+              </w:rPr>
+              <w:t>iÉÑÍpÉþÈ</w:t>
+            </w:r>
+            <w:proofErr w:type="spellEnd"/>
+            <w:r>
+              <w:rPr>
+                <w:rFonts w:ascii="BRH Devanagari Extra" w:hAnsi="BRH Devanagari Extra" w:cs="BRH Devanagari Extra"/>
+                <w:color w:val="000000"/>
+                <w:sz w:val="40"/>
+                <w:szCs w:val="40"/>
+                <w:lang w:bidi="ml-IN"/>
+              </w:rPr>
+              <w:t xml:space="preserve"> |</w:t>
             </w:r>
           </w:p>
         </w:tc>
@@ -4566,6 +6820,7 @@
               </w:rPr>
               <w:t>–</w:t>
             </w:r>
+            <w:proofErr w:type="spellStart"/>
             <w:r>
               <w:rPr>
                 <w:rFonts w:ascii="BRH Devanagari Extra" w:hAnsi="BRH Devanagari Extra" w:cs="BRH Devanagari Extra"/>
@@ -4576,17 +6831,19 @@
               </w:rPr>
               <w:t>iÉÔlÉ</w:t>
             </w:r>
-            <w:r>
-              <w:rPr>
-                <w:rFonts w:ascii="BRH Malayalam Extra" w:hAnsi="BRH Malayalam Extra" w:cs="BRH Devanagari Extra"/>
-                <w:b/>
-                <w:color w:val="000000"/>
-                <w:sz w:val="32"/>
-                <w:szCs w:val="40"/>
-                <w:lang w:bidi="ml-IN"/>
-              </w:rPr>
-              <w:t>–</w:t>
-            </w:r>
+            <w:proofErr w:type="spellEnd"/>
+            <w:r>
+              <w:rPr>
+                <w:rFonts w:ascii="BRH Malayalam Extra" w:hAnsi="BRH Malayalam Extra" w:cs="BRH Devanagari Extra"/>
+                <w:b/>
+                <w:color w:val="000000"/>
+                <w:sz w:val="32"/>
+                <w:szCs w:val="40"/>
+                <w:lang w:bidi="ml-IN"/>
+              </w:rPr>
+              <w:t>–</w:t>
+            </w:r>
+            <w:proofErr w:type="spellStart"/>
             <w:r>
               <w:rPr>
                 <w:rFonts w:ascii="BRH Devanagari Extra" w:hAnsi="BRH Devanagari Extra" w:cs="BRH Devanagari Extra"/>
@@ -4616,7 +6873,18 @@
                 <w:szCs w:val="40"/>
                 <w:lang w:bidi="ml-IN"/>
               </w:rPr>
-              <w:t xml:space="preserve">þåWûÎliÉ | </w:t>
+              <w:t>þåWûÎliÉ</w:t>
+            </w:r>
+            <w:proofErr w:type="spellEnd"/>
+            <w:r>
+              <w:rPr>
+                <w:rFonts w:ascii="BRH Devanagari Extra" w:hAnsi="BRH Devanagari Extra" w:cs="BRH Devanagari Extra"/>
+                <w:color w:val="000000"/>
+                <w:sz w:val="40"/>
+                <w:szCs w:val="40"/>
+                <w:lang w:bidi="ml-IN"/>
+              </w:rPr>
+              <w:t xml:space="preserve"> | </w:t>
             </w:r>
           </w:p>
           <w:p>
@@ -4651,36 +6919,60 @@
               </w:rPr>
               <w:t>–</w:t>
             </w:r>
-            <w:r>
-              <w:rPr>
-                <w:rFonts w:ascii="BRH Devanagari Extra" w:hAnsi="BRH Devanagari Extra" w:cs="BRH Devanagari Extra"/>
-                <w:color w:val="000000"/>
-                <w:sz w:val="40"/>
-                <w:szCs w:val="40"/>
-                <w:lang w:bidi="ml-IN"/>
-              </w:rPr>
-              <w:t>luÉÉUÉåþWûlirÉ×</w:t>
-            </w:r>
-            <w:r>
-              <w:rPr>
-                <w:rFonts w:ascii="BRH Malayalam Extra" w:hAnsi="BRH Malayalam Extra" w:cs="BRH Devanagari Extra"/>
-                <w:b/>
-                <w:color w:val="000000"/>
-                <w:sz w:val="32"/>
-                <w:szCs w:val="40"/>
-                <w:lang w:bidi="ml-IN"/>
-              </w:rPr>
-              <w:t>–</w:t>
-            </w:r>
-            <w:r>
-              <w:rPr>
-                <w:rFonts w:ascii="BRH Devanagari Extra" w:hAnsi="BRH Devanagari Extra" w:cs="BRH Devanagari Extra"/>
-                <w:color w:val="000000"/>
-                <w:sz w:val="40"/>
-                <w:szCs w:val="40"/>
-                <w:lang w:bidi="ml-IN"/>
-              </w:rPr>
-              <w:t>iÉÑÍpÉþÈ |</w:t>
+            <w:proofErr w:type="spellStart"/>
+            <w:r>
+              <w:rPr>
+                <w:rFonts w:ascii="BRH Devanagari Extra" w:hAnsi="BRH Devanagari Extra" w:cs="BRH Devanagari Extra"/>
+                <w:color w:val="000000"/>
+                <w:sz w:val="40"/>
+                <w:szCs w:val="40"/>
+                <w:lang w:bidi="ml-IN"/>
+              </w:rPr>
+              <w:t>luÉÉUÉåþWûlirÉ</w:t>
+            </w:r>
+            <w:proofErr w:type="spellEnd"/>
+            <w:r>
+              <w:rPr>
+                <w:rFonts w:ascii="BRH Devanagari Extra" w:hAnsi="BRH Devanagari Extra" w:cs="BRH Devanagari Extra"/>
+                <w:color w:val="000000"/>
+                <w:sz w:val="40"/>
+                <w:szCs w:val="40"/>
+                <w:lang w:bidi="ml-IN"/>
+              </w:rPr>
+              <w:t>×</w:t>
+            </w:r>
+            <w:r>
+              <w:rPr>
+                <w:rFonts w:ascii="BRH Malayalam Extra" w:hAnsi="BRH Malayalam Extra" w:cs="BRH Devanagari Extra"/>
+                <w:b/>
+                <w:color w:val="000000"/>
+                <w:sz w:val="32"/>
+                <w:szCs w:val="40"/>
+                <w:lang w:bidi="ml-IN"/>
+              </w:rPr>
+              <w:t>–</w:t>
+            </w:r>
+            <w:proofErr w:type="spellStart"/>
+            <w:r>
+              <w:rPr>
+                <w:rFonts w:ascii="BRH Devanagari Extra" w:hAnsi="BRH Devanagari Extra" w:cs="BRH Devanagari Extra"/>
+                <w:color w:val="000000"/>
+                <w:sz w:val="40"/>
+                <w:szCs w:val="40"/>
+                <w:lang w:bidi="ml-IN"/>
+              </w:rPr>
+              <w:t>iÉÑÍpÉþÈ</w:t>
+            </w:r>
+            <w:proofErr w:type="spellEnd"/>
+            <w:r>
+              <w:rPr>
+                <w:rFonts w:ascii="BRH Devanagari Extra" w:hAnsi="BRH Devanagari Extra" w:cs="BRH Devanagari Extra"/>
+                <w:color w:val="000000"/>
+                <w:sz w:val="40"/>
+                <w:szCs w:val="40"/>
+                <w:lang w:bidi="ml-IN"/>
+              </w:rPr>
+              <w:t xml:space="preserve"> |</w:t>
             </w:r>
           </w:p>
         </w:tc>
@@ -4810,6 +7102,7 @@
                 <w:lang w:bidi="ml-IN"/>
               </w:rPr>
             </w:pPr>
+            <w:proofErr w:type="spellStart"/>
             <w:r>
               <w:rPr>
                 <w:rFonts w:ascii="BRH Devanagari Extra" w:hAnsi="BRH Devanagari Extra" w:cs="BRH Devanagari Extra"/>
@@ -4840,17 +7133,19 @@
               </w:rPr>
               <w:t>zÉirÉ¤É</w:t>
             </w:r>
-            <w:r>
-              <w:rPr>
-                <w:rFonts w:ascii="BRH Malayalam Extra" w:hAnsi="BRH Malayalam Extra" w:cs="BRH Devanagari Extra"/>
-                <w:b/>
-                <w:color w:val="000000"/>
-                <w:sz w:val="32"/>
-                <w:szCs w:val="40"/>
-                <w:lang w:bidi="ml-IN"/>
-              </w:rPr>
-              <w:t>–</w:t>
-            </w:r>
+            <w:proofErr w:type="spellEnd"/>
+            <w:r>
+              <w:rPr>
+                <w:rFonts w:ascii="BRH Malayalam Extra" w:hAnsi="BRH Malayalam Extra" w:cs="BRH Devanagari Extra"/>
+                <w:b/>
+                <w:color w:val="000000"/>
+                <w:sz w:val="32"/>
+                <w:szCs w:val="40"/>
+                <w:lang w:bidi="ml-IN"/>
+              </w:rPr>
+              <w:t>–</w:t>
+            </w:r>
+            <w:proofErr w:type="spellStart"/>
             <w:r>
               <w:rPr>
                 <w:rFonts w:ascii="BRH Devanagari Extra" w:hAnsi="BRH Devanagari Extra" w:cs="BRH Devanagari Extra"/>
@@ -4861,6 +7156,7 @@
               </w:rPr>
               <w:t>UåÌiÉ</w:t>
             </w:r>
+            <w:proofErr w:type="spellEnd"/>
             <w:r>
               <w:rPr>
                 <w:rFonts w:ascii="BRH Malayalam Extra" w:hAnsi="BRH Malayalam Extra" w:cs="BRH Devanagari Extra"/>
@@ -4894,14 +7190,16 @@
                 <w:lang w:val="en-IN" w:eastAsia="en-IN" w:bidi="ml-IN"/>
               </w:rPr>
             </w:pPr>
-            <w:r>
-              <w:rPr>
-                <w:rFonts w:ascii="BRH Devanagari Extra" w:hAnsi="BRH Devanagari Extra" w:cs="BRH Devanagari Extra"/>
-                <w:color w:val="000000"/>
-                <w:sz w:val="40"/>
-                <w:szCs w:val="40"/>
-                <w:lang w:bidi="ml-IN"/>
-              </w:rPr>
+            <w:proofErr w:type="spellStart"/>
+            <w:r>
+              <w:rPr>
+                <w:rFonts w:ascii="BRH Devanagari Extra" w:hAnsi="BRH Devanagari Extra" w:cs="BRH Devanagari Extra"/>
+                <w:color w:val="000000"/>
+                <w:sz w:val="40"/>
+                <w:szCs w:val="40"/>
+                <w:lang w:bidi="ml-IN"/>
+              </w:rPr>
+              <w:lastRenderedPageBreak/>
               <w:t>cÉiÉÑþÌuÉï</w:t>
             </w:r>
             <w:r>
@@ -4922,7 +7220,18 @@
                 <w:szCs w:val="40"/>
                 <w:lang w:bidi="ml-IN"/>
               </w:rPr>
-              <w:t>zÉÌiÉ - A</w:t>
+              <w:t>zÉÌiÉ</w:t>
+            </w:r>
+            <w:proofErr w:type="spellEnd"/>
+            <w:r>
+              <w:rPr>
+                <w:rFonts w:ascii="BRH Devanagari Extra" w:hAnsi="BRH Devanagari Extra" w:cs="BRH Devanagari Extra"/>
+                <w:color w:val="000000"/>
+                <w:sz w:val="40"/>
+                <w:szCs w:val="40"/>
+                <w:lang w:bidi="ml-IN"/>
+              </w:rPr>
+              <w:t xml:space="preserve"> - A</w:t>
             </w:r>
             <w:r>
               <w:rPr>
@@ -4994,14 +7303,16 @@
                 <w:lang w:bidi="ml-IN"/>
               </w:rPr>
             </w:pPr>
-            <w:r>
-              <w:rPr>
-                <w:rFonts w:ascii="BRH Devanagari Extra" w:hAnsi="BRH Devanagari Extra" w:cs="BRH Devanagari Extra"/>
-                <w:color w:val="000000"/>
-                <w:sz w:val="40"/>
-                <w:szCs w:val="40"/>
-                <w:lang w:bidi="ml-IN"/>
-              </w:rPr>
+            <w:proofErr w:type="spellStart"/>
+            <w:r>
+              <w:rPr>
+                <w:rFonts w:ascii="BRH Devanagari Extra" w:hAnsi="BRH Devanagari Extra" w:cs="BRH Devanagari Extra"/>
+                <w:color w:val="000000"/>
+                <w:sz w:val="40"/>
+                <w:szCs w:val="40"/>
+                <w:lang w:bidi="ml-IN"/>
+              </w:rPr>
+              <w:lastRenderedPageBreak/>
               <w:t>cÉiÉÑþÌuÉï</w:t>
             </w:r>
             <w:r>
@@ -5024,17 +7335,19 @@
               </w:rPr>
               <w:t>zÉirÉ¤É</w:t>
             </w:r>
-            <w:r>
-              <w:rPr>
-                <w:rFonts w:ascii="BRH Malayalam Extra" w:hAnsi="BRH Malayalam Extra" w:cs="BRH Devanagari Extra"/>
-                <w:b/>
-                <w:color w:val="000000"/>
-                <w:sz w:val="32"/>
-                <w:szCs w:val="40"/>
-                <w:lang w:bidi="ml-IN"/>
-              </w:rPr>
-              <w:t>–</w:t>
-            </w:r>
+            <w:proofErr w:type="spellEnd"/>
+            <w:r>
+              <w:rPr>
+                <w:rFonts w:ascii="BRH Malayalam Extra" w:hAnsi="BRH Malayalam Extra" w:cs="BRH Devanagari Extra"/>
+                <w:b/>
+                <w:color w:val="000000"/>
+                <w:sz w:val="32"/>
+                <w:szCs w:val="40"/>
+                <w:lang w:bidi="ml-IN"/>
+              </w:rPr>
+              <w:t>–</w:t>
+            </w:r>
+            <w:proofErr w:type="spellStart"/>
             <w:r>
               <w:rPr>
                 <w:rFonts w:ascii="BRH Devanagari Extra" w:hAnsi="BRH Devanagari Extra" w:cs="BRH Devanagari Extra"/>
@@ -5045,6 +7358,7 @@
               </w:rPr>
               <w:t>UåÌiÉ</w:t>
             </w:r>
+            <w:proofErr w:type="spellEnd"/>
             <w:r>
               <w:rPr>
                 <w:rFonts w:ascii="BRH Malayalam Extra" w:hAnsi="BRH Malayalam Extra" w:cs="BRH Devanagari Extra"/>
@@ -5078,14 +7392,16 @@
                 <w:lang w:val="en-IN" w:eastAsia="en-IN" w:bidi="ml-IN"/>
               </w:rPr>
             </w:pPr>
-            <w:r>
-              <w:rPr>
-                <w:rFonts w:ascii="BRH Devanagari Extra" w:hAnsi="BRH Devanagari Extra" w:cs="BRH Devanagari Extra"/>
-                <w:color w:val="000000"/>
-                <w:sz w:val="40"/>
-                <w:szCs w:val="40"/>
-                <w:lang w:bidi="ml-IN"/>
-              </w:rPr>
+            <w:proofErr w:type="spellStart"/>
+            <w:r>
+              <w:rPr>
+                <w:rFonts w:ascii="BRH Devanagari Extra" w:hAnsi="BRH Devanagari Extra" w:cs="BRH Devanagari Extra"/>
+                <w:color w:val="000000"/>
+                <w:sz w:val="40"/>
+                <w:szCs w:val="40"/>
+                <w:lang w:bidi="ml-IN"/>
+              </w:rPr>
+              <w:lastRenderedPageBreak/>
               <w:t>cÉiÉÑþÌuÉï</w:t>
             </w:r>
             <w:r>
@@ -5106,7 +7422,18 @@
                 <w:szCs w:val="40"/>
                 <w:lang w:bidi="ml-IN"/>
               </w:rPr>
-              <w:t>zÉÌiÉ - A</w:t>
+              <w:t>zÉÌiÉ</w:t>
+            </w:r>
+            <w:proofErr w:type="spellEnd"/>
+            <w:r>
+              <w:rPr>
+                <w:rFonts w:ascii="BRH Devanagari Extra" w:hAnsi="BRH Devanagari Extra" w:cs="BRH Devanagari Extra"/>
+                <w:color w:val="000000"/>
+                <w:sz w:val="40"/>
+                <w:szCs w:val="40"/>
+                <w:lang w:bidi="ml-IN"/>
+              </w:rPr>
+              <w:t xml:space="preserve"> - A</w:t>
             </w:r>
             <w:r>
               <w:rPr>
@@ -5208,6 +7535,7 @@
                 <w:sz w:val="28"/>
                 <w:szCs w:val="32"/>
               </w:rPr>
+              <w:lastRenderedPageBreak/>
               <w:t>T.S.7.2.6.3 – Kramam</w:t>
             </w:r>
           </w:p>
@@ -5304,27 +7632,62 @@
                 <w:lang w:val="en-IN" w:eastAsia="en-IN" w:bidi="ml-IN"/>
               </w:rPr>
             </w:pPr>
-            <w:r>
-              <w:rPr>
-                <w:rFonts w:ascii="BRH Devanagari Extra" w:hAnsi="BRH Devanagari Extra" w:cs="BRH Devanagari Extra"/>
-                <w:color w:val="000000"/>
-                <w:sz w:val="40"/>
-                <w:szCs w:val="40"/>
-                <w:lang w:bidi="ml-IN"/>
-              </w:rPr>
-              <w:t>AuÉþ ÂlkÉiÉå | Â</w:t>
-            </w:r>
-            <w:r>
-              <w:rPr>
-                <w:rFonts w:ascii="BRH Malayalam Extra" w:hAnsi="BRH Malayalam Extra" w:cs="BRH Devanagari Extra"/>
-                <w:b/>
-                <w:color w:val="000000"/>
-                <w:sz w:val="32"/>
-                <w:szCs w:val="40"/>
-                <w:lang w:bidi="ml-IN"/>
-              </w:rPr>
-              <w:t>–</w:t>
-            </w:r>
+            <w:proofErr w:type="spellStart"/>
+            <w:r>
+              <w:rPr>
+                <w:rFonts w:ascii="BRH Devanagari Extra" w:hAnsi="BRH Devanagari Extra" w:cs="BRH Devanagari Extra"/>
+                <w:color w:val="000000"/>
+                <w:sz w:val="40"/>
+                <w:szCs w:val="40"/>
+                <w:lang w:bidi="ml-IN"/>
+              </w:rPr>
+              <w:t>AuÉþ</w:t>
+            </w:r>
+            <w:proofErr w:type="spellEnd"/>
+            <w:r>
+              <w:rPr>
+                <w:rFonts w:ascii="BRH Devanagari Extra" w:hAnsi="BRH Devanagari Extra" w:cs="BRH Devanagari Extra"/>
+                <w:color w:val="000000"/>
+                <w:sz w:val="40"/>
+                <w:szCs w:val="40"/>
+                <w:lang w:bidi="ml-IN"/>
+              </w:rPr>
+              <w:t xml:space="preserve"> </w:t>
+            </w:r>
+            <w:proofErr w:type="spellStart"/>
+            <w:r>
+              <w:rPr>
+                <w:rFonts w:ascii="BRH Devanagari Extra" w:hAnsi="BRH Devanagari Extra" w:cs="BRH Devanagari Extra"/>
+                <w:color w:val="000000"/>
+                <w:sz w:val="40"/>
+                <w:szCs w:val="40"/>
+                <w:lang w:bidi="ml-IN"/>
+              </w:rPr>
+              <w:t>ÂlkÉiÉå</w:t>
+            </w:r>
+            <w:proofErr w:type="spellEnd"/>
+            <w:r>
+              <w:rPr>
+                <w:rFonts w:ascii="BRH Devanagari Extra" w:hAnsi="BRH Devanagari Extra" w:cs="BRH Devanagari Extra"/>
+                <w:color w:val="000000"/>
+                <w:sz w:val="40"/>
+                <w:szCs w:val="40"/>
+                <w:lang w:bidi="ml-IN"/>
+              </w:rPr>
+              <w:t xml:space="preserve"> | Â</w:t>
+            </w:r>
+            <w:r>
+              <w:rPr>
+                <w:rFonts w:ascii="BRH Malayalam Extra" w:hAnsi="BRH Malayalam Extra" w:cs="BRH Devanagari Extra"/>
+                <w:b/>
+                <w:color w:val="000000"/>
+                <w:sz w:val="32"/>
+                <w:szCs w:val="40"/>
+                <w:lang w:bidi="ml-IN"/>
+              </w:rPr>
+              <w:t>–</w:t>
+            </w:r>
+            <w:proofErr w:type="spellStart"/>
             <w:r>
               <w:rPr>
                 <w:rFonts w:ascii="BRH Devanagari Extra" w:hAnsi="BRH Devanagari Extra" w:cs="BRH Devanagari Extra"/>
@@ -5346,17 +7709,19 @@
               </w:rPr>
               <w:t>å</w:t>
             </w:r>
-            <w:r>
-              <w:rPr>
-                <w:rFonts w:ascii="BRH Malayalam Extra" w:hAnsi="BRH Malayalam Extra" w:cs="BRH Devanagari Extra"/>
-                <w:b/>
-                <w:color w:val="000000"/>
-                <w:sz w:val="32"/>
-                <w:szCs w:val="40"/>
-                <w:lang w:bidi="ml-IN"/>
-              </w:rPr>
-              <w:t>–</w:t>
-            </w:r>
+            <w:proofErr w:type="spellEnd"/>
+            <w:r>
+              <w:rPr>
+                <w:rFonts w:ascii="BRH Malayalam Extra" w:hAnsi="BRH Malayalam Extra" w:cs="BRH Devanagari Extra"/>
+                <w:b/>
+                <w:color w:val="000000"/>
+                <w:sz w:val="32"/>
+                <w:szCs w:val="40"/>
+                <w:lang w:bidi="ml-IN"/>
+              </w:rPr>
+              <w:t>–</w:t>
+            </w:r>
+            <w:proofErr w:type="spellStart"/>
             <w:r>
               <w:rPr>
                 <w:rFonts w:ascii="BRH Devanagari Extra" w:hAnsi="BRH Devanagari Extra" w:cs="BRH Devanagari Extra"/>
@@ -5367,17 +7732,19 @@
               </w:rPr>
               <w:t>iÉå</w:t>
             </w:r>
-            <w:r>
-              <w:rPr>
-                <w:rFonts w:ascii="BRH Malayalam Extra" w:hAnsi="BRH Malayalam Extra" w:cs="BRH Devanagari Extra"/>
-                <w:b/>
-                <w:color w:val="000000"/>
-                <w:sz w:val="32"/>
-                <w:szCs w:val="40"/>
-                <w:lang w:bidi="ml-IN"/>
-              </w:rPr>
-              <w:t>–</w:t>
-            </w:r>
+            <w:proofErr w:type="spellEnd"/>
+            <w:r>
+              <w:rPr>
+                <w:rFonts w:ascii="BRH Malayalam Extra" w:hAnsi="BRH Malayalam Extra" w:cs="BRH Devanagari Extra"/>
+                <w:b/>
+                <w:color w:val="000000"/>
+                <w:sz w:val="32"/>
+                <w:szCs w:val="40"/>
+                <w:lang w:bidi="ml-IN"/>
+              </w:rPr>
+              <w:t>–</w:t>
+            </w:r>
+            <w:proofErr w:type="spellStart"/>
             <w:r>
               <w:rPr>
                 <w:rFonts w:ascii="BRH Devanagari Extra" w:hAnsi="BRH Devanagari Extra" w:cs="BRH Devanagari Extra"/>
@@ -5388,6 +7755,7 @@
               </w:rPr>
               <w:t>ÅÌiÉ</w:t>
             </w:r>
+            <w:proofErr w:type="spellEnd"/>
             <w:r>
               <w:rPr>
                 <w:rFonts w:ascii="BRH Malayalam Extra" w:hAnsi="BRH Malayalam Extra" w:cs="BRH Devanagari Extra"/>
@@ -5428,7 +7796,29 @@
                 <w:szCs w:val="40"/>
                 <w:lang w:bidi="ml-IN"/>
               </w:rPr>
-              <w:t>§ÉÉæ |</w:t>
+              <w:t>§</w:t>
+            </w:r>
+            <w:proofErr w:type="spellStart"/>
+            <w:r>
+              <w:rPr>
+                <w:rFonts w:ascii="BRH Devanagari Extra" w:hAnsi="BRH Devanagari Extra" w:cs="BRH Devanagari Extra"/>
+                <w:color w:val="000000"/>
+                <w:sz w:val="40"/>
+                <w:szCs w:val="40"/>
+                <w:lang w:bidi="ml-IN"/>
+              </w:rPr>
+              <w:t>ÉÉæ</w:t>
+            </w:r>
+            <w:proofErr w:type="spellEnd"/>
+            <w:r>
+              <w:rPr>
+                <w:rFonts w:ascii="BRH Devanagari Extra" w:hAnsi="BRH Devanagari Extra" w:cs="BRH Devanagari Extra"/>
+                <w:color w:val="000000"/>
+                <w:sz w:val="40"/>
+                <w:szCs w:val="40"/>
+                <w:lang w:bidi="ml-IN"/>
+              </w:rPr>
+              <w:t xml:space="preserve"> |</w:t>
             </w:r>
           </w:p>
         </w:tc>
@@ -5447,27 +7837,62 @@
                 <w:lang w:val="en-IN" w:eastAsia="en-IN" w:bidi="ml-IN"/>
               </w:rPr>
             </w:pPr>
-            <w:r>
-              <w:rPr>
-                <w:rFonts w:ascii="BRH Devanagari Extra" w:hAnsi="BRH Devanagari Extra" w:cs="BRH Devanagari Extra"/>
-                <w:color w:val="000000"/>
-                <w:sz w:val="40"/>
-                <w:szCs w:val="40"/>
-                <w:lang w:bidi="ml-IN"/>
-              </w:rPr>
-              <w:t>AuÉþ ÂlkÉiÉå | Â</w:t>
-            </w:r>
-            <w:r>
-              <w:rPr>
-                <w:rFonts w:ascii="BRH Malayalam Extra" w:hAnsi="BRH Malayalam Extra" w:cs="BRH Devanagari Extra"/>
-                <w:b/>
-                <w:color w:val="000000"/>
-                <w:sz w:val="32"/>
-                <w:szCs w:val="40"/>
-                <w:lang w:bidi="ml-IN"/>
-              </w:rPr>
-              <w:t>–</w:t>
-            </w:r>
+            <w:proofErr w:type="spellStart"/>
+            <w:r>
+              <w:rPr>
+                <w:rFonts w:ascii="BRH Devanagari Extra" w:hAnsi="BRH Devanagari Extra" w:cs="BRH Devanagari Extra"/>
+                <w:color w:val="000000"/>
+                <w:sz w:val="40"/>
+                <w:szCs w:val="40"/>
+                <w:lang w:bidi="ml-IN"/>
+              </w:rPr>
+              <w:t>AuÉþ</w:t>
+            </w:r>
+            <w:proofErr w:type="spellEnd"/>
+            <w:r>
+              <w:rPr>
+                <w:rFonts w:ascii="BRH Devanagari Extra" w:hAnsi="BRH Devanagari Extra" w:cs="BRH Devanagari Extra"/>
+                <w:color w:val="000000"/>
+                <w:sz w:val="40"/>
+                <w:szCs w:val="40"/>
+                <w:lang w:bidi="ml-IN"/>
+              </w:rPr>
+              <w:t xml:space="preserve"> </w:t>
+            </w:r>
+            <w:proofErr w:type="spellStart"/>
+            <w:r>
+              <w:rPr>
+                <w:rFonts w:ascii="BRH Devanagari Extra" w:hAnsi="BRH Devanagari Extra" w:cs="BRH Devanagari Extra"/>
+                <w:color w:val="000000"/>
+                <w:sz w:val="40"/>
+                <w:szCs w:val="40"/>
+                <w:lang w:bidi="ml-IN"/>
+              </w:rPr>
+              <w:t>ÂlkÉiÉå</w:t>
+            </w:r>
+            <w:proofErr w:type="spellEnd"/>
+            <w:r>
+              <w:rPr>
+                <w:rFonts w:ascii="BRH Devanagari Extra" w:hAnsi="BRH Devanagari Extra" w:cs="BRH Devanagari Extra"/>
+                <w:color w:val="000000"/>
+                <w:sz w:val="40"/>
+                <w:szCs w:val="40"/>
+                <w:lang w:bidi="ml-IN"/>
+              </w:rPr>
+              <w:t xml:space="preserve"> | Â</w:t>
+            </w:r>
+            <w:r>
+              <w:rPr>
+                <w:rFonts w:ascii="BRH Malayalam Extra" w:hAnsi="BRH Malayalam Extra" w:cs="BRH Devanagari Extra"/>
+                <w:b/>
+                <w:color w:val="000000"/>
+                <w:sz w:val="32"/>
+                <w:szCs w:val="40"/>
+                <w:lang w:bidi="ml-IN"/>
+              </w:rPr>
+              <w:t>–</w:t>
+            </w:r>
+            <w:proofErr w:type="spellStart"/>
             <w:r>
               <w:rPr>
                 <w:rFonts w:ascii="BRH Devanagari Extra" w:hAnsi="BRH Devanagari Extra" w:cs="BRH Devanagari Extra"/>
@@ -5479,6 +7904,7 @@
               </w:rPr>
               <w:t>lkÉ</w:t>
             </w:r>
+            <w:proofErr w:type="spellEnd"/>
             <w:r>
               <w:rPr>
                 <w:rFonts w:ascii="BRH Malayalam Extra" w:hAnsi="BRH Malayalam Extra" w:cs="BRH Devanagari Extra"/>
@@ -5491,6 +7917,7 @@
               </w:rPr>
               <w:t>–</w:t>
             </w:r>
+            <w:proofErr w:type="spellStart"/>
             <w:r>
               <w:rPr>
                 <w:rFonts w:ascii="BRH Devanagari Extra" w:hAnsi="BRH Devanagari Extra" w:cs="BRH Devanagari Extra"/>
@@ -5501,17 +7928,19 @@
               </w:rPr>
               <w:t>iÉå</w:t>
             </w:r>
-            <w:r>
-              <w:rPr>
-                <w:rFonts w:ascii="BRH Malayalam Extra" w:hAnsi="BRH Malayalam Extra" w:cs="BRH Devanagari Extra"/>
-                <w:b/>
-                <w:color w:val="000000"/>
-                <w:sz w:val="32"/>
-                <w:szCs w:val="40"/>
-                <w:lang w:bidi="ml-IN"/>
-              </w:rPr>
-              <w:t>–</w:t>
-            </w:r>
+            <w:proofErr w:type="spellEnd"/>
+            <w:r>
+              <w:rPr>
+                <w:rFonts w:ascii="BRH Malayalam Extra" w:hAnsi="BRH Malayalam Extra" w:cs="BRH Devanagari Extra"/>
+                <w:b/>
+                <w:color w:val="000000"/>
+                <w:sz w:val="32"/>
+                <w:szCs w:val="40"/>
+                <w:lang w:bidi="ml-IN"/>
+              </w:rPr>
+              <w:t>–</w:t>
+            </w:r>
+            <w:proofErr w:type="spellStart"/>
             <w:r>
               <w:rPr>
                 <w:rFonts w:ascii="BRH Devanagari Extra" w:hAnsi="BRH Devanagari Extra" w:cs="BRH Devanagari Extra"/>
@@ -5522,6 +7951,7 @@
               </w:rPr>
               <w:t>ÅÌiÉ</w:t>
             </w:r>
+            <w:proofErr w:type="spellEnd"/>
             <w:r>
               <w:rPr>
                 <w:rFonts w:ascii="BRH Malayalam Extra" w:hAnsi="BRH Malayalam Extra" w:cs="BRH Devanagari Extra"/>
@@ -5562,7 +7992,29 @@
                 <w:szCs w:val="40"/>
                 <w:lang w:bidi="ml-IN"/>
               </w:rPr>
-              <w:t>§ÉÉæ |</w:t>
+              <w:t>§</w:t>
+            </w:r>
+            <w:proofErr w:type="spellStart"/>
+            <w:r>
+              <w:rPr>
+                <w:rFonts w:ascii="BRH Devanagari Extra" w:hAnsi="BRH Devanagari Extra" w:cs="BRH Devanagari Extra"/>
+                <w:color w:val="000000"/>
+                <w:sz w:val="40"/>
+                <w:szCs w:val="40"/>
+                <w:lang w:bidi="ml-IN"/>
+              </w:rPr>
+              <w:t>ÉÉæ</w:t>
+            </w:r>
+            <w:proofErr w:type="spellEnd"/>
+            <w:r>
+              <w:rPr>
+                <w:rFonts w:ascii="BRH Devanagari Extra" w:hAnsi="BRH Devanagari Extra" w:cs="BRH Devanagari Extra"/>
+                <w:color w:val="000000"/>
+                <w:sz w:val="40"/>
+                <w:szCs w:val="40"/>
+                <w:lang w:bidi="ml-IN"/>
+              </w:rPr>
+              <w:t xml:space="preserve"> |</w:t>
             </w:r>
           </w:p>
         </w:tc>
@@ -5767,28 +8219,62 @@
                 <w:szCs w:val="40"/>
                 <w:lang w:bidi="ml-IN"/>
               </w:rPr>
-              <w:t>È zÉÑ</w:t>
-            </w:r>
-            <w:r>
-              <w:rPr>
-                <w:rFonts w:ascii="BRH Malayalam Extra" w:hAnsi="BRH Malayalam Extra" w:cs="BRH Devanagari Extra"/>
-                <w:b/>
-                <w:color w:val="000000"/>
-                <w:sz w:val="32"/>
-                <w:szCs w:val="40"/>
-                <w:lang w:bidi="ml-IN"/>
-              </w:rPr>
-              <w:t>–</w:t>
-            </w:r>
-            <w:r>
-              <w:rPr>
-                <w:rFonts w:ascii="BRH Devanagari Extra" w:hAnsi="BRH Devanagari Extra" w:cs="BRH Devanagari Extra"/>
-                <w:color w:val="000000"/>
-                <w:sz w:val="40"/>
-                <w:szCs w:val="40"/>
-                <w:lang w:bidi="ml-IN"/>
-              </w:rPr>
-              <w:t xml:space="preserve">¢üÉaÉëÉlÉçþ | </w:t>
+              <w:t xml:space="preserve">È </w:t>
+            </w:r>
+            <w:proofErr w:type="spellStart"/>
+            <w:r>
+              <w:rPr>
+                <w:rFonts w:ascii="BRH Devanagari Extra" w:hAnsi="BRH Devanagari Extra" w:cs="BRH Devanagari Extra"/>
+                <w:color w:val="000000"/>
+                <w:sz w:val="40"/>
+                <w:szCs w:val="40"/>
+                <w:lang w:bidi="ml-IN"/>
+              </w:rPr>
+              <w:t>zÉÑ</w:t>
+            </w:r>
+            <w:proofErr w:type="spellEnd"/>
+            <w:r>
+              <w:rPr>
+                <w:rFonts w:ascii="BRH Malayalam Extra" w:hAnsi="BRH Malayalam Extra" w:cs="BRH Devanagari Extra"/>
+                <w:b/>
+                <w:color w:val="000000"/>
+                <w:sz w:val="32"/>
+                <w:szCs w:val="40"/>
+                <w:lang w:bidi="ml-IN"/>
+              </w:rPr>
+              <w:t>–</w:t>
+            </w:r>
+            <w:r>
+              <w:rPr>
+                <w:rFonts w:ascii="BRH Devanagari Extra" w:hAnsi="BRH Devanagari Extra" w:cs="BRH Devanagari Extra"/>
+                <w:color w:val="000000"/>
+                <w:sz w:val="40"/>
+                <w:szCs w:val="40"/>
+                <w:lang w:bidi="ml-IN"/>
+              </w:rPr>
+              <w:t>¢</w:t>
+            </w:r>
+            <w:proofErr w:type="spellStart"/>
+            <w:r>
+              <w:rPr>
+                <w:rFonts w:ascii="BRH Devanagari Extra" w:hAnsi="BRH Devanagari Extra" w:cs="BRH Devanagari Extra"/>
+                <w:color w:val="000000"/>
+                <w:sz w:val="40"/>
+                <w:szCs w:val="40"/>
+                <w:lang w:bidi="ml-IN"/>
+              </w:rPr>
+              <w:t>üÉaÉëÉlÉçþ</w:t>
+            </w:r>
+            <w:proofErr w:type="spellEnd"/>
+            <w:r>
+              <w:rPr>
+                <w:rFonts w:ascii="BRH Devanagari Extra" w:hAnsi="BRH Devanagari Extra" w:cs="BRH Devanagari Extra"/>
+                <w:color w:val="000000"/>
+                <w:sz w:val="40"/>
+                <w:szCs w:val="40"/>
+                <w:lang w:bidi="ml-IN"/>
+              </w:rPr>
+              <w:t xml:space="preserve"> | </w:t>
             </w:r>
           </w:p>
           <w:p>
@@ -5806,6 +8292,7 @@
                 <w:lang w:val="en-IN" w:eastAsia="en-IN" w:bidi="ml-IN"/>
               </w:rPr>
             </w:pPr>
+            <w:proofErr w:type="spellStart"/>
             <w:r>
               <w:rPr>
                 <w:rFonts w:ascii="BRH Devanagari Extra" w:hAnsi="BRH Devanagari Extra" w:cs="BRH Devanagari Extra"/>
@@ -5816,27 +8303,51 @@
               </w:rPr>
               <w:t>zÉÑ</w:t>
             </w:r>
-            <w:r>
-              <w:rPr>
-                <w:rFonts w:ascii="BRH Malayalam Extra" w:hAnsi="BRH Malayalam Extra" w:cs="BRH Devanagari Extra"/>
-                <w:b/>
-                <w:color w:val="000000"/>
-                <w:sz w:val="32"/>
-                <w:szCs w:val="40"/>
-                <w:lang w:bidi="ml-IN"/>
-              </w:rPr>
-              <w:t>–</w:t>
-            </w:r>
-            <w:r>
-              <w:rPr>
-                <w:rFonts w:ascii="BRH Devanagari Extra" w:hAnsi="BRH Devanagari Extra" w:cs="BRH Devanagari Extra"/>
-                <w:color w:val="000000"/>
-                <w:sz w:val="40"/>
-                <w:szCs w:val="40"/>
-                <w:lang w:bidi="ml-IN"/>
-              </w:rPr>
-              <w:t xml:space="preserve">¢üÉaÉëÉÿlÉç </w:t>
-            </w:r>
+            <w:proofErr w:type="spellEnd"/>
+            <w:r>
+              <w:rPr>
+                <w:rFonts w:ascii="BRH Malayalam Extra" w:hAnsi="BRH Malayalam Extra" w:cs="BRH Devanagari Extra"/>
+                <w:b/>
+                <w:color w:val="000000"/>
+                <w:sz w:val="32"/>
+                <w:szCs w:val="40"/>
+                <w:lang w:bidi="ml-IN"/>
+              </w:rPr>
+              <w:t>–</w:t>
+            </w:r>
+            <w:r>
+              <w:rPr>
+                <w:rFonts w:ascii="BRH Devanagari Extra" w:hAnsi="BRH Devanagari Extra" w:cs="BRH Devanagari Extra"/>
+                <w:color w:val="000000"/>
+                <w:sz w:val="40"/>
+                <w:szCs w:val="40"/>
+                <w:lang w:bidi="ml-IN"/>
+              </w:rPr>
+              <w:t>¢</w:t>
+            </w:r>
+            <w:proofErr w:type="spellStart"/>
+            <w:r>
+              <w:rPr>
+                <w:rFonts w:ascii="BRH Devanagari Extra" w:hAnsi="BRH Devanagari Extra" w:cs="BRH Devanagari Extra"/>
+                <w:color w:val="000000"/>
+                <w:sz w:val="40"/>
+                <w:szCs w:val="40"/>
+                <w:lang w:bidi="ml-IN"/>
+              </w:rPr>
+              <w:t>üÉaÉëÉÿlÉç</w:t>
+            </w:r>
+            <w:proofErr w:type="spellEnd"/>
+            <w:r>
+              <w:rPr>
+                <w:rFonts w:ascii="BRH Devanagari Extra" w:hAnsi="BRH Devanagari Extra" w:cs="BRH Devanagari Extra"/>
+                <w:color w:val="000000"/>
+                <w:sz w:val="40"/>
+                <w:szCs w:val="40"/>
+                <w:lang w:bidi="ml-IN"/>
+              </w:rPr>
+              <w:t xml:space="preserve"> </w:t>
+            </w:r>
+            <w:proofErr w:type="spellStart"/>
             <w:r>
               <w:rPr>
                 <w:rFonts w:ascii="BRH Devanagari Extra" w:hAnsi="BRH Devanagari Extra" w:cs="BRH Devanagari Extra"/>
@@ -5856,7 +8367,18 @@
                 <w:szCs w:val="40"/>
                 <w:lang w:bidi="ml-IN"/>
               </w:rPr>
-              <w:t>ëºûÏiÉ |</w:t>
+              <w:t>ëºûÏiÉ</w:t>
+            </w:r>
+            <w:proofErr w:type="spellEnd"/>
+            <w:r>
+              <w:rPr>
+                <w:rFonts w:ascii="BRH Devanagari Extra" w:hAnsi="BRH Devanagari Extra" w:cs="BRH Devanagari Extra"/>
+                <w:color w:val="000000"/>
+                <w:sz w:val="40"/>
+                <w:szCs w:val="40"/>
+                <w:lang w:bidi="ml-IN"/>
+              </w:rPr>
+              <w:t xml:space="preserve"> |</w:t>
             </w:r>
           </w:p>
         </w:tc>
@@ -5950,28 +8472,62 @@
                 <w:szCs w:val="40"/>
                 <w:lang w:bidi="ml-IN"/>
               </w:rPr>
-              <w:t>È zÉÑ</w:t>
-            </w:r>
-            <w:r>
-              <w:rPr>
-                <w:rFonts w:ascii="BRH Malayalam Extra" w:hAnsi="BRH Malayalam Extra" w:cs="BRH Devanagari Extra"/>
-                <w:b/>
-                <w:color w:val="000000"/>
-                <w:sz w:val="32"/>
-                <w:szCs w:val="40"/>
-                <w:lang w:bidi="ml-IN"/>
-              </w:rPr>
-              <w:t>–</w:t>
-            </w:r>
-            <w:r>
-              <w:rPr>
-                <w:rFonts w:ascii="BRH Devanagari Extra" w:hAnsi="BRH Devanagari Extra" w:cs="BRH Devanagari Extra"/>
-                <w:color w:val="000000"/>
-                <w:sz w:val="40"/>
-                <w:szCs w:val="40"/>
-                <w:lang w:bidi="ml-IN"/>
-              </w:rPr>
-              <w:t xml:space="preserve">¢üÉaÉëÉlÉçþ | </w:t>
+              <w:t xml:space="preserve">È </w:t>
+            </w:r>
+            <w:proofErr w:type="spellStart"/>
+            <w:r>
+              <w:rPr>
+                <w:rFonts w:ascii="BRH Devanagari Extra" w:hAnsi="BRH Devanagari Extra" w:cs="BRH Devanagari Extra"/>
+                <w:color w:val="000000"/>
+                <w:sz w:val="40"/>
+                <w:szCs w:val="40"/>
+                <w:lang w:bidi="ml-IN"/>
+              </w:rPr>
+              <w:t>zÉÑ</w:t>
+            </w:r>
+            <w:proofErr w:type="spellEnd"/>
+            <w:r>
+              <w:rPr>
+                <w:rFonts w:ascii="BRH Malayalam Extra" w:hAnsi="BRH Malayalam Extra" w:cs="BRH Devanagari Extra"/>
+                <w:b/>
+                <w:color w:val="000000"/>
+                <w:sz w:val="32"/>
+                <w:szCs w:val="40"/>
+                <w:lang w:bidi="ml-IN"/>
+              </w:rPr>
+              <w:t>–</w:t>
+            </w:r>
+            <w:r>
+              <w:rPr>
+                <w:rFonts w:ascii="BRH Devanagari Extra" w:hAnsi="BRH Devanagari Extra" w:cs="BRH Devanagari Extra"/>
+                <w:color w:val="000000"/>
+                <w:sz w:val="40"/>
+                <w:szCs w:val="40"/>
+                <w:lang w:bidi="ml-IN"/>
+              </w:rPr>
+              <w:t>¢</w:t>
+            </w:r>
+            <w:proofErr w:type="spellStart"/>
+            <w:r>
+              <w:rPr>
+                <w:rFonts w:ascii="BRH Devanagari Extra" w:hAnsi="BRH Devanagari Extra" w:cs="BRH Devanagari Extra"/>
+                <w:color w:val="000000"/>
+                <w:sz w:val="40"/>
+                <w:szCs w:val="40"/>
+                <w:lang w:bidi="ml-IN"/>
+              </w:rPr>
+              <w:t>üÉaÉëÉlÉçþ</w:t>
+            </w:r>
+            <w:proofErr w:type="spellEnd"/>
+            <w:r>
+              <w:rPr>
+                <w:rFonts w:ascii="BRH Devanagari Extra" w:hAnsi="BRH Devanagari Extra" w:cs="BRH Devanagari Extra"/>
+                <w:color w:val="000000"/>
+                <w:sz w:val="40"/>
+                <w:szCs w:val="40"/>
+                <w:lang w:bidi="ml-IN"/>
+              </w:rPr>
+              <w:t xml:space="preserve"> | </w:t>
             </w:r>
           </w:p>
           <w:p>
@@ -5989,6 +8545,7 @@
                 <w:lang w:val="en-IN" w:eastAsia="en-IN" w:bidi="ml-IN"/>
               </w:rPr>
             </w:pPr>
+            <w:proofErr w:type="spellStart"/>
             <w:r>
               <w:rPr>
                 <w:rFonts w:ascii="BRH Devanagari Extra" w:hAnsi="BRH Devanagari Extra" w:cs="BRH Devanagari Extra"/>
@@ -5999,26 +8556,49 @@
               </w:rPr>
               <w:t>zÉÑ</w:t>
             </w:r>
-            <w:r>
-              <w:rPr>
-                <w:rFonts w:ascii="BRH Malayalam Extra" w:hAnsi="BRH Malayalam Extra" w:cs="BRH Devanagari Extra"/>
-                <w:b/>
-                <w:color w:val="000000"/>
-                <w:sz w:val="32"/>
-                <w:szCs w:val="40"/>
-                <w:lang w:bidi="ml-IN"/>
-              </w:rPr>
-              <w:t>–</w:t>
-            </w:r>
-            <w:r>
-              <w:rPr>
-                <w:rFonts w:ascii="BRH Devanagari Extra" w:hAnsi="BRH Devanagari Extra" w:cs="BRH Devanagari Extra"/>
-                <w:color w:val="000000"/>
-                <w:sz w:val="40"/>
-                <w:szCs w:val="40"/>
-                <w:lang w:bidi="ml-IN"/>
-              </w:rPr>
-              <w:t xml:space="preserve">¢üÉaÉëÉÿlÉç </w:t>
+            <w:proofErr w:type="spellEnd"/>
+            <w:r>
+              <w:rPr>
+                <w:rFonts w:ascii="BRH Malayalam Extra" w:hAnsi="BRH Malayalam Extra" w:cs="BRH Devanagari Extra"/>
+                <w:b/>
+                <w:color w:val="000000"/>
+                <w:sz w:val="32"/>
+                <w:szCs w:val="40"/>
+                <w:lang w:bidi="ml-IN"/>
+              </w:rPr>
+              <w:t>–</w:t>
+            </w:r>
+            <w:r>
+              <w:rPr>
+                <w:rFonts w:ascii="BRH Devanagari Extra" w:hAnsi="BRH Devanagari Extra" w:cs="BRH Devanagari Extra"/>
+                <w:color w:val="000000"/>
+                <w:sz w:val="40"/>
+                <w:szCs w:val="40"/>
+                <w:lang w:bidi="ml-IN"/>
+              </w:rPr>
+              <w:t>¢</w:t>
+            </w:r>
+            <w:proofErr w:type="spellStart"/>
+            <w:r>
+              <w:rPr>
+                <w:rFonts w:ascii="BRH Devanagari Extra" w:hAnsi="BRH Devanagari Extra" w:cs="BRH Devanagari Extra"/>
+                <w:color w:val="000000"/>
+                <w:sz w:val="40"/>
+                <w:szCs w:val="40"/>
+                <w:lang w:bidi="ml-IN"/>
+              </w:rPr>
+              <w:t>üÉaÉëÉÿlÉç</w:t>
+            </w:r>
+            <w:proofErr w:type="spellEnd"/>
+            <w:r>
+              <w:rPr>
+                <w:rFonts w:ascii="BRH Devanagari Extra" w:hAnsi="BRH Devanagari Extra" w:cs="BRH Devanagari Extra"/>
+                <w:color w:val="000000"/>
+                <w:sz w:val="40"/>
+                <w:szCs w:val="40"/>
+                <w:lang w:bidi="ml-IN"/>
+              </w:rPr>
+              <w:t xml:space="preserve"> </w:t>
             </w:r>
             <w:r>
               <w:rPr>
@@ -6039,7 +8619,29 @@
                 <w:szCs w:val="40"/>
                 <w:lang w:bidi="ml-IN"/>
               </w:rPr>
-              <w:t>ºûÏiÉ |</w:t>
+              <w:t>º</w:t>
+            </w:r>
+            <w:proofErr w:type="spellStart"/>
+            <w:r>
+              <w:rPr>
+                <w:rFonts w:ascii="BRH Devanagari Extra" w:hAnsi="BRH Devanagari Extra" w:cs="BRH Devanagari Extra"/>
+                <w:color w:val="000000"/>
+                <w:sz w:val="40"/>
+                <w:szCs w:val="40"/>
+                <w:lang w:bidi="ml-IN"/>
+              </w:rPr>
+              <w:t>ûÏiÉ</w:t>
+            </w:r>
+            <w:proofErr w:type="spellEnd"/>
+            <w:r>
+              <w:rPr>
+                <w:rFonts w:ascii="BRH Devanagari Extra" w:hAnsi="BRH Devanagari Extra" w:cs="BRH Devanagari Extra"/>
+                <w:color w:val="000000"/>
+                <w:sz w:val="40"/>
+                <w:szCs w:val="40"/>
+                <w:lang w:bidi="ml-IN"/>
+              </w:rPr>
+              <w:t xml:space="preserve"> |</w:t>
             </w:r>
           </w:p>
         </w:tc>
@@ -6165,6 +8767,7 @@
                 <w:szCs w:val="40"/>
               </w:rPr>
             </w:pPr>
+            <w:proofErr w:type="spellStart"/>
             <w:r>
               <w:rPr>
                 <w:rFonts w:ascii="BRH Devanagari Extra" w:hAnsi="BRH Devanagari Extra" w:cs="BRH Devanagari Extra"/>
@@ -6175,17 +8778,19 @@
               </w:rPr>
               <w:t>ÌmÉ</w:t>
             </w:r>
-            <w:r>
-              <w:rPr>
-                <w:rFonts w:ascii="BRH Malayalam Extra" w:hAnsi="BRH Malayalam Extra" w:cs="BRH Devanagari Extra"/>
-                <w:b/>
-                <w:color w:val="000000"/>
-                <w:sz w:val="32"/>
-                <w:szCs w:val="40"/>
-                <w:lang w:bidi="ml-IN"/>
-              </w:rPr>
-              <w:t>–</w:t>
-            </w:r>
+            <w:proofErr w:type="spellEnd"/>
+            <w:r>
+              <w:rPr>
+                <w:rFonts w:ascii="BRH Malayalam Extra" w:hAnsi="BRH Malayalam Extra" w:cs="BRH Devanagari Extra"/>
+                <w:b/>
+                <w:color w:val="000000"/>
+                <w:sz w:val="32"/>
+                <w:szCs w:val="40"/>
+                <w:lang w:bidi="ml-IN"/>
+              </w:rPr>
+              <w:t>–</w:t>
+            </w:r>
+            <w:proofErr w:type="spellStart"/>
             <w:r>
               <w:rPr>
                 <w:rFonts w:ascii="BRH Devanagari Extra" w:hAnsi="BRH Devanagari Extra" w:cs="BRH Devanagari Extra"/>
@@ -6196,6 +8801,7 @@
               </w:rPr>
               <w:t>iÉÉ</w:t>
             </w:r>
+            <w:proofErr w:type="spellEnd"/>
             <w:r>
               <w:rPr>
                 <w:rFonts w:ascii="BRH Malayalam Extra" w:hAnsi="BRH Malayalam Extra" w:cs="BRH Devanagari Extra"/>
@@ -6228,15 +8834,60 @@
               </w:rPr>
               <w:t>–</w:t>
             </w:r>
-            <w:r>
-              <w:rPr>
-                <w:rFonts w:ascii="BRH Devanagari Extra" w:hAnsi="BRH Devanagari Extra" w:cs="BRH Devanagari Extra"/>
-                <w:color w:val="000000"/>
-                <w:sz w:val="40"/>
-                <w:szCs w:val="40"/>
-                <w:lang w:bidi="ml-IN"/>
-              </w:rPr>
-              <w:t>WûÈ mÉÑhrÉþÈ | mÉÑ</w:t>
+            <w:proofErr w:type="spellStart"/>
+            <w:r>
+              <w:rPr>
+                <w:rFonts w:ascii="BRH Devanagari Extra" w:hAnsi="BRH Devanagari Extra" w:cs="BRH Devanagari Extra"/>
+                <w:color w:val="000000"/>
+                <w:sz w:val="40"/>
+                <w:szCs w:val="40"/>
+                <w:lang w:bidi="ml-IN"/>
+              </w:rPr>
+              <w:t>WûÈ</w:t>
+            </w:r>
+            <w:proofErr w:type="spellEnd"/>
+            <w:r>
+              <w:rPr>
+                <w:rFonts w:ascii="BRH Devanagari Extra" w:hAnsi="BRH Devanagari Extra" w:cs="BRH Devanagari Extra"/>
+                <w:color w:val="000000"/>
+                <w:sz w:val="40"/>
+                <w:szCs w:val="40"/>
+                <w:lang w:bidi="ml-IN"/>
+              </w:rPr>
+              <w:t xml:space="preserve"> </w:t>
+            </w:r>
+            <w:proofErr w:type="spellStart"/>
+            <w:r>
+              <w:rPr>
+                <w:rFonts w:ascii="BRH Devanagari Extra" w:hAnsi="BRH Devanagari Extra" w:cs="BRH Devanagari Extra"/>
+                <w:color w:val="000000"/>
+                <w:sz w:val="40"/>
+                <w:szCs w:val="40"/>
+                <w:lang w:bidi="ml-IN"/>
+              </w:rPr>
+              <w:t>mÉÑhrÉþÈ</w:t>
+            </w:r>
+            <w:proofErr w:type="spellEnd"/>
+            <w:r>
+              <w:rPr>
+                <w:rFonts w:ascii="BRH Devanagari Extra" w:hAnsi="BRH Devanagari Extra" w:cs="BRH Devanagari Extra"/>
+                <w:color w:val="000000"/>
+                <w:sz w:val="40"/>
+                <w:szCs w:val="40"/>
+                <w:lang w:bidi="ml-IN"/>
+              </w:rPr>
+              <w:t xml:space="preserve"> | </w:t>
+            </w:r>
+            <w:proofErr w:type="spellStart"/>
+            <w:r>
+              <w:rPr>
+                <w:rFonts w:ascii="BRH Devanagari Extra" w:hAnsi="BRH Devanagari Extra" w:cs="BRH Devanagari Extra"/>
+                <w:color w:val="000000"/>
+                <w:sz w:val="40"/>
+                <w:szCs w:val="40"/>
+                <w:lang w:bidi="ml-IN"/>
+              </w:rPr>
+              <w:t>mÉÑ</w:t>
             </w:r>
             <w:r>
               <w:rPr>
@@ -6249,6 +8900,7 @@
               </w:rPr>
               <w:t>hrÉ</w:t>
             </w:r>
+            <w:proofErr w:type="spellEnd"/>
             <w:r>
               <w:rPr>
                 <w:rFonts w:ascii="BRH Malayalam Extra" w:hAnsi="BRH Malayalam Extra" w:cs="BRH Devanagari Extra"/>
@@ -6272,15 +8924,27 @@
               </w:rPr>
               <w:t xml:space="preserve"> </w:t>
             </w:r>
-            <w:r>
-              <w:rPr>
-                <w:rFonts w:ascii="BRH Devanagari Extra" w:hAnsi="BRH Devanagari Extra" w:cs="BRH Devanagari Extra"/>
-                <w:color w:val="000000"/>
-                <w:sz w:val="40"/>
-                <w:szCs w:val="40"/>
-                <w:lang w:bidi="ml-IN"/>
-              </w:rPr>
-              <w:t>xrÉÉiÉç |</w:t>
+            <w:proofErr w:type="spellStart"/>
+            <w:r>
+              <w:rPr>
+                <w:rFonts w:ascii="BRH Devanagari Extra" w:hAnsi="BRH Devanagari Extra" w:cs="BRH Devanagari Extra"/>
+                <w:color w:val="000000"/>
+                <w:sz w:val="40"/>
+                <w:szCs w:val="40"/>
+                <w:lang w:bidi="ml-IN"/>
+              </w:rPr>
+              <w:t>xrÉÉiÉç</w:t>
+            </w:r>
+            <w:proofErr w:type="spellEnd"/>
+            <w:r>
+              <w:rPr>
+                <w:rFonts w:ascii="BRH Devanagari Extra" w:hAnsi="BRH Devanagari Extra" w:cs="BRH Devanagari Extra"/>
+                <w:color w:val="000000"/>
+                <w:sz w:val="40"/>
+                <w:szCs w:val="40"/>
+                <w:lang w:bidi="ml-IN"/>
+              </w:rPr>
+              <w:t xml:space="preserve"> |</w:t>
             </w:r>
           </w:p>
         </w:tc>
@@ -6302,6 +8966,7 @@
                 <w:szCs w:val="40"/>
               </w:rPr>
             </w:pPr>
+            <w:proofErr w:type="spellStart"/>
             <w:r>
               <w:rPr>
                 <w:rFonts w:ascii="BRH Devanagari Extra" w:hAnsi="BRH Devanagari Extra" w:cs="BRH Devanagari Extra"/>
@@ -6312,17 +8977,19 @@
               </w:rPr>
               <w:t>ÌmÉ</w:t>
             </w:r>
-            <w:r>
-              <w:rPr>
-                <w:rFonts w:ascii="BRH Malayalam Extra" w:hAnsi="BRH Malayalam Extra" w:cs="BRH Devanagari Extra"/>
-                <w:b/>
-                <w:color w:val="000000"/>
-                <w:sz w:val="32"/>
-                <w:szCs w:val="40"/>
-                <w:lang w:bidi="ml-IN"/>
-              </w:rPr>
-              <w:t>–</w:t>
-            </w:r>
+            <w:proofErr w:type="spellEnd"/>
+            <w:r>
+              <w:rPr>
+                <w:rFonts w:ascii="BRH Malayalam Extra" w:hAnsi="BRH Malayalam Extra" w:cs="BRH Devanagari Extra"/>
+                <w:b/>
+                <w:color w:val="000000"/>
+                <w:sz w:val="32"/>
+                <w:szCs w:val="40"/>
+                <w:lang w:bidi="ml-IN"/>
+              </w:rPr>
+              <w:t>–</w:t>
+            </w:r>
+            <w:proofErr w:type="spellStart"/>
             <w:r>
               <w:rPr>
                 <w:rFonts w:ascii="BRH Devanagari Extra" w:hAnsi="BRH Devanagari Extra" w:cs="BRH Devanagari Extra"/>
@@ -6333,6 +9000,7 @@
               </w:rPr>
               <w:t>iÉÉ</w:t>
             </w:r>
+            <w:proofErr w:type="spellEnd"/>
             <w:r>
               <w:rPr>
                 <w:rFonts w:ascii="BRH Malayalam Extra" w:hAnsi="BRH Malayalam Extra" w:cs="BRH Devanagari Extra"/>
@@ -6365,15 +9033,60 @@
               </w:rPr>
               <w:t>–</w:t>
             </w:r>
-            <w:r>
-              <w:rPr>
-                <w:rFonts w:ascii="BRH Devanagari Extra" w:hAnsi="BRH Devanagari Extra" w:cs="BRH Devanagari Extra"/>
-                <w:color w:val="000000"/>
-                <w:sz w:val="40"/>
-                <w:szCs w:val="40"/>
-                <w:lang w:bidi="ml-IN"/>
-              </w:rPr>
-              <w:t>WûÈ mÉÑhrÉþÈ | mÉÑ</w:t>
+            <w:proofErr w:type="spellStart"/>
+            <w:r>
+              <w:rPr>
+                <w:rFonts w:ascii="BRH Devanagari Extra" w:hAnsi="BRH Devanagari Extra" w:cs="BRH Devanagari Extra"/>
+                <w:color w:val="000000"/>
+                <w:sz w:val="40"/>
+                <w:szCs w:val="40"/>
+                <w:lang w:bidi="ml-IN"/>
+              </w:rPr>
+              <w:t>WûÈ</w:t>
+            </w:r>
+            <w:proofErr w:type="spellEnd"/>
+            <w:r>
+              <w:rPr>
+                <w:rFonts w:ascii="BRH Devanagari Extra" w:hAnsi="BRH Devanagari Extra" w:cs="BRH Devanagari Extra"/>
+                <w:color w:val="000000"/>
+                <w:sz w:val="40"/>
+                <w:szCs w:val="40"/>
+                <w:lang w:bidi="ml-IN"/>
+              </w:rPr>
+              <w:t xml:space="preserve"> </w:t>
+            </w:r>
+            <w:proofErr w:type="spellStart"/>
+            <w:r>
+              <w:rPr>
+                <w:rFonts w:ascii="BRH Devanagari Extra" w:hAnsi="BRH Devanagari Extra" w:cs="BRH Devanagari Extra"/>
+                <w:color w:val="000000"/>
+                <w:sz w:val="40"/>
+                <w:szCs w:val="40"/>
+                <w:lang w:bidi="ml-IN"/>
+              </w:rPr>
+              <w:t>mÉÑhrÉþÈ</w:t>
+            </w:r>
+            <w:proofErr w:type="spellEnd"/>
+            <w:r>
+              <w:rPr>
+                <w:rFonts w:ascii="BRH Devanagari Extra" w:hAnsi="BRH Devanagari Extra" w:cs="BRH Devanagari Extra"/>
+                <w:color w:val="000000"/>
+                <w:sz w:val="40"/>
+                <w:szCs w:val="40"/>
+                <w:lang w:bidi="ml-IN"/>
+              </w:rPr>
+              <w:t xml:space="preserve"> | </w:t>
+            </w:r>
+            <w:proofErr w:type="spellStart"/>
+            <w:r>
+              <w:rPr>
+                <w:rFonts w:ascii="BRH Devanagari Extra" w:hAnsi="BRH Devanagari Extra" w:cs="BRH Devanagari Extra"/>
+                <w:color w:val="000000"/>
+                <w:sz w:val="40"/>
+                <w:szCs w:val="40"/>
+                <w:lang w:bidi="ml-IN"/>
+              </w:rPr>
+              <w:t>mÉÑ</w:t>
             </w:r>
             <w:r>
               <w:rPr>
@@ -6386,6 +9099,7 @@
               </w:rPr>
               <w:t>hrÉ</w:t>
             </w:r>
+            <w:proofErr w:type="spellEnd"/>
             <w:r>
               <w:rPr>
                 <w:rFonts w:ascii="BRH Malayalam Extra" w:hAnsi="BRH Malayalam Extra" w:cs="BRH Devanagari Extra"/>
@@ -6420,15 +9134,27 @@
               </w:rPr>
               <w:t xml:space="preserve"> </w:t>
             </w:r>
-            <w:r>
-              <w:rPr>
-                <w:rFonts w:ascii="BRH Devanagari Extra" w:hAnsi="BRH Devanagari Extra" w:cs="BRH Devanagari Extra"/>
-                <w:color w:val="000000"/>
-                <w:sz w:val="40"/>
-                <w:szCs w:val="40"/>
-                <w:lang w:bidi="ml-IN"/>
-              </w:rPr>
-              <w:t xml:space="preserve">xrÉÉiÉç | </w:t>
+            <w:proofErr w:type="spellStart"/>
+            <w:r>
+              <w:rPr>
+                <w:rFonts w:ascii="BRH Devanagari Extra" w:hAnsi="BRH Devanagari Extra" w:cs="BRH Devanagari Extra"/>
+                <w:color w:val="000000"/>
+                <w:sz w:val="40"/>
+                <w:szCs w:val="40"/>
+                <w:lang w:bidi="ml-IN"/>
+              </w:rPr>
+              <w:t>xrÉÉiÉç</w:t>
+            </w:r>
+            <w:proofErr w:type="spellEnd"/>
+            <w:r>
+              <w:rPr>
+                <w:rFonts w:ascii="BRH Devanagari Extra" w:hAnsi="BRH Devanagari Extra" w:cs="BRH Devanagari Extra"/>
+                <w:color w:val="000000"/>
+                <w:sz w:val="40"/>
+                <w:szCs w:val="40"/>
+                <w:lang w:bidi="ml-IN"/>
+              </w:rPr>
+              <w:t xml:space="preserve"> | </w:t>
             </w:r>
             <w:r>
               <w:rPr>
@@ -6445,8 +9171,17 @@
                 <w:b/>
                 <w:bCs/>
               </w:rPr>
-              <w:t>(visargam</w:t>
-            </w:r>
+              <w:t>(</w:t>
+            </w:r>
+            <w:proofErr w:type="spellStart"/>
+            <w:r>
+              <w:rPr>
+                <w:b/>
+                <w:bCs/>
+              </w:rPr>
+              <w:t>visargam</w:t>
+            </w:r>
+            <w:proofErr w:type="spellEnd"/>
             <w:r>
               <w:rPr>
                 <w:rFonts w:ascii="Cambria" w:eastAsia="Times New Roman" w:hAnsi="Cambria" w:cs="BRH Malayalam Extra"/>
@@ -6500,7 +9235,6 @@
                 <w:sz w:val="28"/>
                 <w:szCs w:val="32"/>
               </w:rPr>
-              <w:lastRenderedPageBreak/>
               <w:t>T.S.7.2.8.7 – Kramam</w:t>
             </w:r>
           </w:p>
@@ -6618,6 +9352,7 @@
               </w:rPr>
               <w:t>–</w:t>
             </w:r>
+            <w:proofErr w:type="spellStart"/>
             <w:r>
               <w:rPr>
                 <w:rFonts w:ascii="BRH Devanagari Extra" w:hAnsi="BRH Devanagari Extra" w:cs="BRH Devanagari Extra"/>
@@ -6647,28 +9382,73 @@
                 <w:szCs w:val="40"/>
                 <w:lang w:bidi="ml-IN"/>
               </w:rPr>
-              <w:t>æ | A</w:t>
-            </w:r>
-            <w:r>
-              <w:rPr>
-                <w:rFonts w:ascii="BRH Malayalam Extra" w:hAnsi="BRH Malayalam Extra" w:cs="BRH Devanagari Extra"/>
-                <w:b/>
-                <w:color w:val="000000"/>
-                <w:sz w:val="32"/>
-                <w:szCs w:val="40"/>
-                <w:lang w:bidi="ml-IN"/>
-              </w:rPr>
-              <w:t>–</w:t>
-            </w:r>
-            <w:r>
-              <w:rPr>
-                <w:rFonts w:ascii="BRH Devanagari Extra" w:hAnsi="BRH Devanagari Extra" w:cs="BRH Devanagari Extra"/>
-                <w:color w:val="000000"/>
-                <w:sz w:val="40"/>
-                <w:szCs w:val="40"/>
-                <w:lang w:bidi="ml-IN"/>
-              </w:rPr>
-              <w:t xml:space="preserve">lrÉxqÉæþ SSÉÌiÉ | </w:t>
+              <w:t>æ</w:t>
+            </w:r>
+            <w:proofErr w:type="spellEnd"/>
+            <w:r>
+              <w:rPr>
+                <w:rFonts w:ascii="BRH Devanagari Extra" w:hAnsi="BRH Devanagari Extra" w:cs="BRH Devanagari Extra"/>
+                <w:color w:val="000000"/>
+                <w:sz w:val="40"/>
+                <w:szCs w:val="40"/>
+                <w:lang w:bidi="ml-IN"/>
+              </w:rPr>
+              <w:t xml:space="preserve"> | A</w:t>
+            </w:r>
+            <w:r>
+              <w:rPr>
+                <w:rFonts w:ascii="BRH Malayalam Extra" w:hAnsi="BRH Malayalam Extra" w:cs="BRH Devanagari Extra"/>
+                <w:b/>
+                <w:color w:val="000000"/>
+                <w:sz w:val="32"/>
+                <w:szCs w:val="40"/>
+                <w:lang w:bidi="ml-IN"/>
+              </w:rPr>
+              <w:t>–</w:t>
+            </w:r>
+            <w:proofErr w:type="spellStart"/>
+            <w:r>
+              <w:rPr>
+                <w:rFonts w:ascii="BRH Devanagari Extra" w:hAnsi="BRH Devanagari Extra" w:cs="BRH Devanagari Extra"/>
+                <w:color w:val="000000"/>
+                <w:sz w:val="40"/>
+                <w:szCs w:val="40"/>
+                <w:lang w:bidi="ml-IN"/>
+              </w:rPr>
+              <w:t>lrÉxqÉæþ</w:t>
+            </w:r>
+            <w:proofErr w:type="spellEnd"/>
+            <w:r>
+              <w:rPr>
+                <w:rFonts w:ascii="BRH Devanagari Extra" w:hAnsi="BRH Devanagari Extra" w:cs="BRH Devanagari Extra"/>
+                <w:color w:val="000000"/>
+                <w:sz w:val="40"/>
+                <w:szCs w:val="40"/>
+                <w:lang w:bidi="ml-IN"/>
+              </w:rPr>
+              <w:t xml:space="preserve"> </w:t>
+            </w:r>
+            <w:proofErr w:type="spellStart"/>
+            <w:r>
+              <w:rPr>
+                <w:rFonts w:ascii="BRH Devanagari Extra" w:hAnsi="BRH Devanagari Extra" w:cs="BRH Devanagari Extra"/>
+                <w:color w:val="000000"/>
+                <w:sz w:val="40"/>
+                <w:szCs w:val="40"/>
+                <w:lang w:bidi="ml-IN"/>
+              </w:rPr>
+              <w:t>SSÉÌiÉ</w:t>
+            </w:r>
+            <w:proofErr w:type="spellEnd"/>
+            <w:r>
+              <w:rPr>
+                <w:rFonts w:ascii="BRH Devanagari Extra" w:hAnsi="BRH Devanagari Extra" w:cs="BRH Devanagari Extra"/>
+                <w:color w:val="000000"/>
+                <w:sz w:val="40"/>
+                <w:szCs w:val="40"/>
+                <w:lang w:bidi="ml-IN"/>
+              </w:rPr>
+              <w:t xml:space="preserve"> | </w:t>
             </w:r>
           </w:p>
         </w:tc>
@@ -6712,6 +9492,7 @@
               </w:rPr>
               <w:t>–</w:t>
             </w:r>
+            <w:proofErr w:type="spellStart"/>
             <w:r>
               <w:rPr>
                 <w:rFonts w:ascii="BRH Devanagari Extra" w:hAnsi="BRH Devanagari Extra" w:cs="BRH Devanagari Extra"/>
@@ -6733,6 +9514,7 @@
               </w:rPr>
               <w:t>xqÉÿæå</w:t>
             </w:r>
+            <w:proofErr w:type="spellEnd"/>
             <w:r>
               <w:rPr>
                 <w:rFonts w:ascii="BRH Devanagari Extra" w:hAnsi="BRH Devanagari Extra" w:cs="BRH Devanagari Extra"/>
@@ -6754,15 +9536,49 @@
               </w:rPr>
               <w:t>–</w:t>
             </w:r>
-            <w:r>
-              <w:rPr>
-                <w:rFonts w:ascii="BRH Devanagari Extra" w:hAnsi="BRH Devanagari Extra" w:cs="BRH Devanagari Extra"/>
-                <w:color w:val="000000"/>
-                <w:sz w:val="40"/>
-                <w:szCs w:val="40"/>
-                <w:lang w:bidi="ml-IN"/>
-              </w:rPr>
-              <w:t xml:space="preserve">lrÉxqÉæþ SSÉÌiÉ | </w:t>
+            <w:proofErr w:type="spellStart"/>
+            <w:r>
+              <w:rPr>
+                <w:rFonts w:ascii="BRH Devanagari Extra" w:hAnsi="BRH Devanagari Extra" w:cs="BRH Devanagari Extra"/>
+                <w:color w:val="000000"/>
+                <w:sz w:val="40"/>
+                <w:szCs w:val="40"/>
+                <w:lang w:bidi="ml-IN"/>
+              </w:rPr>
+              <w:t>lrÉxqÉæþ</w:t>
+            </w:r>
+            <w:proofErr w:type="spellEnd"/>
+            <w:r>
+              <w:rPr>
+                <w:rFonts w:ascii="BRH Devanagari Extra" w:hAnsi="BRH Devanagari Extra" w:cs="BRH Devanagari Extra"/>
+                <w:color w:val="000000"/>
+                <w:sz w:val="40"/>
+                <w:szCs w:val="40"/>
+                <w:lang w:bidi="ml-IN"/>
+              </w:rPr>
+              <w:t xml:space="preserve"> </w:t>
+            </w:r>
+            <w:proofErr w:type="spellStart"/>
+            <w:r>
+              <w:rPr>
+                <w:rFonts w:ascii="BRH Devanagari Extra" w:hAnsi="BRH Devanagari Extra" w:cs="BRH Devanagari Extra"/>
+                <w:color w:val="000000"/>
+                <w:sz w:val="40"/>
+                <w:szCs w:val="40"/>
+                <w:lang w:bidi="ml-IN"/>
+              </w:rPr>
+              <w:t>SSÉÌiÉ</w:t>
+            </w:r>
+            <w:proofErr w:type="spellEnd"/>
+            <w:r>
+              <w:rPr>
+                <w:rFonts w:ascii="BRH Devanagari Extra" w:hAnsi="BRH Devanagari Extra" w:cs="BRH Devanagari Extra"/>
+                <w:color w:val="000000"/>
+                <w:sz w:val="40"/>
+                <w:szCs w:val="40"/>
+                <w:lang w:bidi="ml-IN"/>
+              </w:rPr>
+              <w:t xml:space="preserve"> | </w:t>
             </w:r>
           </w:p>
         </w:tc>
@@ -6917,78 +9733,148 @@
               </w:rPr>
               <w:t>–</w:t>
             </w:r>
-            <w:r>
-              <w:rPr>
-                <w:rFonts w:ascii="BRH Devanagari Extra" w:hAnsi="BRH Devanagari Extra" w:cs="BRH Devanagari Extra"/>
-                <w:color w:val="000000"/>
-                <w:sz w:val="40"/>
-                <w:szCs w:val="40"/>
-                <w:lang w:bidi="ml-IN"/>
-              </w:rPr>
-              <w:t>iÉå rÉ</w:t>
-            </w:r>
-            <w:r>
-              <w:rPr>
-                <w:rFonts w:ascii="BRH Malayalam Extra" w:hAnsi="BRH Malayalam Extra" w:cs="BRH Devanagari Extra"/>
-                <w:b/>
-                <w:color w:val="000000"/>
-                <w:sz w:val="32"/>
-                <w:szCs w:val="40"/>
-                <w:lang w:bidi="ml-IN"/>
-              </w:rPr>
-              <w:t>–</w:t>
-            </w:r>
-            <w:r>
-              <w:rPr>
-                <w:rFonts w:ascii="BRH Devanagari Extra" w:hAnsi="BRH Devanagari Extra" w:cs="BRH Devanagari Extra"/>
-                <w:color w:val="000000"/>
-                <w:sz w:val="40"/>
-                <w:szCs w:val="40"/>
-                <w:lang w:bidi="ml-IN"/>
-              </w:rPr>
-              <w:t>¥ÉxrÉþ | L</w:t>
-            </w:r>
-            <w:r>
-              <w:rPr>
-                <w:rFonts w:ascii="BRH Malayalam Extra" w:hAnsi="BRH Malayalam Extra" w:cs="BRH Devanagari Extra"/>
-                <w:b/>
-                <w:color w:val="000000"/>
-                <w:sz w:val="32"/>
-                <w:szCs w:val="40"/>
-                <w:lang w:bidi="ml-IN"/>
-              </w:rPr>
-              <w:t>–</w:t>
-            </w:r>
-            <w:r>
-              <w:rPr>
-                <w:rFonts w:ascii="BRH Devanagari Extra" w:hAnsi="BRH Devanagari Extra" w:cs="BRH Devanagari Extra"/>
-                <w:color w:val="000000"/>
-                <w:sz w:val="40"/>
-                <w:szCs w:val="40"/>
-                <w:lang w:bidi="ml-IN"/>
-              </w:rPr>
-              <w:t>iÉå CirÉå</w:t>
-            </w:r>
-            <w:r>
-              <w:rPr>
-                <w:rFonts w:ascii="BRH Malayalam Extra" w:hAnsi="BRH Malayalam Extra" w:cs="BRH Devanagari Extra"/>
-                <w:b/>
-                <w:color w:val="000000"/>
-                <w:sz w:val="32"/>
-                <w:szCs w:val="40"/>
-                <w:lang w:bidi="ml-IN"/>
-              </w:rPr>
-              <w:t>–</w:t>
-            </w:r>
-            <w:r>
-              <w:rPr>
-                <w:rFonts w:ascii="BRH Devanagari Extra" w:hAnsi="BRH Devanagari Extra" w:cs="BRH Devanagari Extra"/>
-                <w:color w:val="000000"/>
-                <w:sz w:val="40"/>
-                <w:szCs w:val="40"/>
-                <w:lang w:bidi="ml-IN"/>
-              </w:rPr>
-              <w:t xml:space="preserve">iÉå | </w:t>
+            <w:proofErr w:type="spellStart"/>
+            <w:r>
+              <w:rPr>
+                <w:rFonts w:ascii="BRH Devanagari Extra" w:hAnsi="BRH Devanagari Extra" w:cs="BRH Devanagari Extra"/>
+                <w:color w:val="000000"/>
+                <w:sz w:val="40"/>
+                <w:szCs w:val="40"/>
+                <w:lang w:bidi="ml-IN"/>
+              </w:rPr>
+              <w:t>iÉå</w:t>
+            </w:r>
+            <w:proofErr w:type="spellEnd"/>
+            <w:r>
+              <w:rPr>
+                <w:rFonts w:ascii="BRH Devanagari Extra" w:hAnsi="BRH Devanagari Extra" w:cs="BRH Devanagari Extra"/>
+                <w:color w:val="000000"/>
+                <w:sz w:val="40"/>
+                <w:szCs w:val="40"/>
+                <w:lang w:bidi="ml-IN"/>
+              </w:rPr>
+              <w:t xml:space="preserve"> rÉ</w:t>
+            </w:r>
+            <w:r>
+              <w:rPr>
+                <w:rFonts w:ascii="BRH Malayalam Extra" w:hAnsi="BRH Malayalam Extra" w:cs="BRH Devanagari Extra"/>
+                <w:b/>
+                <w:color w:val="000000"/>
+                <w:sz w:val="32"/>
+                <w:szCs w:val="40"/>
+                <w:lang w:bidi="ml-IN"/>
+              </w:rPr>
+              <w:t>–</w:t>
+            </w:r>
+            <w:r>
+              <w:rPr>
+                <w:rFonts w:ascii="BRH Devanagari Extra" w:hAnsi="BRH Devanagari Extra" w:cs="BRH Devanagari Extra"/>
+                <w:color w:val="000000"/>
+                <w:sz w:val="40"/>
+                <w:szCs w:val="40"/>
+                <w:lang w:bidi="ml-IN"/>
+              </w:rPr>
+              <w:t>¥</w:t>
+            </w:r>
+            <w:proofErr w:type="spellStart"/>
+            <w:r>
+              <w:rPr>
+                <w:rFonts w:ascii="BRH Devanagari Extra" w:hAnsi="BRH Devanagari Extra" w:cs="BRH Devanagari Extra"/>
+                <w:color w:val="000000"/>
+                <w:sz w:val="40"/>
+                <w:szCs w:val="40"/>
+                <w:lang w:bidi="ml-IN"/>
+              </w:rPr>
+              <w:t>ÉxrÉþ</w:t>
+            </w:r>
+            <w:proofErr w:type="spellEnd"/>
+            <w:r>
+              <w:rPr>
+                <w:rFonts w:ascii="BRH Devanagari Extra" w:hAnsi="BRH Devanagari Extra" w:cs="BRH Devanagari Extra"/>
+                <w:color w:val="000000"/>
+                <w:sz w:val="40"/>
+                <w:szCs w:val="40"/>
+                <w:lang w:bidi="ml-IN"/>
+              </w:rPr>
+              <w:t xml:space="preserve"> | L</w:t>
+            </w:r>
+            <w:r>
+              <w:rPr>
+                <w:rFonts w:ascii="BRH Malayalam Extra" w:hAnsi="BRH Malayalam Extra" w:cs="BRH Devanagari Extra"/>
+                <w:b/>
+                <w:color w:val="000000"/>
+                <w:sz w:val="32"/>
+                <w:szCs w:val="40"/>
+                <w:lang w:bidi="ml-IN"/>
+              </w:rPr>
+              <w:t>–</w:t>
+            </w:r>
+            <w:proofErr w:type="spellStart"/>
+            <w:r>
+              <w:rPr>
+                <w:rFonts w:ascii="BRH Devanagari Extra" w:hAnsi="BRH Devanagari Extra" w:cs="BRH Devanagari Extra"/>
+                <w:color w:val="000000"/>
+                <w:sz w:val="40"/>
+                <w:szCs w:val="40"/>
+                <w:lang w:bidi="ml-IN"/>
+              </w:rPr>
+              <w:t>iÉå</w:t>
+            </w:r>
+            <w:proofErr w:type="spellEnd"/>
+            <w:r>
+              <w:rPr>
+                <w:rFonts w:ascii="BRH Devanagari Extra" w:hAnsi="BRH Devanagari Extra" w:cs="BRH Devanagari Extra"/>
+                <w:color w:val="000000"/>
+                <w:sz w:val="40"/>
+                <w:szCs w:val="40"/>
+                <w:lang w:bidi="ml-IN"/>
+              </w:rPr>
+              <w:t xml:space="preserve"> </w:t>
+            </w:r>
+            <w:proofErr w:type="spellStart"/>
+            <w:r>
+              <w:rPr>
+                <w:rFonts w:ascii="BRH Devanagari Extra" w:hAnsi="BRH Devanagari Extra" w:cs="BRH Devanagari Extra"/>
+                <w:color w:val="000000"/>
+                <w:sz w:val="40"/>
+                <w:szCs w:val="40"/>
+                <w:lang w:bidi="ml-IN"/>
+              </w:rPr>
+              <w:t>CirÉå</w:t>
+            </w:r>
+            <w:proofErr w:type="spellEnd"/>
+            <w:r>
+              <w:rPr>
+                <w:rFonts w:ascii="BRH Malayalam Extra" w:hAnsi="BRH Malayalam Extra" w:cs="BRH Devanagari Extra"/>
+                <w:b/>
+                <w:color w:val="000000"/>
+                <w:sz w:val="32"/>
+                <w:szCs w:val="40"/>
+                <w:lang w:bidi="ml-IN"/>
+              </w:rPr>
+              <w:t>–</w:t>
+            </w:r>
+            <w:proofErr w:type="spellStart"/>
+            <w:r>
+              <w:rPr>
+                <w:rFonts w:ascii="BRH Devanagari Extra" w:hAnsi="BRH Devanagari Extra" w:cs="BRH Devanagari Extra"/>
+                <w:color w:val="000000"/>
+                <w:sz w:val="40"/>
+                <w:szCs w:val="40"/>
+                <w:lang w:bidi="ml-IN"/>
+              </w:rPr>
+              <w:t>iÉå</w:t>
+            </w:r>
+            <w:proofErr w:type="spellEnd"/>
+            <w:r>
+              <w:rPr>
+                <w:rFonts w:ascii="BRH Devanagari Extra" w:hAnsi="BRH Devanagari Extra" w:cs="BRH Devanagari Extra"/>
+                <w:color w:val="000000"/>
+                <w:sz w:val="40"/>
+                <w:szCs w:val="40"/>
+                <w:lang w:bidi="ml-IN"/>
+              </w:rPr>
+              <w:t xml:space="preserve"> | </w:t>
             </w:r>
           </w:p>
           <w:p>
@@ -7027,6 +9913,7 @@
               </w:rPr>
               <w:t>–</w:t>
             </w:r>
+            <w:proofErr w:type="spellStart"/>
             <w:r>
               <w:rPr>
                 <w:rFonts w:ascii="BRH Devanagari Extra" w:hAnsi="BRH Devanagari Extra" w:cs="BRH Devanagari Extra"/>
@@ -7048,26 +9935,49 @@
               </w:rPr>
               <w:t>xrÉ</w:t>
             </w:r>
-            <w:r>
-              <w:rPr>
-                <w:rFonts w:ascii="BRH Malayalam Extra" w:hAnsi="BRH Malayalam Extra" w:cs="BRH Devanagari Extra"/>
-                <w:b/>
-                <w:color w:val="000000"/>
-                <w:sz w:val="32"/>
-                <w:szCs w:val="40"/>
-                <w:lang w:bidi="ml-IN"/>
-              </w:rPr>
-              <w:t>–</w:t>
-            </w:r>
-            <w:r>
-              <w:rPr>
-                <w:rFonts w:ascii="BRH Devanagari Extra" w:hAnsi="BRH Devanagari Extra" w:cs="BRH Devanagari Extra"/>
-                <w:color w:val="000000"/>
-                <w:sz w:val="40"/>
-                <w:szCs w:val="40"/>
-                <w:lang w:bidi="ml-IN"/>
-              </w:rPr>
-              <w:t xml:space="preserve"> rÉiÉç |</w:t>
+            <w:proofErr w:type="spellEnd"/>
+            <w:r>
+              <w:rPr>
+                <w:rFonts w:ascii="BRH Malayalam Extra" w:hAnsi="BRH Malayalam Extra" w:cs="BRH Devanagari Extra"/>
+                <w:b/>
+                <w:color w:val="000000"/>
+                <w:sz w:val="32"/>
+                <w:szCs w:val="40"/>
+                <w:lang w:bidi="ml-IN"/>
+              </w:rPr>
+              <w:t>–</w:t>
+            </w:r>
+            <w:r>
+              <w:rPr>
+                <w:rFonts w:ascii="BRH Devanagari Extra" w:hAnsi="BRH Devanagari Extra" w:cs="BRH Devanagari Extra"/>
+                <w:color w:val="000000"/>
+                <w:sz w:val="40"/>
+                <w:szCs w:val="40"/>
+                <w:lang w:bidi="ml-IN"/>
+              </w:rPr>
+              <w:t xml:space="preserve"> </w:t>
+            </w:r>
+            <w:proofErr w:type="spellStart"/>
+            <w:r>
+              <w:rPr>
+                <w:rFonts w:ascii="BRH Devanagari Extra" w:hAnsi="BRH Devanagari Extra" w:cs="BRH Devanagari Extra"/>
+                <w:color w:val="000000"/>
+                <w:sz w:val="40"/>
+                <w:szCs w:val="40"/>
+                <w:lang w:bidi="ml-IN"/>
+              </w:rPr>
+              <w:t>rÉiÉç</w:t>
+            </w:r>
+            <w:proofErr w:type="spellEnd"/>
+            <w:r>
+              <w:rPr>
+                <w:rFonts w:ascii="BRH Devanagari Extra" w:hAnsi="BRH Devanagari Extra" w:cs="BRH Devanagari Extra"/>
+                <w:color w:val="000000"/>
+                <w:sz w:val="40"/>
+                <w:szCs w:val="40"/>
+                <w:lang w:bidi="ml-IN"/>
+              </w:rPr>
+              <w:t xml:space="preserve"> |</w:t>
             </w:r>
           </w:p>
         </w:tc>
@@ -7111,78 +10021,148 @@
               </w:rPr>
               <w:t>–</w:t>
             </w:r>
-            <w:r>
-              <w:rPr>
-                <w:rFonts w:ascii="BRH Devanagari Extra" w:hAnsi="BRH Devanagari Extra" w:cs="BRH Devanagari Extra"/>
-                <w:color w:val="000000"/>
-                <w:sz w:val="40"/>
-                <w:szCs w:val="40"/>
-                <w:lang w:bidi="ml-IN"/>
-              </w:rPr>
-              <w:t>iÉå rÉ</w:t>
-            </w:r>
-            <w:r>
-              <w:rPr>
-                <w:rFonts w:ascii="BRH Malayalam Extra" w:hAnsi="BRH Malayalam Extra" w:cs="BRH Devanagari Extra"/>
-                <w:b/>
-                <w:color w:val="000000"/>
-                <w:sz w:val="32"/>
-                <w:szCs w:val="40"/>
-                <w:lang w:bidi="ml-IN"/>
-              </w:rPr>
-              <w:t>–</w:t>
-            </w:r>
-            <w:r>
-              <w:rPr>
-                <w:rFonts w:ascii="BRH Devanagari Extra" w:hAnsi="BRH Devanagari Extra" w:cs="BRH Devanagari Extra"/>
-                <w:color w:val="000000"/>
-                <w:sz w:val="40"/>
-                <w:szCs w:val="40"/>
-                <w:lang w:bidi="ml-IN"/>
-              </w:rPr>
-              <w:t>¥ÉxrÉþ | L</w:t>
-            </w:r>
-            <w:r>
-              <w:rPr>
-                <w:rFonts w:ascii="BRH Malayalam Extra" w:hAnsi="BRH Malayalam Extra" w:cs="BRH Devanagari Extra"/>
-                <w:b/>
-                <w:color w:val="000000"/>
-                <w:sz w:val="32"/>
-                <w:szCs w:val="40"/>
-                <w:lang w:bidi="ml-IN"/>
-              </w:rPr>
-              <w:t>–</w:t>
-            </w:r>
-            <w:r>
-              <w:rPr>
-                <w:rFonts w:ascii="BRH Devanagari Extra" w:hAnsi="BRH Devanagari Extra" w:cs="BRH Devanagari Extra"/>
-                <w:color w:val="000000"/>
-                <w:sz w:val="40"/>
-                <w:szCs w:val="40"/>
-                <w:lang w:bidi="ml-IN"/>
-              </w:rPr>
-              <w:t>iÉå CirÉå</w:t>
-            </w:r>
-            <w:r>
-              <w:rPr>
-                <w:rFonts w:ascii="BRH Malayalam Extra" w:hAnsi="BRH Malayalam Extra" w:cs="BRH Devanagari Extra"/>
-                <w:b/>
-                <w:color w:val="000000"/>
-                <w:sz w:val="32"/>
-                <w:szCs w:val="40"/>
-                <w:lang w:bidi="ml-IN"/>
-              </w:rPr>
-              <w:t>–</w:t>
-            </w:r>
-            <w:r>
-              <w:rPr>
-                <w:rFonts w:ascii="BRH Devanagari Extra" w:hAnsi="BRH Devanagari Extra" w:cs="BRH Devanagari Extra"/>
-                <w:color w:val="000000"/>
-                <w:sz w:val="40"/>
-                <w:szCs w:val="40"/>
-                <w:lang w:bidi="ml-IN"/>
-              </w:rPr>
-              <w:t xml:space="preserve">iÉå | </w:t>
+            <w:proofErr w:type="spellStart"/>
+            <w:r>
+              <w:rPr>
+                <w:rFonts w:ascii="BRH Devanagari Extra" w:hAnsi="BRH Devanagari Extra" w:cs="BRH Devanagari Extra"/>
+                <w:color w:val="000000"/>
+                <w:sz w:val="40"/>
+                <w:szCs w:val="40"/>
+                <w:lang w:bidi="ml-IN"/>
+              </w:rPr>
+              <w:t>iÉå</w:t>
+            </w:r>
+            <w:proofErr w:type="spellEnd"/>
+            <w:r>
+              <w:rPr>
+                <w:rFonts w:ascii="BRH Devanagari Extra" w:hAnsi="BRH Devanagari Extra" w:cs="BRH Devanagari Extra"/>
+                <w:color w:val="000000"/>
+                <w:sz w:val="40"/>
+                <w:szCs w:val="40"/>
+                <w:lang w:bidi="ml-IN"/>
+              </w:rPr>
+              <w:t xml:space="preserve"> rÉ</w:t>
+            </w:r>
+            <w:r>
+              <w:rPr>
+                <w:rFonts w:ascii="BRH Malayalam Extra" w:hAnsi="BRH Malayalam Extra" w:cs="BRH Devanagari Extra"/>
+                <w:b/>
+                <w:color w:val="000000"/>
+                <w:sz w:val="32"/>
+                <w:szCs w:val="40"/>
+                <w:lang w:bidi="ml-IN"/>
+              </w:rPr>
+              <w:t>–</w:t>
+            </w:r>
+            <w:r>
+              <w:rPr>
+                <w:rFonts w:ascii="BRH Devanagari Extra" w:hAnsi="BRH Devanagari Extra" w:cs="BRH Devanagari Extra"/>
+                <w:color w:val="000000"/>
+                <w:sz w:val="40"/>
+                <w:szCs w:val="40"/>
+                <w:lang w:bidi="ml-IN"/>
+              </w:rPr>
+              <w:t>¥</w:t>
+            </w:r>
+            <w:proofErr w:type="spellStart"/>
+            <w:r>
+              <w:rPr>
+                <w:rFonts w:ascii="BRH Devanagari Extra" w:hAnsi="BRH Devanagari Extra" w:cs="BRH Devanagari Extra"/>
+                <w:color w:val="000000"/>
+                <w:sz w:val="40"/>
+                <w:szCs w:val="40"/>
+                <w:lang w:bidi="ml-IN"/>
+              </w:rPr>
+              <w:t>ÉxrÉþ</w:t>
+            </w:r>
+            <w:proofErr w:type="spellEnd"/>
+            <w:r>
+              <w:rPr>
+                <w:rFonts w:ascii="BRH Devanagari Extra" w:hAnsi="BRH Devanagari Extra" w:cs="BRH Devanagari Extra"/>
+                <w:color w:val="000000"/>
+                <w:sz w:val="40"/>
+                <w:szCs w:val="40"/>
+                <w:lang w:bidi="ml-IN"/>
+              </w:rPr>
+              <w:t xml:space="preserve"> | L</w:t>
+            </w:r>
+            <w:r>
+              <w:rPr>
+                <w:rFonts w:ascii="BRH Malayalam Extra" w:hAnsi="BRH Malayalam Extra" w:cs="BRH Devanagari Extra"/>
+                <w:b/>
+                <w:color w:val="000000"/>
+                <w:sz w:val="32"/>
+                <w:szCs w:val="40"/>
+                <w:lang w:bidi="ml-IN"/>
+              </w:rPr>
+              <w:t>–</w:t>
+            </w:r>
+            <w:proofErr w:type="spellStart"/>
+            <w:r>
+              <w:rPr>
+                <w:rFonts w:ascii="BRH Devanagari Extra" w:hAnsi="BRH Devanagari Extra" w:cs="BRH Devanagari Extra"/>
+                <w:color w:val="000000"/>
+                <w:sz w:val="40"/>
+                <w:szCs w:val="40"/>
+                <w:lang w:bidi="ml-IN"/>
+              </w:rPr>
+              <w:t>iÉå</w:t>
+            </w:r>
+            <w:proofErr w:type="spellEnd"/>
+            <w:r>
+              <w:rPr>
+                <w:rFonts w:ascii="BRH Devanagari Extra" w:hAnsi="BRH Devanagari Extra" w:cs="BRH Devanagari Extra"/>
+                <w:color w:val="000000"/>
+                <w:sz w:val="40"/>
+                <w:szCs w:val="40"/>
+                <w:lang w:bidi="ml-IN"/>
+              </w:rPr>
+              <w:t xml:space="preserve"> </w:t>
+            </w:r>
+            <w:proofErr w:type="spellStart"/>
+            <w:r>
+              <w:rPr>
+                <w:rFonts w:ascii="BRH Devanagari Extra" w:hAnsi="BRH Devanagari Extra" w:cs="BRH Devanagari Extra"/>
+                <w:color w:val="000000"/>
+                <w:sz w:val="40"/>
+                <w:szCs w:val="40"/>
+                <w:lang w:bidi="ml-IN"/>
+              </w:rPr>
+              <w:t>CirÉå</w:t>
+            </w:r>
+            <w:proofErr w:type="spellEnd"/>
+            <w:r>
+              <w:rPr>
+                <w:rFonts w:ascii="BRH Malayalam Extra" w:hAnsi="BRH Malayalam Extra" w:cs="BRH Devanagari Extra"/>
+                <w:b/>
+                <w:color w:val="000000"/>
+                <w:sz w:val="32"/>
+                <w:szCs w:val="40"/>
+                <w:lang w:bidi="ml-IN"/>
+              </w:rPr>
+              <w:t>–</w:t>
+            </w:r>
+            <w:proofErr w:type="spellStart"/>
+            <w:r>
+              <w:rPr>
+                <w:rFonts w:ascii="BRH Devanagari Extra" w:hAnsi="BRH Devanagari Extra" w:cs="BRH Devanagari Extra"/>
+                <w:color w:val="000000"/>
+                <w:sz w:val="40"/>
+                <w:szCs w:val="40"/>
+                <w:lang w:bidi="ml-IN"/>
+              </w:rPr>
+              <w:t>iÉå</w:t>
+            </w:r>
+            <w:proofErr w:type="spellEnd"/>
+            <w:r>
+              <w:rPr>
+                <w:rFonts w:ascii="BRH Devanagari Extra" w:hAnsi="BRH Devanagari Extra" w:cs="BRH Devanagari Extra"/>
+                <w:color w:val="000000"/>
+                <w:sz w:val="40"/>
+                <w:szCs w:val="40"/>
+                <w:lang w:bidi="ml-IN"/>
+              </w:rPr>
+              <w:t xml:space="preserve"> | </w:t>
             </w:r>
           </w:p>
           <w:p>
@@ -7231,7 +10211,19 @@
                 <w:highlight w:val="green"/>
                 <w:lang w:bidi="ml-IN"/>
               </w:rPr>
-              <w:t>¥É</w:t>
+              <w:t>¥</w:t>
+            </w:r>
+            <w:proofErr w:type="spellStart"/>
+            <w:r>
+              <w:rPr>
+                <w:rFonts w:ascii="BRH Devanagari Extra" w:hAnsi="BRH Devanagari Extra" w:cs="BRH Devanagari Extra"/>
+                <w:color w:val="000000"/>
+                <w:sz w:val="40"/>
+                <w:szCs w:val="40"/>
+                <w:highlight w:val="green"/>
+                <w:lang w:bidi="ml-IN"/>
+              </w:rPr>
+              <w:t>É</w:t>
             </w:r>
             <w:r>
               <w:rPr>
@@ -7243,26 +10235,49 @@
               </w:rPr>
               <w:t>xrÉ</w:t>
             </w:r>
-            <w:r>
-              <w:rPr>
-                <w:rFonts w:ascii="BRH Malayalam Extra" w:hAnsi="BRH Malayalam Extra" w:cs="BRH Devanagari Extra"/>
-                <w:b/>
-                <w:color w:val="000000"/>
-                <w:sz w:val="32"/>
-                <w:szCs w:val="40"/>
-                <w:lang w:bidi="ml-IN"/>
-              </w:rPr>
-              <w:t>–</w:t>
-            </w:r>
-            <w:r>
-              <w:rPr>
-                <w:rFonts w:ascii="BRH Devanagari Extra" w:hAnsi="BRH Devanagari Extra" w:cs="BRH Devanagari Extra"/>
-                <w:color w:val="000000"/>
-                <w:sz w:val="40"/>
-                <w:szCs w:val="40"/>
-                <w:lang w:bidi="ml-IN"/>
-              </w:rPr>
-              <w:t xml:space="preserve"> rÉiÉç |</w:t>
+            <w:proofErr w:type="spellEnd"/>
+            <w:r>
+              <w:rPr>
+                <w:rFonts w:ascii="BRH Malayalam Extra" w:hAnsi="BRH Malayalam Extra" w:cs="BRH Devanagari Extra"/>
+                <w:b/>
+                <w:color w:val="000000"/>
+                <w:sz w:val="32"/>
+                <w:szCs w:val="40"/>
+                <w:lang w:bidi="ml-IN"/>
+              </w:rPr>
+              <w:t>–</w:t>
+            </w:r>
+            <w:r>
+              <w:rPr>
+                <w:rFonts w:ascii="BRH Devanagari Extra" w:hAnsi="BRH Devanagari Extra" w:cs="BRH Devanagari Extra"/>
+                <w:color w:val="000000"/>
+                <w:sz w:val="40"/>
+                <w:szCs w:val="40"/>
+                <w:lang w:bidi="ml-IN"/>
+              </w:rPr>
+              <w:t xml:space="preserve"> </w:t>
+            </w:r>
+            <w:proofErr w:type="spellStart"/>
+            <w:r>
+              <w:rPr>
+                <w:rFonts w:ascii="BRH Devanagari Extra" w:hAnsi="BRH Devanagari Extra" w:cs="BRH Devanagari Extra"/>
+                <w:color w:val="000000"/>
+                <w:sz w:val="40"/>
+                <w:szCs w:val="40"/>
+                <w:lang w:bidi="ml-IN"/>
+              </w:rPr>
+              <w:t>rÉiÉç</w:t>
+            </w:r>
+            <w:proofErr w:type="spellEnd"/>
+            <w:r>
+              <w:rPr>
+                <w:rFonts w:ascii="BRH Devanagari Extra" w:hAnsi="BRH Devanagari Extra" w:cs="BRH Devanagari Extra"/>
+                <w:color w:val="000000"/>
+                <w:sz w:val="40"/>
+                <w:szCs w:val="40"/>
+                <w:lang w:bidi="ml-IN"/>
+              </w:rPr>
+              <w:t xml:space="preserve"> |</w:t>
             </w:r>
           </w:p>
         </w:tc>
@@ -7417,15 +10432,27 @@
               </w:rPr>
               <w:t>–</w:t>
             </w:r>
-            <w:r>
-              <w:rPr>
-                <w:rFonts w:ascii="BRH Devanagari Extra" w:hAnsi="BRH Devanagari Extra" w:cs="BRH Devanagari Extra"/>
-                <w:color w:val="000000"/>
-                <w:sz w:val="40"/>
-                <w:szCs w:val="40"/>
-                <w:lang w:bidi="ml-IN"/>
-              </w:rPr>
-              <w:t xml:space="preserve">uÉqÉç | </w:t>
+            <w:proofErr w:type="spellStart"/>
+            <w:r>
+              <w:rPr>
+                <w:rFonts w:ascii="BRH Devanagari Extra" w:hAnsi="BRH Devanagari Extra" w:cs="BRH Devanagari Extra"/>
+                <w:color w:val="000000"/>
+                <w:sz w:val="40"/>
+                <w:szCs w:val="40"/>
+                <w:lang w:bidi="ml-IN"/>
+              </w:rPr>
+              <w:t>uÉqÉç</w:t>
+            </w:r>
+            <w:proofErr w:type="spellEnd"/>
+            <w:r>
+              <w:rPr>
+                <w:rFonts w:ascii="BRH Devanagari Extra" w:hAnsi="BRH Devanagari Extra" w:cs="BRH Devanagari Extra"/>
+                <w:color w:val="000000"/>
+                <w:sz w:val="40"/>
+                <w:szCs w:val="40"/>
+                <w:lang w:bidi="ml-IN"/>
+              </w:rPr>
+              <w:t xml:space="preserve"> | </w:t>
             </w:r>
             <w:r>
               <w:rPr>
@@ -7469,7 +10496,29 @@
                 <w:szCs w:val="40"/>
                 <w:lang w:bidi="ml-IN"/>
               </w:rPr>
-              <w:t xml:space="preserve"> uÉåSþ |</w:t>
+              <w:t xml:space="preserve"> </w:t>
+            </w:r>
+            <w:proofErr w:type="spellStart"/>
+            <w:r>
+              <w:rPr>
+                <w:rFonts w:ascii="BRH Devanagari Extra" w:hAnsi="BRH Devanagari Extra" w:cs="BRH Devanagari Extra"/>
+                <w:color w:val="000000"/>
+                <w:sz w:val="40"/>
+                <w:szCs w:val="40"/>
+                <w:lang w:bidi="ml-IN"/>
+              </w:rPr>
+              <w:t>uÉåSþ</w:t>
+            </w:r>
+            <w:proofErr w:type="spellEnd"/>
+            <w:r>
+              <w:rPr>
+                <w:rFonts w:ascii="BRH Devanagari Extra" w:hAnsi="BRH Devanagari Extra" w:cs="BRH Devanagari Extra"/>
+                <w:color w:val="000000"/>
+                <w:sz w:val="40"/>
+                <w:szCs w:val="40"/>
+                <w:lang w:bidi="ml-IN"/>
+              </w:rPr>
+              <w:t xml:space="preserve"> |</w:t>
             </w:r>
           </w:p>
         </w:tc>
@@ -7513,15 +10562,27 @@
               </w:rPr>
               <w:t>–</w:t>
             </w:r>
-            <w:r>
-              <w:rPr>
-                <w:rFonts w:ascii="BRH Devanagari Extra" w:hAnsi="BRH Devanagari Extra" w:cs="BRH Devanagari Extra"/>
-                <w:color w:val="000000"/>
-                <w:sz w:val="40"/>
-                <w:szCs w:val="40"/>
-                <w:lang w:bidi="ml-IN"/>
-              </w:rPr>
-              <w:t>uÉqÉç | L</w:t>
+            <w:proofErr w:type="spellStart"/>
+            <w:r>
+              <w:rPr>
+                <w:rFonts w:ascii="BRH Devanagari Extra" w:hAnsi="BRH Devanagari Extra" w:cs="BRH Devanagari Extra"/>
+                <w:color w:val="000000"/>
+                <w:sz w:val="40"/>
+                <w:szCs w:val="40"/>
+                <w:lang w:bidi="ml-IN"/>
+              </w:rPr>
+              <w:t>uÉqÉç</w:t>
+            </w:r>
+            <w:proofErr w:type="spellEnd"/>
+            <w:r>
+              <w:rPr>
+                <w:rFonts w:ascii="BRH Devanagari Extra" w:hAnsi="BRH Devanagari Extra" w:cs="BRH Devanagari Extra"/>
+                <w:color w:val="000000"/>
+                <w:sz w:val="40"/>
+                <w:szCs w:val="40"/>
+                <w:lang w:bidi="ml-IN"/>
+              </w:rPr>
+              <w:t xml:space="preserve"> | L</w:t>
             </w:r>
             <w:r>
               <w:rPr>
@@ -7535,6 +10596,7 @@
               </w:rPr>
               <w:t>–</w:t>
             </w:r>
+            <w:proofErr w:type="spellStart"/>
             <w:r>
               <w:rPr>
                 <w:rFonts w:ascii="BRH Devanagari Extra" w:hAnsi="BRH Devanagari Extra" w:cs="BRH Devanagari Extra"/>
@@ -7546,15 +10608,38 @@
               </w:rPr>
               <w:t>uÉqÉç</w:t>
             </w:r>
-            <w:r>
-              <w:rPr>
-                <w:rFonts w:ascii="BRH Devanagari Extra" w:hAnsi="BRH Devanagari Extra" w:cs="BRH Devanagari Extra"/>
-                <w:color w:val="000000"/>
-                <w:sz w:val="40"/>
-                <w:szCs w:val="40"/>
-                <w:lang w:bidi="ml-IN"/>
-              </w:rPr>
-              <w:t xml:space="preserve"> uÉåSþ |</w:t>
+            <w:proofErr w:type="spellEnd"/>
+            <w:r>
+              <w:rPr>
+                <w:rFonts w:ascii="BRH Devanagari Extra" w:hAnsi="BRH Devanagari Extra" w:cs="BRH Devanagari Extra"/>
+                <w:color w:val="000000"/>
+                <w:sz w:val="40"/>
+                <w:szCs w:val="40"/>
+                <w:lang w:bidi="ml-IN"/>
+              </w:rPr>
+              <w:t xml:space="preserve"> </w:t>
+            </w:r>
+            <w:proofErr w:type="spellStart"/>
+            <w:r>
+              <w:rPr>
+                <w:rFonts w:ascii="BRH Devanagari Extra" w:hAnsi="BRH Devanagari Extra" w:cs="BRH Devanagari Extra"/>
+                <w:color w:val="000000"/>
+                <w:sz w:val="40"/>
+                <w:szCs w:val="40"/>
+                <w:lang w:bidi="ml-IN"/>
+              </w:rPr>
+              <w:t>uÉåSþ</w:t>
+            </w:r>
+            <w:proofErr w:type="spellEnd"/>
+            <w:r>
+              <w:rPr>
+                <w:rFonts w:ascii="BRH Devanagari Extra" w:hAnsi="BRH Devanagari Extra" w:cs="BRH Devanagari Extra"/>
+                <w:color w:val="000000"/>
+                <w:sz w:val="40"/>
+                <w:szCs w:val="40"/>
+                <w:lang w:bidi="ml-IN"/>
+              </w:rPr>
+              <w:t xml:space="preserve"> |</w:t>
             </w:r>
           </w:p>
         </w:tc>
@@ -7592,6 +10677,7 @@
                 <w:sz w:val="28"/>
                 <w:szCs w:val="32"/>
               </w:rPr>
+              <w:lastRenderedPageBreak/>
               <w:t>T.S.7.2.10.4 – Kramam</w:t>
             </w:r>
           </w:p>
@@ -7702,6 +10788,7 @@
               </w:rPr>
               <w:t>–</w:t>
             </w:r>
+            <w:proofErr w:type="spellStart"/>
             <w:r>
               <w:rPr>
                 <w:rFonts w:ascii="BRH Devanagari Extra" w:hAnsi="BRH Devanagari Extra" w:cs="BRH Devanagari Extra"/>
@@ -7712,27 +10799,40 @@
               </w:rPr>
               <w:t>xrÉ</w:t>
             </w:r>
-            <w:r>
-              <w:rPr>
-                <w:rFonts w:ascii="BRH Malayalam Extra" w:hAnsi="BRH Malayalam Extra" w:cs="BRH Devanagari Extra"/>
-                <w:b/>
-                <w:color w:val="000000"/>
-                <w:sz w:val="32"/>
-                <w:szCs w:val="40"/>
-                <w:lang w:bidi="ml-IN"/>
-              </w:rPr>
-              <w:t>–</w:t>
-            </w:r>
-            <w:r>
-              <w:rPr>
-                <w:rFonts w:ascii="BRH Devanagari Extra" w:hAnsi="BRH Devanagari Extra" w:cs="BRH Devanagari Extra"/>
-                <w:color w:val="000000"/>
-                <w:sz w:val="40"/>
-                <w:szCs w:val="40"/>
-                <w:lang w:bidi="ml-IN"/>
-              </w:rPr>
-              <w:t xml:space="preserve"> zÉÏ</w:t>
-            </w:r>
+            <w:proofErr w:type="spellEnd"/>
+            <w:r>
+              <w:rPr>
+                <w:rFonts w:ascii="BRH Malayalam Extra" w:hAnsi="BRH Malayalam Extra" w:cs="BRH Devanagari Extra"/>
+                <w:b/>
+                <w:color w:val="000000"/>
+                <w:sz w:val="32"/>
+                <w:szCs w:val="40"/>
+                <w:lang w:bidi="ml-IN"/>
+              </w:rPr>
+              <w:t>–</w:t>
+            </w:r>
+            <w:r>
+              <w:rPr>
+                <w:rFonts w:ascii="BRH Devanagari Extra" w:hAnsi="BRH Devanagari Extra" w:cs="BRH Devanagari Extra"/>
+                <w:color w:val="000000"/>
+                <w:sz w:val="40"/>
+                <w:szCs w:val="40"/>
+                <w:lang w:bidi="ml-IN"/>
+              </w:rPr>
+              <w:t xml:space="preserve"> </w:t>
+            </w:r>
+            <w:proofErr w:type="spellStart"/>
+            <w:r>
+              <w:rPr>
+                <w:rFonts w:ascii="BRH Devanagari Extra" w:hAnsi="BRH Devanagari Extra" w:cs="BRH Devanagari Extra"/>
+                <w:color w:val="000000"/>
+                <w:sz w:val="40"/>
+                <w:szCs w:val="40"/>
+                <w:lang w:bidi="ml-IN"/>
+              </w:rPr>
+              <w:t>zÉÏ</w:t>
+            </w:r>
+            <w:proofErr w:type="spellEnd"/>
             <w:r>
               <w:rPr>
                 <w:rFonts w:ascii="BRH Malayalam Extra" w:hAnsi="BRH Malayalam Extra" w:cs="BRH Devanagari Extra"/>
@@ -7788,15 +10888,27 @@
               </w:rPr>
               <w:t>–</w:t>
             </w:r>
-            <w:r>
-              <w:rPr>
-                <w:rFonts w:ascii="BRH Devanagari Extra" w:hAnsi="BRH Devanagari Extra" w:cs="BRH Devanagari Extra"/>
-                <w:color w:val="000000"/>
-                <w:sz w:val="40"/>
-                <w:szCs w:val="40"/>
-                <w:lang w:bidi="ml-IN"/>
-              </w:rPr>
-              <w:t xml:space="preserve">hrÉÉÿÈ | </w:t>
+            <w:proofErr w:type="spellStart"/>
+            <w:r>
+              <w:rPr>
+                <w:rFonts w:ascii="BRH Devanagari Extra" w:hAnsi="BRH Devanagari Extra" w:cs="BRH Devanagari Extra"/>
+                <w:color w:val="000000"/>
+                <w:sz w:val="40"/>
+                <w:szCs w:val="40"/>
+                <w:lang w:bidi="ml-IN"/>
+              </w:rPr>
+              <w:t>hrÉÉÿÈ</w:t>
+            </w:r>
+            <w:proofErr w:type="spellEnd"/>
+            <w:r>
+              <w:rPr>
+                <w:rFonts w:ascii="BRH Devanagari Extra" w:hAnsi="BRH Devanagari Extra" w:cs="BRH Devanagari Extra"/>
+                <w:color w:val="000000"/>
+                <w:sz w:val="40"/>
+                <w:szCs w:val="40"/>
+                <w:lang w:bidi="ml-IN"/>
+              </w:rPr>
+              <w:t xml:space="preserve"> | </w:t>
             </w:r>
           </w:p>
           <w:p>
@@ -7809,6 +10921,7 @@
                 <w:szCs w:val="40"/>
               </w:rPr>
             </w:pPr>
+            <w:proofErr w:type="spellStart"/>
             <w:r>
               <w:rPr>
                 <w:rFonts w:ascii="BRH Devanagari Extra" w:hAnsi="BRH Devanagari Extra" w:cs="BRH Devanagari Extra"/>
@@ -7819,6 +10932,7 @@
               </w:rPr>
               <w:t>zÉÏ</w:t>
             </w:r>
+            <w:proofErr w:type="spellEnd"/>
             <w:r>
               <w:rPr>
                 <w:rFonts w:ascii="BRH Malayalam Extra" w:hAnsi="BRH Malayalam Extra" w:cs="BRH Devanagari Extra"/>
@@ -7861,6 +10975,7 @@
               </w:rPr>
               <w:t>.</w:t>
             </w:r>
+            <w:proofErr w:type="spellStart"/>
             <w:r>
               <w:rPr>
                 <w:rFonts w:ascii="BRH Devanagari Extra" w:hAnsi="BRH Devanagari Extra" w:cs="BRH Devanagari Extra"/>
@@ -7880,28 +10995,51 @@
                 <w:szCs w:val="40"/>
                 <w:lang w:bidi="ml-IN"/>
               </w:rPr>
-              <w:t>hrÉÉþ ÌlÉ</w:t>
-            </w:r>
-            <w:r>
-              <w:rPr>
-                <w:rFonts w:ascii="BRH Malayalam Extra" w:hAnsi="BRH Malayalam Extra" w:cs="BRH Devanagari Extra"/>
-                <w:b/>
-                <w:color w:val="000000"/>
-                <w:sz w:val="32"/>
-                <w:szCs w:val="40"/>
-                <w:lang w:bidi="ml-IN"/>
-              </w:rPr>
-              <w:t>–</w:t>
-            </w:r>
-            <w:r>
-              <w:rPr>
-                <w:rFonts w:ascii="BRH Devanagari Extra" w:hAnsi="BRH Devanagari Extra" w:cs="BRH Devanagari Extra"/>
-                <w:color w:val="000000"/>
-                <w:sz w:val="40"/>
-                <w:szCs w:val="40"/>
-                <w:lang w:bidi="ml-IN"/>
-              </w:rPr>
-              <w:t>wmÉSþÈ |</w:t>
+              <w:t>hrÉÉþ</w:t>
+            </w:r>
+            <w:proofErr w:type="spellEnd"/>
+            <w:r>
+              <w:rPr>
+                <w:rFonts w:ascii="BRH Devanagari Extra" w:hAnsi="BRH Devanagari Extra" w:cs="BRH Devanagari Extra"/>
+                <w:color w:val="000000"/>
+                <w:sz w:val="40"/>
+                <w:szCs w:val="40"/>
+                <w:lang w:bidi="ml-IN"/>
+              </w:rPr>
+              <w:t xml:space="preserve"> ÌlÉ</w:t>
+            </w:r>
+            <w:r>
+              <w:rPr>
+                <w:rFonts w:ascii="BRH Malayalam Extra" w:hAnsi="BRH Malayalam Extra" w:cs="BRH Devanagari Extra"/>
+                <w:b/>
+                <w:color w:val="000000"/>
+                <w:sz w:val="32"/>
+                <w:szCs w:val="40"/>
+                <w:lang w:bidi="ml-IN"/>
+              </w:rPr>
+              <w:t>–</w:t>
+            </w:r>
+            <w:proofErr w:type="spellStart"/>
+            <w:r>
+              <w:rPr>
+                <w:rFonts w:ascii="BRH Devanagari Extra" w:hAnsi="BRH Devanagari Extra" w:cs="BRH Devanagari Extra"/>
+                <w:color w:val="000000"/>
+                <w:sz w:val="40"/>
+                <w:szCs w:val="40"/>
+                <w:lang w:bidi="ml-IN"/>
+              </w:rPr>
+              <w:t>wmÉSþÈ</w:t>
+            </w:r>
+            <w:proofErr w:type="spellEnd"/>
+            <w:r>
+              <w:rPr>
+                <w:rFonts w:ascii="BRH Devanagari Extra" w:hAnsi="BRH Devanagari Extra" w:cs="BRH Devanagari Extra"/>
+                <w:color w:val="000000"/>
+                <w:sz w:val="40"/>
+                <w:szCs w:val="40"/>
+                <w:lang w:bidi="ml-IN"/>
+              </w:rPr>
+              <w:t xml:space="preserve"> |</w:t>
             </w:r>
           </w:p>
         </w:tc>
@@ -7941,6 +11079,7 @@
               </w:rPr>
               <w:t>–</w:t>
             </w:r>
+            <w:proofErr w:type="spellStart"/>
             <w:r>
               <w:rPr>
                 <w:rFonts w:ascii="BRH Devanagari Extra" w:hAnsi="BRH Devanagari Extra" w:cs="BRH Devanagari Extra"/>
@@ -7951,27 +11090,40 @@
               </w:rPr>
               <w:t>xrÉ</w:t>
             </w:r>
-            <w:r>
-              <w:rPr>
-                <w:rFonts w:ascii="BRH Malayalam Extra" w:hAnsi="BRH Malayalam Extra" w:cs="BRH Devanagari Extra"/>
-                <w:b/>
-                <w:color w:val="000000"/>
-                <w:sz w:val="32"/>
-                <w:szCs w:val="40"/>
-                <w:lang w:bidi="ml-IN"/>
-              </w:rPr>
-              <w:t>–</w:t>
-            </w:r>
-            <w:r>
-              <w:rPr>
-                <w:rFonts w:ascii="BRH Devanagari Extra" w:hAnsi="BRH Devanagari Extra" w:cs="BRH Devanagari Extra"/>
-                <w:color w:val="000000"/>
-                <w:sz w:val="40"/>
-                <w:szCs w:val="40"/>
-                <w:lang w:bidi="ml-IN"/>
-              </w:rPr>
-              <w:t xml:space="preserve"> zÉÏ</w:t>
-            </w:r>
+            <w:proofErr w:type="spellEnd"/>
+            <w:r>
+              <w:rPr>
+                <w:rFonts w:ascii="BRH Malayalam Extra" w:hAnsi="BRH Malayalam Extra" w:cs="BRH Devanagari Extra"/>
+                <w:b/>
+                <w:color w:val="000000"/>
+                <w:sz w:val="32"/>
+                <w:szCs w:val="40"/>
+                <w:lang w:bidi="ml-IN"/>
+              </w:rPr>
+              <w:t>–</w:t>
+            </w:r>
+            <w:r>
+              <w:rPr>
+                <w:rFonts w:ascii="BRH Devanagari Extra" w:hAnsi="BRH Devanagari Extra" w:cs="BRH Devanagari Extra"/>
+                <w:color w:val="000000"/>
+                <w:sz w:val="40"/>
+                <w:szCs w:val="40"/>
+                <w:lang w:bidi="ml-IN"/>
+              </w:rPr>
+              <w:t xml:space="preserve"> </w:t>
+            </w:r>
+            <w:proofErr w:type="spellStart"/>
+            <w:r>
+              <w:rPr>
+                <w:rFonts w:ascii="BRH Devanagari Extra" w:hAnsi="BRH Devanagari Extra" w:cs="BRH Devanagari Extra"/>
+                <w:color w:val="000000"/>
+                <w:sz w:val="40"/>
+                <w:szCs w:val="40"/>
+                <w:lang w:bidi="ml-IN"/>
+              </w:rPr>
+              <w:t>zÉÏ</w:t>
+            </w:r>
+            <w:proofErr w:type="spellEnd"/>
             <w:r>
               <w:rPr>
                 <w:rFonts w:ascii="BRH Malayalam Extra" w:hAnsi="BRH Malayalam Extra" w:cs="BRH Devanagari Extra"/>
@@ -8027,15 +11179,27 @@
               </w:rPr>
               <w:t>–</w:t>
             </w:r>
-            <w:r>
-              <w:rPr>
-                <w:rFonts w:ascii="BRH Devanagari Extra" w:hAnsi="BRH Devanagari Extra" w:cs="BRH Devanagari Extra"/>
-                <w:color w:val="000000"/>
-                <w:sz w:val="40"/>
-                <w:szCs w:val="40"/>
-                <w:lang w:bidi="ml-IN"/>
-              </w:rPr>
-              <w:t xml:space="preserve">hrÉÉÿÈ | </w:t>
+            <w:proofErr w:type="spellStart"/>
+            <w:r>
+              <w:rPr>
+                <w:rFonts w:ascii="BRH Devanagari Extra" w:hAnsi="BRH Devanagari Extra" w:cs="BRH Devanagari Extra"/>
+                <w:color w:val="000000"/>
+                <w:sz w:val="40"/>
+                <w:szCs w:val="40"/>
+                <w:lang w:bidi="ml-IN"/>
+              </w:rPr>
+              <w:t>hrÉÉÿÈ</w:t>
+            </w:r>
+            <w:proofErr w:type="spellEnd"/>
+            <w:r>
+              <w:rPr>
+                <w:rFonts w:ascii="BRH Devanagari Extra" w:hAnsi="BRH Devanagari Extra" w:cs="BRH Devanagari Extra"/>
+                <w:color w:val="000000"/>
+                <w:sz w:val="40"/>
+                <w:szCs w:val="40"/>
+                <w:lang w:bidi="ml-IN"/>
+              </w:rPr>
+              <w:t xml:space="preserve"> | </w:t>
             </w:r>
           </w:p>
           <w:p>
@@ -8048,6 +11212,7 @@
                 <w:szCs w:val="40"/>
               </w:rPr>
             </w:pPr>
+            <w:proofErr w:type="spellStart"/>
             <w:r>
               <w:rPr>
                 <w:rFonts w:ascii="BRH Devanagari Extra" w:hAnsi="BRH Devanagari Extra" w:cs="BRH Devanagari Extra"/>
@@ -8058,6 +11223,7 @@
               </w:rPr>
               <w:t>zÉÏ</w:t>
             </w:r>
+            <w:proofErr w:type="spellEnd"/>
             <w:r>
               <w:rPr>
                 <w:rFonts w:ascii="BRH Malayalam Extra" w:hAnsi="BRH Malayalam Extra" w:cs="BRH Devanagari Extra"/>
@@ -8122,36 +11288,60 @@
               </w:rPr>
               <w:t>–</w:t>
             </w:r>
-            <w:r>
-              <w:rPr>
-                <w:rFonts w:ascii="BRH Devanagari Extra" w:hAnsi="BRH Devanagari Extra" w:cs="BRH Devanagari Extra"/>
-                <w:color w:val="000000"/>
-                <w:sz w:val="40"/>
-                <w:szCs w:val="40"/>
-                <w:lang w:bidi="ml-IN"/>
-              </w:rPr>
-              <w:t>hrÉÉþ ÌlÉ</w:t>
-            </w:r>
-            <w:r>
-              <w:rPr>
-                <w:rFonts w:ascii="BRH Malayalam Extra" w:hAnsi="BRH Malayalam Extra" w:cs="BRH Devanagari Extra"/>
-                <w:b/>
-                <w:color w:val="000000"/>
-                <w:sz w:val="32"/>
-                <w:szCs w:val="40"/>
-                <w:lang w:bidi="ml-IN"/>
-              </w:rPr>
-              <w:t>–</w:t>
-            </w:r>
-            <w:r>
-              <w:rPr>
-                <w:rFonts w:ascii="BRH Devanagari Extra" w:hAnsi="BRH Devanagari Extra" w:cs="BRH Devanagari Extra"/>
-                <w:color w:val="000000"/>
-                <w:sz w:val="40"/>
-                <w:szCs w:val="40"/>
-                <w:lang w:bidi="ml-IN"/>
-              </w:rPr>
-              <w:t>wmÉSþÈ |</w:t>
+            <w:proofErr w:type="spellStart"/>
+            <w:r>
+              <w:rPr>
+                <w:rFonts w:ascii="BRH Devanagari Extra" w:hAnsi="BRH Devanagari Extra" w:cs="BRH Devanagari Extra"/>
+                <w:color w:val="000000"/>
+                <w:sz w:val="40"/>
+                <w:szCs w:val="40"/>
+                <w:lang w:bidi="ml-IN"/>
+              </w:rPr>
+              <w:t>hrÉÉþ</w:t>
+            </w:r>
+            <w:proofErr w:type="spellEnd"/>
+            <w:r>
+              <w:rPr>
+                <w:rFonts w:ascii="BRH Devanagari Extra" w:hAnsi="BRH Devanagari Extra" w:cs="BRH Devanagari Extra"/>
+                <w:color w:val="000000"/>
+                <w:sz w:val="40"/>
+                <w:szCs w:val="40"/>
+                <w:lang w:bidi="ml-IN"/>
+              </w:rPr>
+              <w:t xml:space="preserve"> ÌlÉ</w:t>
+            </w:r>
+            <w:r>
+              <w:rPr>
+                <w:rFonts w:ascii="BRH Malayalam Extra" w:hAnsi="BRH Malayalam Extra" w:cs="BRH Devanagari Extra"/>
+                <w:b/>
+                <w:color w:val="000000"/>
+                <w:sz w:val="32"/>
+                <w:szCs w:val="40"/>
+                <w:lang w:bidi="ml-IN"/>
+              </w:rPr>
+              <w:t>–</w:t>
+            </w:r>
+            <w:proofErr w:type="spellStart"/>
+            <w:r>
+              <w:rPr>
+                <w:rFonts w:ascii="BRH Devanagari Extra" w:hAnsi="BRH Devanagari Extra" w:cs="BRH Devanagari Extra"/>
+                <w:color w:val="000000"/>
+                <w:sz w:val="40"/>
+                <w:szCs w:val="40"/>
+                <w:lang w:bidi="ml-IN"/>
+              </w:rPr>
+              <w:t>wmÉSþÈ</w:t>
+            </w:r>
+            <w:proofErr w:type="spellEnd"/>
+            <w:r>
+              <w:rPr>
+                <w:rFonts w:ascii="BRH Devanagari Extra" w:hAnsi="BRH Devanagari Extra" w:cs="BRH Devanagari Extra"/>
+                <w:color w:val="000000"/>
+                <w:sz w:val="40"/>
+                <w:szCs w:val="40"/>
+                <w:lang w:bidi="ml-IN"/>
+              </w:rPr>
+              <w:t xml:space="preserve"> |</w:t>
             </w:r>
           </w:p>
         </w:tc>
@@ -8285,27 +11475,40 @@
                 <w:lang w:bidi="ml-IN"/>
               </w:rPr>
             </w:pPr>
-            <w:r>
-              <w:rPr>
-                <w:rFonts w:ascii="BRH Devanagari Extra" w:hAnsi="BRH Devanagari Extra" w:cs="BRH Devanagari Extra"/>
-                <w:color w:val="000000"/>
-                <w:sz w:val="40"/>
-                <w:szCs w:val="40"/>
-                <w:lang w:bidi="ml-IN"/>
-              </w:rPr>
-              <w:t>xuÉÉWûÉþ cÉ</w:t>
-            </w:r>
-            <w:r>
-              <w:rPr>
-                <w:rFonts w:ascii="BRH Malayalam Extra" w:hAnsi="BRH Malayalam Extra" w:cs="BRH Devanagari Extra"/>
-                <w:b/>
-                <w:color w:val="000000"/>
-                <w:sz w:val="32"/>
-                <w:szCs w:val="40"/>
-                <w:lang w:bidi="ml-IN"/>
-              </w:rPr>
-              <w:t>–</w:t>
-            </w:r>
+            <w:proofErr w:type="spellStart"/>
+            <w:r>
+              <w:rPr>
+                <w:rFonts w:ascii="BRH Devanagari Extra" w:hAnsi="BRH Devanagari Extra" w:cs="BRH Devanagari Extra"/>
+                <w:color w:val="000000"/>
+                <w:sz w:val="40"/>
+                <w:szCs w:val="40"/>
+                <w:lang w:bidi="ml-IN"/>
+              </w:rPr>
+              <w:t>xuÉÉWûÉþ</w:t>
+            </w:r>
+            <w:proofErr w:type="spellEnd"/>
+            <w:r>
+              <w:rPr>
+                <w:rFonts w:ascii="BRH Devanagari Extra" w:hAnsi="BRH Devanagari Extra" w:cs="BRH Devanagari Extra"/>
+                <w:color w:val="000000"/>
+                <w:sz w:val="40"/>
+                <w:szCs w:val="40"/>
+                <w:lang w:bidi="ml-IN"/>
+              </w:rPr>
+              <w:t xml:space="preserve"> cÉ</w:t>
+            </w:r>
+            <w:r>
+              <w:rPr>
+                <w:rFonts w:ascii="BRH Malayalam Extra" w:hAnsi="BRH Malayalam Extra" w:cs="BRH Devanagari Extra"/>
+                <w:b/>
+                <w:color w:val="000000"/>
+                <w:sz w:val="32"/>
+                <w:szCs w:val="40"/>
+                <w:lang w:bidi="ml-IN"/>
+              </w:rPr>
+              <w:t>–</w:t>
+            </w:r>
+            <w:proofErr w:type="spellStart"/>
             <w:r>
               <w:rPr>
                 <w:rFonts w:ascii="BRH Devanagari Extra" w:hAnsi="BRH Devanagari Extra" w:cs="BRH Devanagari Extra"/>
@@ -8327,6 +11530,7 @@
               </w:rPr>
               <w:t>prÉïþ</w:t>
             </w:r>
+            <w:proofErr w:type="spellEnd"/>
             <w:r>
               <w:rPr>
                 <w:rFonts w:ascii="BRH Devanagari Extra" w:hAnsi="BRH Devanagari Extra" w:cs="BRH Devanagari Extra"/>
@@ -8374,6 +11578,7 @@
               </w:rPr>
               <w:t>–</w:t>
             </w:r>
+            <w:proofErr w:type="spellStart"/>
             <w:r>
               <w:rPr>
                 <w:rFonts w:ascii="BRH Devanagari Extra" w:hAnsi="BRH Devanagari Extra" w:cs="BRH Devanagari Extra"/>
@@ -8384,26 +11589,49 @@
               </w:rPr>
               <w:t>iÉÑprÉï</w:t>
             </w:r>
-            <w:r>
-              <w:rPr>
-                <w:rFonts w:ascii="BRH Malayalam Extra" w:hAnsi="BRH Malayalam Extra" w:cs="BRH Devanagari Extra"/>
-                <w:b/>
-                <w:color w:val="000000"/>
-                <w:sz w:val="32"/>
-                <w:szCs w:val="40"/>
-                <w:lang w:bidi="ml-IN"/>
-              </w:rPr>
-              <w:t>–</w:t>
-            </w:r>
-            <w:r>
-              <w:rPr>
-                <w:rFonts w:ascii="BRH Devanagari Extra" w:hAnsi="BRH Devanagari Extra" w:cs="BRH Devanagari Extra"/>
-                <w:color w:val="000000"/>
-                <w:sz w:val="40"/>
-                <w:szCs w:val="40"/>
-                <w:lang w:bidi="ml-IN"/>
-              </w:rPr>
-              <w:t>È xuÉÉWûÉÿ |</w:t>
+            <w:proofErr w:type="spellEnd"/>
+            <w:r>
+              <w:rPr>
+                <w:rFonts w:ascii="BRH Malayalam Extra" w:hAnsi="BRH Malayalam Extra" w:cs="BRH Devanagari Extra"/>
+                <w:b/>
+                <w:color w:val="000000"/>
+                <w:sz w:val="32"/>
+                <w:szCs w:val="40"/>
+                <w:lang w:bidi="ml-IN"/>
+              </w:rPr>
+              <w:t>–</w:t>
+            </w:r>
+            <w:r>
+              <w:rPr>
+                <w:rFonts w:ascii="BRH Devanagari Extra" w:hAnsi="BRH Devanagari Extra" w:cs="BRH Devanagari Extra"/>
+                <w:color w:val="000000"/>
+                <w:sz w:val="40"/>
+                <w:szCs w:val="40"/>
+                <w:lang w:bidi="ml-IN"/>
+              </w:rPr>
+              <w:t xml:space="preserve">È </w:t>
+            </w:r>
+            <w:proofErr w:type="spellStart"/>
+            <w:r>
+              <w:rPr>
+                <w:rFonts w:ascii="BRH Devanagari Extra" w:hAnsi="BRH Devanagari Extra" w:cs="BRH Devanagari Extra"/>
+                <w:color w:val="000000"/>
+                <w:sz w:val="40"/>
+                <w:szCs w:val="40"/>
+                <w:lang w:bidi="ml-IN"/>
+              </w:rPr>
+              <w:t>xuÉÉWûÉÿ</w:t>
+            </w:r>
+            <w:proofErr w:type="spellEnd"/>
+            <w:r>
+              <w:rPr>
+                <w:rFonts w:ascii="BRH Devanagari Extra" w:hAnsi="BRH Devanagari Extra" w:cs="BRH Devanagari Extra"/>
+                <w:color w:val="000000"/>
+                <w:sz w:val="40"/>
+                <w:szCs w:val="40"/>
+                <w:lang w:bidi="ml-IN"/>
+              </w:rPr>
+              <w:t xml:space="preserve"> |</w:t>
             </w:r>
           </w:p>
         </w:tc>
@@ -8426,27 +11654,40 @@
                 <w:lang w:bidi="ml-IN"/>
               </w:rPr>
             </w:pPr>
-            <w:r>
-              <w:rPr>
-                <w:rFonts w:ascii="BRH Devanagari Extra" w:hAnsi="BRH Devanagari Extra" w:cs="BRH Devanagari Extra"/>
-                <w:color w:val="000000"/>
-                <w:sz w:val="40"/>
-                <w:szCs w:val="40"/>
-                <w:lang w:bidi="ml-IN"/>
-              </w:rPr>
-              <w:t>xuÉÉWûÉþ cÉ</w:t>
-            </w:r>
-            <w:r>
-              <w:rPr>
-                <w:rFonts w:ascii="BRH Malayalam Extra" w:hAnsi="BRH Malayalam Extra" w:cs="BRH Devanagari Extra"/>
-                <w:b/>
-                <w:color w:val="000000"/>
-                <w:sz w:val="32"/>
-                <w:szCs w:val="40"/>
-                <w:lang w:bidi="ml-IN"/>
-              </w:rPr>
-              <w:t>–</w:t>
-            </w:r>
+            <w:proofErr w:type="spellStart"/>
+            <w:r>
+              <w:rPr>
+                <w:rFonts w:ascii="BRH Devanagari Extra" w:hAnsi="BRH Devanagari Extra" w:cs="BRH Devanagari Extra"/>
+                <w:color w:val="000000"/>
+                <w:sz w:val="40"/>
+                <w:szCs w:val="40"/>
+                <w:lang w:bidi="ml-IN"/>
+              </w:rPr>
+              <w:t>xuÉÉWûÉþ</w:t>
+            </w:r>
+            <w:proofErr w:type="spellEnd"/>
+            <w:r>
+              <w:rPr>
+                <w:rFonts w:ascii="BRH Devanagari Extra" w:hAnsi="BRH Devanagari Extra" w:cs="BRH Devanagari Extra"/>
+                <w:color w:val="000000"/>
+                <w:sz w:val="40"/>
+                <w:szCs w:val="40"/>
+                <w:lang w:bidi="ml-IN"/>
+              </w:rPr>
+              <w:t xml:space="preserve"> cÉ</w:t>
+            </w:r>
+            <w:r>
+              <w:rPr>
+                <w:rFonts w:ascii="BRH Malayalam Extra" w:hAnsi="BRH Malayalam Extra" w:cs="BRH Devanagari Extra"/>
+                <w:b/>
+                <w:color w:val="000000"/>
+                <w:sz w:val="32"/>
+                <w:szCs w:val="40"/>
+                <w:lang w:bidi="ml-IN"/>
+              </w:rPr>
+              <w:t>–</w:t>
+            </w:r>
+            <w:proofErr w:type="spellStart"/>
             <w:r>
               <w:rPr>
                 <w:rFonts w:ascii="BRH Devanagari Extra" w:hAnsi="BRH Devanagari Extra" w:cs="BRH Devanagari Extra"/>
@@ -8468,6 +11709,7 @@
               </w:rPr>
               <w:t>þÈ</w:t>
             </w:r>
+            <w:proofErr w:type="spellEnd"/>
             <w:r>
               <w:rPr>
                 <w:rFonts w:ascii="BRH Devanagari Extra" w:hAnsi="BRH Devanagari Extra" w:cs="BRH Devanagari Extra"/>
@@ -8515,6 +11757,7 @@
               </w:rPr>
               <w:t>–</w:t>
             </w:r>
+            <w:proofErr w:type="spellStart"/>
             <w:r>
               <w:rPr>
                 <w:rFonts w:ascii="BRH Devanagari Extra" w:hAnsi="BRH Devanagari Extra" w:cs="BRH Devanagari Extra"/>
@@ -8525,26 +11768,49 @@
               </w:rPr>
               <w:t>iÉÑprÉï</w:t>
             </w:r>
-            <w:r>
-              <w:rPr>
-                <w:rFonts w:ascii="BRH Malayalam Extra" w:hAnsi="BRH Malayalam Extra" w:cs="BRH Devanagari Extra"/>
-                <w:b/>
-                <w:color w:val="000000"/>
-                <w:sz w:val="32"/>
-                <w:szCs w:val="40"/>
-                <w:lang w:bidi="ml-IN"/>
-              </w:rPr>
-              <w:t>–</w:t>
-            </w:r>
-            <w:r>
-              <w:rPr>
-                <w:rFonts w:ascii="BRH Devanagari Extra" w:hAnsi="BRH Devanagari Extra" w:cs="BRH Devanagari Extra"/>
-                <w:color w:val="000000"/>
-                <w:sz w:val="40"/>
-                <w:szCs w:val="40"/>
-                <w:lang w:bidi="ml-IN"/>
-              </w:rPr>
-              <w:t>È xuÉÉWûÉÿ |</w:t>
+            <w:proofErr w:type="spellEnd"/>
+            <w:r>
+              <w:rPr>
+                <w:rFonts w:ascii="BRH Malayalam Extra" w:hAnsi="BRH Malayalam Extra" w:cs="BRH Devanagari Extra"/>
+                <w:b/>
+                <w:color w:val="000000"/>
+                <w:sz w:val="32"/>
+                <w:szCs w:val="40"/>
+                <w:lang w:bidi="ml-IN"/>
+              </w:rPr>
+              <w:t>–</w:t>
+            </w:r>
+            <w:r>
+              <w:rPr>
+                <w:rFonts w:ascii="BRH Devanagari Extra" w:hAnsi="BRH Devanagari Extra" w:cs="BRH Devanagari Extra"/>
+                <w:color w:val="000000"/>
+                <w:sz w:val="40"/>
+                <w:szCs w:val="40"/>
+                <w:lang w:bidi="ml-IN"/>
+              </w:rPr>
+              <w:t xml:space="preserve">È </w:t>
+            </w:r>
+            <w:proofErr w:type="spellStart"/>
+            <w:r>
+              <w:rPr>
+                <w:rFonts w:ascii="BRH Devanagari Extra" w:hAnsi="BRH Devanagari Extra" w:cs="BRH Devanagari Extra"/>
+                <w:color w:val="000000"/>
+                <w:sz w:val="40"/>
+                <w:szCs w:val="40"/>
+                <w:lang w:bidi="ml-IN"/>
+              </w:rPr>
+              <w:t>xuÉÉWûÉÿ</w:t>
+            </w:r>
+            <w:proofErr w:type="spellEnd"/>
+            <w:r>
+              <w:rPr>
+                <w:rFonts w:ascii="BRH Devanagari Extra" w:hAnsi="BRH Devanagari Extra" w:cs="BRH Devanagari Extra"/>
+                <w:color w:val="000000"/>
+                <w:sz w:val="40"/>
+                <w:szCs w:val="40"/>
+                <w:lang w:bidi="ml-IN"/>
+              </w:rPr>
+              <w:t xml:space="preserve"> |</w:t>
             </w:r>
           </w:p>
         </w:tc>
@@ -9280,7 +12546,6 @@
                 <w:sz w:val="28"/>
                 <w:szCs w:val="32"/>
               </w:rPr>
-              <w:lastRenderedPageBreak/>
               <w:t>T.S.7.2.13.1 – Kramam</w:t>
             </w:r>
           </w:p>
@@ -9398,15 +12663,49 @@
               </w:rPr>
               <w:t>–</w:t>
             </w:r>
-            <w:r>
-              <w:rPr>
-                <w:rFonts w:ascii="BRH Devanagari Extra" w:hAnsi="BRH Devanagari Extra" w:cs="BRH Devanagari Extra"/>
-                <w:color w:val="000000"/>
-                <w:sz w:val="40"/>
-                <w:szCs w:val="40"/>
-                <w:lang w:bidi="ml-IN"/>
-              </w:rPr>
-              <w:t xml:space="preserve">QèprÉÈ xuÉÉWûÉÿ | </w:t>
+            <w:proofErr w:type="spellStart"/>
+            <w:r>
+              <w:rPr>
+                <w:rFonts w:ascii="BRH Devanagari Extra" w:hAnsi="BRH Devanagari Extra" w:cs="BRH Devanagari Extra"/>
+                <w:color w:val="000000"/>
+                <w:sz w:val="40"/>
+                <w:szCs w:val="40"/>
+                <w:lang w:bidi="ml-IN"/>
+              </w:rPr>
+              <w:t>QèprÉÈ</w:t>
+            </w:r>
+            <w:proofErr w:type="spellEnd"/>
+            <w:r>
+              <w:rPr>
+                <w:rFonts w:ascii="BRH Devanagari Extra" w:hAnsi="BRH Devanagari Extra" w:cs="BRH Devanagari Extra"/>
+                <w:color w:val="000000"/>
+                <w:sz w:val="40"/>
+                <w:szCs w:val="40"/>
+                <w:lang w:bidi="ml-IN"/>
+              </w:rPr>
+              <w:t xml:space="preserve"> </w:t>
+            </w:r>
+            <w:proofErr w:type="spellStart"/>
+            <w:r>
+              <w:rPr>
+                <w:rFonts w:ascii="BRH Devanagari Extra" w:hAnsi="BRH Devanagari Extra" w:cs="BRH Devanagari Extra"/>
+                <w:color w:val="000000"/>
+                <w:sz w:val="40"/>
+                <w:szCs w:val="40"/>
+                <w:lang w:bidi="ml-IN"/>
+              </w:rPr>
+              <w:t>xuÉÉWûÉÿ</w:t>
+            </w:r>
+            <w:proofErr w:type="spellEnd"/>
+            <w:r>
+              <w:rPr>
+                <w:rFonts w:ascii="BRH Devanagari Extra" w:hAnsi="BRH Devanagari Extra" w:cs="BRH Devanagari Extra"/>
+                <w:color w:val="000000"/>
+                <w:sz w:val="40"/>
+                <w:szCs w:val="40"/>
+                <w:lang w:bidi="ml-IN"/>
+              </w:rPr>
+              <w:t xml:space="preserve"> | </w:t>
             </w:r>
           </w:p>
           <w:p>
@@ -9445,6 +12744,7 @@
               </w:rPr>
               <w:t>–</w:t>
             </w:r>
+            <w:proofErr w:type="spellStart"/>
             <w:r>
               <w:rPr>
                 <w:rFonts w:ascii="BRH Devanagari Extra" w:hAnsi="BRH Devanagari Extra" w:cs="BRH Devanagari Extra"/>
@@ -9456,15 +12756,82 @@
               </w:rPr>
               <w:t>QèpÉ</w:t>
             </w:r>
-            <w:r>
-              <w:rPr>
-                <w:rFonts w:ascii="BRH Devanagari Extra" w:hAnsi="BRH Devanagari Extra" w:cs="BRH Devanagari Extra"/>
-                <w:color w:val="000000"/>
-                <w:sz w:val="40"/>
-                <w:szCs w:val="40"/>
-                <w:lang w:bidi="ml-IN"/>
-              </w:rPr>
-              <w:t xml:space="preserve"> CÌiÉþ wÉOèû - prÉÈ |</w:t>
+            <w:proofErr w:type="spellEnd"/>
+            <w:r>
+              <w:rPr>
+                <w:rFonts w:ascii="BRH Devanagari Extra" w:hAnsi="BRH Devanagari Extra" w:cs="BRH Devanagari Extra"/>
+                <w:color w:val="000000"/>
+                <w:sz w:val="40"/>
+                <w:szCs w:val="40"/>
+                <w:lang w:bidi="ml-IN"/>
+              </w:rPr>
+              <w:t xml:space="preserve"> </w:t>
+            </w:r>
+            <w:proofErr w:type="spellStart"/>
+            <w:r>
+              <w:rPr>
+                <w:rFonts w:ascii="BRH Devanagari Extra" w:hAnsi="BRH Devanagari Extra" w:cs="BRH Devanagari Extra"/>
+                <w:color w:val="000000"/>
+                <w:sz w:val="40"/>
+                <w:szCs w:val="40"/>
+                <w:lang w:bidi="ml-IN"/>
+              </w:rPr>
+              <w:t>CÌiÉþ</w:t>
+            </w:r>
+            <w:proofErr w:type="spellEnd"/>
+            <w:r>
+              <w:rPr>
+                <w:rFonts w:ascii="BRH Devanagari Extra" w:hAnsi="BRH Devanagari Extra" w:cs="BRH Devanagari Extra"/>
+                <w:color w:val="000000"/>
+                <w:sz w:val="40"/>
+                <w:szCs w:val="40"/>
+                <w:lang w:bidi="ml-IN"/>
+              </w:rPr>
+              <w:t xml:space="preserve"> </w:t>
+            </w:r>
+            <w:proofErr w:type="spellStart"/>
+            <w:r>
+              <w:rPr>
+                <w:rFonts w:ascii="BRH Devanagari Extra" w:hAnsi="BRH Devanagari Extra" w:cs="BRH Devanagari Extra"/>
+                <w:color w:val="000000"/>
+                <w:sz w:val="40"/>
+                <w:szCs w:val="40"/>
+                <w:lang w:bidi="ml-IN"/>
+              </w:rPr>
+              <w:t>wÉOèû</w:t>
+            </w:r>
+            <w:proofErr w:type="spellEnd"/>
+            <w:r>
+              <w:rPr>
+                <w:rFonts w:ascii="BRH Devanagari Extra" w:hAnsi="BRH Devanagari Extra" w:cs="BRH Devanagari Extra"/>
+                <w:color w:val="000000"/>
+                <w:sz w:val="40"/>
+                <w:szCs w:val="40"/>
+                <w:lang w:bidi="ml-IN"/>
+              </w:rPr>
+              <w:t xml:space="preserve"> - </w:t>
+            </w:r>
+            <w:proofErr w:type="spellStart"/>
+            <w:r>
+              <w:rPr>
+                <w:rFonts w:ascii="BRH Devanagari Extra" w:hAnsi="BRH Devanagari Extra" w:cs="BRH Devanagari Extra"/>
+                <w:color w:val="000000"/>
+                <w:sz w:val="40"/>
+                <w:szCs w:val="40"/>
+                <w:lang w:bidi="ml-IN"/>
+              </w:rPr>
+              <w:t>prÉÈ</w:t>
+            </w:r>
+            <w:proofErr w:type="spellEnd"/>
+            <w:r>
+              <w:rPr>
+                <w:rFonts w:ascii="BRH Devanagari Extra" w:hAnsi="BRH Devanagari Extra" w:cs="BRH Devanagari Extra"/>
+                <w:color w:val="000000"/>
+                <w:sz w:val="40"/>
+                <w:szCs w:val="40"/>
+                <w:lang w:bidi="ml-IN"/>
+              </w:rPr>
+              <w:t xml:space="preserve"> |</w:t>
             </w:r>
           </w:p>
         </w:tc>
@@ -9508,15 +12875,49 @@
               </w:rPr>
               <w:t>–</w:t>
             </w:r>
-            <w:r>
-              <w:rPr>
-                <w:rFonts w:ascii="BRH Devanagari Extra" w:hAnsi="BRH Devanagari Extra" w:cs="BRH Devanagari Extra"/>
-                <w:color w:val="000000"/>
-                <w:sz w:val="40"/>
-                <w:szCs w:val="40"/>
-                <w:lang w:bidi="ml-IN"/>
-              </w:rPr>
-              <w:t xml:space="preserve">QèprÉÈ xuÉÉWûÉÿ | </w:t>
+            <w:proofErr w:type="spellStart"/>
+            <w:r>
+              <w:rPr>
+                <w:rFonts w:ascii="BRH Devanagari Extra" w:hAnsi="BRH Devanagari Extra" w:cs="BRH Devanagari Extra"/>
+                <w:color w:val="000000"/>
+                <w:sz w:val="40"/>
+                <w:szCs w:val="40"/>
+                <w:lang w:bidi="ml-IN"/>
+              </w:rPr>
+              <w:t>QèprÉÈ</w:t>
+            </w:r>
+            <w:proofErr w:type="spellEnd"/>
+            <w:r>
+              <w:rPr>
+                <w:rFonts w:ascii="BRH Devanagari Extra" w:hAnsi="BRH Devanagari Extra" w:cs="BRH Devanagari Extra"/>
+                <w:color w:val="000000"/>
+                <w:sz w:val="40"/>
+                <w:szCs w:val="40"/>
+                <w:lang w:bidi="ml-IN"/>
+              </w:rPr>
+              <w:t xml:space="preserve"> </w:t>
+            </w:r>
+            <w:proofErr w:type="spellStart"/>
+            <w:r>
+              <w:rPr>
+                <w:rFonts w:ascii="BRH Devanagari Extra" w:hAnsi="BRH Devanagari Extra" w:cs="BRH Devanagari Extra"/>
+                <w:color w:val="000000"/>
+                <w:sz w:val="40"/>
+                <w:szCs w:val="40"/>
+                <w:lang w:bidi="ml-IN"/>
+              </w:rPr>
+              <w:t>xuÉÉWûÉÿ</w:t>
+            </w:r>
+            <w:proofErr w:type="spellEnd"/>
+            <w:r>
+              <w:rPr>
+                <w:rFonts w:ascii="BRH Devanagari Extra" w:hAnsi="BRH Devanagari Extra" w:cs="BRH Devanagari Extra"/>
+                <w:color w:val="000000"/>
+                <w:sz w:val="40"/>
+                <w:szCs w:val="40"/>
+                <w:lang w:bidi="ml-IN"/>
+              </w:rPr>
+              <w:t xml:space="preserve"> | </w:t>
             </w:r>
           </w:p>
           <w:p>
@@ -9555,6 +12956,7 @@
               </w:rPr>
               <w:t>–</w:t>
             </w:r>
+            <w:proofErr w:type="spellStart"/>
             <w:r>
               <w:rPr>
                 <w:rFonts w:ascii="BRH Devanagari Extra" w:hAnsi="BRH Devanagari Extra" w:cs="BRH Devanagari Extra"/>
@@ -9566,15 +12968,82 @@
               </w:rPr>
               <w:t>QèprÉ</w:t>
             </w:r>
-            <w:r>
-              <w:rPr>
-                <w:rFonts w:ascii="BRH Devanagari Extra" w:hAnsi="BRH Devanagari Extra" w:cs="BRH Devanagari Extra"/>
-                <w:color w:val="000000"/>
-                <w:sz w:val="40"/>
-                <w:szCs w:val="40"/>
-                <w:lang w:bidi="ml-IN"/>
-              </w:rPr>
-              <w:t xml:space="preserve"> CÌiÉþ wÉOèû - prÉÈ |</w:t>
+            <w:proofErr w:type="spellEnd"/>
+            <w:r>
+              <w:rPr>
+                <w:rFonts w:ascii="BRH Devanagari Extra" w:hAnsi="BRH Devanagari Extra" w:cs="BRH Devanagari Extra"/>
+                <w:color w:val="000000"/>
+                <w:sz w:val="40"/>
+                <w:szCs w:val="40"/>
+                <w:lang w:bidi="ml-IN"/>
+              </w:rPr>
+              <w:t xml:space="preserve"> </w:t>
+            </w:r>
+            <w:proofErr w:type="spellStart"/>
+            <w:r>
+              <w:rPr>
+                <w:rFonts w:ascii="BRH Devanagari Extra" w:hAnsi="BRH Devanagari Extra" w:cs="BRH Devanagari Extra"/>
+                <w:color w:val="000000"/>
+                <w:sz w:val="40"/>
+                <w:szCs w:val="40"/>
+                <w:lang w:bidi="ml-IN"/>
+              </w:rPr>
+              <w:t>CÌiÉþ</w:t>
+            </w:r>
+            <w:proofErr w:type="spellEnd"/>
+            <w:r>
+              <w:rPr>
+                <w:rFonts w:ascii="BRH Devanagari Extra" w:hAnsi="BRH Devanagari Extra" w:cs="BRH Devanagari Extra"/>
+                <w:color w:val="000000"/>
+                <w:sz w:val="40"/>
+                <w:szCs w:val="40"/>
+                <w:lang w:bidi="ml-IN"/>
+              </w:rPr>
+              <w:t xml:space="preserve"> </w:t>
+            </w:r>
+            <w:proofErr w:type="spellStart"/>
+            <w:r>
+              <w:rPr>
+                <w:rFonts w:ascii="BRH Devanagari Extra" w:hAnsi="BRH Devanagari Extra" w:cs="BRH Devanagari Extra"/>
+                <w:color w:val="000000"/>
+                <w:sz w:val="40"/>
+                <w:szCs w:val="40"/>
+                <w:lang w:bidi="ml-IN"/>
+              </w:rPr>
+              <w:t>wÉOèû</w:t>
+            </w:r>
+            <w:proofErr w:type="spellEnd"/>
+            <w:r>
+              <w:rPr>
+                <w:rFonts w:ascii="BRH Devanagari Extra" w:hAnsi="BRH Devanagari Extra" w:cs="BRH Devanagari Extra"/>
+                <w:color w:val="000000"/>
+                <w:sz w:val="40"/>
+                <w:szCs w:val="40"/>
+                <w:lang w:bidi="ml-IN"/>
+              </w:rPr>
+              <w:t xml:space="preserve"> - </w:t>
+            </w:r>
+            <w:proofErr w:type="spellStart"/>
+            <w:r>
+              <w:rPr>
+                <w:rFonts w:ascii="BRH Devanagari Extra" w:hAnsi="BRH Devanagari Extra" w:cs="BRH Devanagari Extra"/>
+                <w:color w:val="000000"/>
+                <w:sz w:val="40"/>
+                <w:szCs w:val="40"/>
+                <w:lang w:bidi="ml-IN"/>
+              </w:rPr>
+              <w:t>prÉÈ</w:t>
+            </w:r>
+            <w:proofErr w:type="spellEnd"/>
+            <w:r>
+              <w:rPr>
+                <w:rFonts w:ascii="BRH Devanagari Extra" w:hAnsi="BRH Devanagari Extra" w:cs="BRH Devanagari Extra"/>
+                <w:color w:val="000000"/>
+                <w:sz w:val="40"/>
+                <w:szCs w:val="40"/>
+                <w:lang w:bidi="ml-IN"/>
+              </w:rPr>
+              <w:t xml:space="preserve"> |</w:t>
             </w:r>
           </w:p>
         </w:tc>
@@ -9740,15 +13209,27 @@
               </w:rPr>
               <w:t>–</w:t>
             </w:r>
-            <w:r>
-              <w:rPr>
-                <w:rFonts w:ascii="BRH Devanagari Extra" w:hAnsi="BRH Devanagari Extra" w:cs="BRH Devanagari Extra"/>
-                <w:color w:val="000000"/>
-                <w:sz w:val="40"/>
-                <w:szCs w:val="40"/>
-                <w:lang w:bidi="ml-IN"/>
-              </w:rPr>
-              <w:t>prÉÈ | A</w:t>
+            <w:proofErr w:type="spellStart"/>
+            <w:r>
+              <w:rPr>
+                <w:rFonts w:ascii="BRH Devanagari Extra" w:hAnsi="BRH Devanagari Extra" w:cs="BRH Devanagari Extra"/>
+                <w:color w:val="000000"/>
+                <w:sz w:val="40"/>
+                <w:szCs w:val="40"/>
+                <w:lang w:bidi="ml-IN"/>
+              </w:rPr>
+              <w:t>prÉÈ</w:t>
+            </w:r>
+            <w:proofErr w:type="spellEnd"/>
+            <w:r>
+              <w:rPr>
+                <w:rFonts w:ascii="BRH Devanagari Extra" w:hAnsi="BRH Devanagari Extra" w:cs="BRH Devanagari Extra"/>
+                <w:color w:val="000000"/>
+                <w:sz w:val="40"/>
+                <w:szCs w:val="40"/>
+                <w:lang w:bidi="ml-IN"/>
+              </w:rPr>
+              <w:t xml:space="preserve"> | A</w:t>
             </w:r>
             <w:r>
               <w:rPr>
@@ -9782,15 +13263,49 @@
               </w:rPr>
               <w:t>–</w:t>
             </w:r>
-            <w:r>
-              <w:rPr>
-                <w:rFonts w:ascii="BRH Devanagari Extra" w:hAnsi="BRH Devanagari Extra" w:cs="BRH Devanagari Extra"/>
-                <w:color w:val="000000"/>
-                <w:sz w:val="40"/>
-                <w:szCs w:val="40"/>
-                <w:lang w:bidi="ml-IN"/>
-              </w:rPr>
-              <w:t>prÉÈ xuÉÉWûÉÿ |</w:t>
+            <w:proofErr w:type="spellStart"/>
+            <w:r>
+              <w:rPr>
+                <w:rFonts w:ascii="BRH Devanagari Extra" w:hAnsi="BRH Devanagari Extra" w:cs="BRH Devanagari Extra"/>
+                <w:color w:val="000000"/>
+                <w:sz w:val="40"/>
+                <w:szCs w:val="40"/>
+                <w:lang w:bidi="ml-IN"/>
+              </w:rPr>
+              <w:t>prÉÈ</w:t>
+            </w:r>
+            <w:proofErr w:type="spellEnd"/>
+            <w:r>
+              <w:rPr>
+                <w:rFonts w:ascii="BRH Devanagari Extra" w:hAnsi="BRH Devanagari Extra" w:cs="BRH Devanagari Extra"/>
+                <w:color w:val="000000"/>
+                <w:sz w:val="40"/>
+                <w:szCs w:val="40"/>
+                <w:lang w:bidi="ml-IN"/>
+              </w:rPr>
+              <w:t xml:space="preserve"> </w:t>
+            </w:r>
+            <w:proofErr w:type="spellStart"/>
+            <w:r>
+              <w:rPr>
+                <w:rFonts w:ascii="BRH Devanagari Extra" w:hAnsi="BRH Devanagari Extra" w:cs="BRH Devanagari Extra"/>
+                <w:color w:val="000000"/>
+                <w:sz w:val="40"/>
+                <w:szCs w:val="40"/>
+                <w:lang w:bidi="ml-IN"/>
+              </w:rPr>
+              <w:t>xuÉÉWûÉÿ</w:t>
+            </w:r>
+            <w:proofErr w:type="spellEnd"/>
+            <w:r>
+              <w:rPr>
+                <w:rFonts w:ascii="BRH Devanagari Extra" w:hAnsi="BRH Devanagari Extra" w:cs="BRH Devanagari Extra"/>
+                <w:color w:val="000000"/>
+                <w:sz w:val="40"/>
+                <w:szCs w:val="40"/>
+                <w:lang w:bidi="ml-IN"/>
+              </w:rPr>
+              <w:t xml:space="preserve"> |</w:t>
             </w:r>
           </w:p>
         </w:tc>
@@ -9845,15 +13360,27 @@
               </w:rPr>
               <w:t>–</w:t>
             </w:r>
-            <w:r>
-              <w:rPr>
-                <w:rFonts w:ascii="BRH Devanagari Extra" w:hAnsi="BRH Devanagari Extra" w:cs="BRH Devanagari Extra"/>
-                <w:color w:val="000000"/>
-                <w:sz w:val="40"/>
-                <w:szCs w:val="40"/>
-                <w:lang w:bidi="ml-IN"/>
-              </w:rPr>
-              <w:t>prÉÈ |</w:t>
+            <w:proofErr w:type="spellStart"/>
+            <w:r>
+              <w:rPr>
+                <w:rFonts w:ascii="BRH Devanagari Extra" w:hAnsi="BRH Devanagari Extra" w:cs="BRH Devanagari Extra"/>
+                <w:color w:val="000000"/>
+                <w:sz w:val="40"/>
+                <w:szCs w:val="40"/>
+                <w:lang w:bidi="ml-IN"/>
+              </w:rPr>
+              <w:t>prÉÈ</w:t>
+            </w:r>
+            <w:proofErr w:type="spellEnd"/>
+            <w:r>
+              <w:rPr>
+                <w:rFonts w:ascii="BRH Devanagari Extra" w:hAnsi="BRH Devanagari Extra" w:cs="BRH Devanagari Extra"/>
+                <w:color w:val="000000"/>
+                <w:sz w:val="40"/>
+                <w:szCs w:val="40"/>
+                <w:lang w:bidi="ml-IN"/>
+              </w:rPr>
+              <w:t xml:space="preserve"> |</w:t>
             </w:r>
             <w:r>
               <w:rPr>
@@ -9897,15 +13424,49 @@
               </w:rPr>
               <w:t>–</w:t>
             </w:r>
-            <w:r>
-              <w:rPr>
-                <w:rFonts w:ascii="BRH Devanagari Extra" w:hAnsi="BRH Devanagari Extra" w:cs="BRH Devanagari Extra"/>
-                <w:color w:val="000000"/>
-                <w:sz w:val="40"/>
-                <w:szCs w:val="40"/>
-                <w:lang w:bidi="ml-IN"/>
-              </w:rPr>
-              <w:t>prÉÈ xuÉÉWûÉÿ |</w:t>
+            <w:proofErr w:type="spellStart"/>
+            <w:r>
+              <w:rPr>
+                <w:rFonts w:ascii="BRH Devanagari Extra" w:hAnsi="BRH Devanagari Extra" w:cs="BRH Devanagari Extra"/>
+                <w:color w:val="000000"/>
+                <w:sz w:val="40"/>
+                <w:szCs w:val="40"/>
+                <w:lang w:bidi="ml-IN"/>
+              </w:rPr>
+              <w:t>prÉÈ</w:t>
+            </w:r>
+            <w:proofErr w:type="spellEnd"/>
+            <w:r>
+              <w:rPr>
+                <w:rFonts w:ascii="BRH Devanagari Extra" w:hAnsi="BRH Devanagari Extra" w:cs="BRH Devanagari Extra"/>
+                <w:color w:val="000000"/>
+                <w:sz w:val="40"/>
+                <w:szCs w:val="40"/>
+                <w:lang w:bidi="ml-IN"/>
+              </w:rPr>
+              <w:t xml:space="preserve"> </w:t>
+            </w:r>
+            <w:proofErr w:type="spellStart"/>
+            <w:r>
+              <w:rPr>
+                <w:rFonts w:ascii="BRH Devanagari Extra" w:hAnsi="BRH Devanagari Extra" w:cs="BRH Devanagari Extra"/>
+                <w:color w:val="000000"/>
+                <w:sz w:val="40"/>
+                <w:szCs w:val="40"/>
+                <w:lang w:bidi="ml-IN"/>
+              </w:rPr>
+              <w:t>xuÉÉWûÉÿ</w:t>
+            </w:r>
+            <w:proofErr w:type="spellEnd"/>
+            <w:r>
+              <w:rPr>
+                <w:rFonts w:ascii="BRH Devanagari Extra" w:hAnsi="BRH Devanagari Extra" w:cs="BRH Devanagari Extra"/>
+                <w:color w:val="000000"/>
+                <w:sz w:val="40"/>
+                <w:szCs w:val="40"/>
+                <w:lang w:bidi="ml-IN"/>
+              </w:rPr>
+              <w:t xml:space="preserve"> |</w:t>
             </w:r>
           </w:p>
         </w:tc>
@@ -10039,6 +13600,7 @@
                 <w:lang w:bidi="ml-IN"/>
               </w:rPr>
             </w:pPr>
+            <w:proofErr w:type="spellStart"/>
             <w:r>
               <w:rPr>
                 <w:rFonts w:ascii="BRH Devanagari Extra" w:hAnsi="BRH Devanagari Extra" w:cs="BRH Devanagari Extra"/>
@@ -10049,26 +13611,38 @@
               </w:rPr>
               <w:t>xuÉÉWûÉ</w:t>
             </w:r>
-            <w:r>
-              <w:rPr>
-                <w:rFonts w:ascii="BRH Malayalam Extra" w:hAnsi="BRH Malayalam Extra" w:cs="BRH Devanagari Extra"/>
-                <w:b/>
-                <w:color w:val="000000"/>
-                <w:sz w:val="32"/>
-                <w:szCs w:val="40"/>
-                <w:lang w:bidi="ml-IN"/>
-              </w:rPr>
-              <w:t>–</w:t>
-            </w:r>
-            <w:r>
-              <w:rPr>
-                <w:rFonts w:ascii="BRH Devanagari Extra" w:hAnsi="BRH Devanagari Extra" w:cs="BRH Devanagari Extra"/>
-                <w:color w:val="000000"/>
-                <w:sz w:val="40"/>
-                <w:szCs w:val="40"/>
-                <w:lang w:bidi="ml-IN"/>
-              </w:rPr>
-              <w:t xml:space="preserve"> xÉuÉïþ</w:t>
+            <w:proofErr w:type="spellEnd"/>
+            <w:r>
+              <w:rPr>
+                <w:rFonts w:ascii="BRH Malayalam Extra" w:hAnsi="BRH Malayalam Extra" w:cs="BRH Devanagari Extra"/>
+                <w:b/>
+                <w:color w:val="000000"/>
+                <w:sz w:val="32"/>
+                <w:szCs w:val="40"/>
+                <w:lang w:bidi="ml-IN"/>
+              </w:rPr>
+              <w:t>–</w:t>
+            </w:r>
+            <w:r>
+              <w:rPr>
+                <w:rFonts w:ascii="BRH Devanagari Extra" w:hAnsi="BRH Devanagari Extra" w:cs="BRH Devanagari Extra"/>
+                <w:color w:val="000000"/>
+                <w:sz w:val="40"/>
+                <w:szCs w:val="40"/>
+                <w:lang w:bidi="ml-IN"/>
+              </w:rPr>
+              <w:t xml:space="preserve"> </w:t>
+            </w:r>
+            <w:proofErr w:type="spellStart"/>
+            <w:r>
+              <w:rPr>
+                <w:rFonts w:ascii="BRH Devanagari Extra" w:hAnsi="BRH Devanagari Extra" w:cs="BRH Devanagari Extra"/>
+                <w:color w:val="000000"/>
+                <w:sz w:val="40"/>
+                <w:szCs w:val="40"/>
+                <w:lang w:bidi="ml-IN"/>
+              </w:rPr>
+              <w:t>xÉuÉïþ</w:t>
             </w:r>
             <w:r>
               <w:rPr>
@@ -10081,6 +13655,7 @@
               </w:rPr>
               <w:t>xrÉæ</w:t>
             </w:r>
+            <w:proofErr w:type="spellEnd"/>
             <w:r>
               <w:rPr>
                 <w:rFonts w:ascii="BRH Devanagari Extra" w:hAnsi="BRH Devanagari Extra" w:cs="BRH Devanagari Extra"/>
@@ -10107,6 +13682,7 @@
                 <w:lang w:val="en-IN" w:eastAsia="en-IN" w:bidi="ml-IN"/>
               </w:rPr>
             </w:pPr>
+            <w:proofErr w:type="spellStart"/>
             <w:r>
               <w:rPr>
                 <w:rFonts w:ascii="BRH Devanagari Extra" w:hAnsi="BRH Devanagari Extra" w:cs="BRH Devanagari Extra"/>
@@ -10117,26 +13693,49 @@
               </w:rPr>
               <w:t>xÉuÉïþxqÉæ</w:t>
             </w:r>
-            <w:r>
-              <w:rPr>
-                <w:rFonts w:ascii="BRH Malayalam Extra" w:hAnsi="BRH Malayalam Extra" w:cs="BRH Devanagari Extra"/>
-                <w:b/>
-                <w:color w:val="000000"/>
-                <w:sz w:val="32"/>
-                <w:szCs w:val="40"/>
-                <w:lang w:bidi="ml-IN"/>
-              </w:rPr>
-              <w:t>–</w:t>
-            </w:r>
-            <w:r>
-              <w:rPr>
-                <w:rFonts w:ascii="BRH Devanagari Extra" w:hAnsi="BRH Devanagari Extra" w:cs="BRH Devanagari Extra"/>
-                <w:color w:val="000000"/>
-                <w:sz w:val="40"/>
-                <w:szCs w:val="40"/>
-                <w:lang w:bidi="ml-IN"/>
-              </w:rPr>
-              <w:t xml:space="preserve"> xuÉÉWûÉÿ |</w:t>
+            <w:proofErr w:type="spellEnd"/>
+            <w:r>
+              <w:rPr>
+                <w:rFonts w:ascii="BRH Malayalam Extra" w:hAnsi="BRH Malayalam Extra" w:cs="BRH Devanagari Extra"/>
+                <w:b/>
+                <w:color w:val="000000"/>
+                <w:sz w:val="32"/>
+                <w:szCs w:val="40"/>
+                <w:lang w:bidi="ml-IN"/>
+              </w:rPr>
+              <w:t>–</w:t>
+            </w:r>
+            <w:r>
+              <w:rPr>
+                <w:rFonts w:ascii="BRH Devanagari Extra" w:hAnsi="BRH Devanagari Extra" w:cs="BRH Devanagari Extra"/>
+                <w:color w:val="000000"/>
+                <w:sz w:val="40"/>
+                <w:szCs w:val="40"/>
+                <w:lang w:bidi="ml-IN"/>
+              </w:rPr>
+              <w:t xml:space="preserve"> </w:t>
+            </w:r>
+            <w:proofErr w:type="spellStart"/>
+            <w:r>
+              <w:rPr>
+                <w:rFonts w:ascii="BRH Devanagari Extra" w:hAnsi="BRH Devanagari Extra" w:cs="BRH Devanagari Extra"/>
+                <w:color w:val="000000"/>
+                <w:sz w:val="40"/>
+                <w:szCs w:val="40"/>
+                <w:lang w:bidi="ml-IN"/>
+              </w:rPr>
+              <w:t>xuÉÉWûÉÿ</w:t>
+            </w:r>
+            <w:proofErr w:type="spellEnd"/>
+            <w:r>
+              <w:rPr>
+                <w:rFonts w:ascii="BRH Devanagari Extra" w:hAnsi="BRH Devanagari Extra" w:cs="BRH Devanagari Extra"/>
+                <w:color w:val="000000"/>
+                <w:sz w:val="40"/>
+                <w:szCs w:val="40"/>
+                <w:lang w:bidi="ml-IN"/>
+              </w:rPr>
+              <w:t xml:space="preserve"> |</w:t>
             </w:r>
           </w:p>
         </w:tc>
@@ -10159,6 +13758,7 @@
                 <w:lang w:bidi="ml-IN"/>
               </w:rPr>
             </w:pPr>
+            <w:proofErr w:type="spellStart"/>
             <w:r>
               <w:rPr>
                 <w:rFonts w:ascii="BRH Devanagari Extra" w:hAnsi="BRH Devanagari Extra" w:cs="BRH Devanagari Extra"/>
@@ -10169,26 +13769,38 @@
               </w:rPr>
               <w:t>xuÉÉWûÉ</w:t>
             </w:r>
-            <w:r>
-              <w:rPr>
-                <w:rFonts w:ascii="BRH Malayalam Extra" w:hAnsi="BRH Malayalam Extra" w:cs="BRH Devanagari Extra"/>
-                <w:b/>
-                <w:color w:val="000000"/>
-                <w:sz w:val="32"/>
-                <w:szCs w:val="40"/>
-                <w:lang w:bidi="ml-IN"/>
-              </w:rPr>
-              <w:t>–</w:t>
-            </w:r>
-            <w:r>
-              <w:rPr>
-                <w:rFonts w:ascii="BRH Devanagari Extra" w:hAnsi="BRH Devanagari Extra" w:cs="BRH Devanagari Extra"/>
-                <w:color w:val="000000"/>
-                <w:sz w:val="40"/>
-                <w:szCs w:val="40"/>
-                <w:lang w:bidi="ml-IN"/>
-              </w:rPr>
-              <w:t xml:space="preserve"> xÉuÉïþ</w:t>
+            <w:proofErr w:type="spellEnd"/>
+            <w:r>
+              <w:rPr>
+                <w:rFonts w:ascii="BRH Malayalam Extra" w:hAnsi="BRH Malayalam Extra" w:cs="BRH Devanagari Extra"/>
+                <w:b/>
+                <w:color w:val="000000"/>
+                <w:sz w:val="32"/>
+                <w:szCs w:val="40"/>
+                <w:lang w:bidi="ml-IN"/>
+              </w:rPr>
+              <w:t>–</w:t>
+            </w:r>
+            <w:r>
+              <w:rPr>
+                <w:rFonts w:ascii="BRH Devanagari Extra" w:hAnsi="BRH Devanagari Extra" w:cs="BRH Devanagari Extra"/>
+                <w:color w:val="000000"/>
+                <w:sz w:val="40"/>
+                <w:szCs w:val="40"/>
+                <w:lang w:bidi="ml-IN"/>
+              </w:rPr>
+              <w:t xml:space="preserve"> </w:t>
+            </w:r>
+            <w:proofErr w:type="spellStart"/>
+            <w:r>
+              <w:rPr>
+                <w:rFonts w:ascii="BRH Devanagari Extra" w:hAnsi="BRH Devanagari Extra" w:cs="BRH Devanagari Extra"/>
+                <w:color w:val="000000"/>
+                <w:sz w:val="40"/>
+                <w:szCs w:val="40"/>
+                <w:lang w:bidi="ml-IN"/>
+              </w:rPr>
+              <w:t>xÉuÉïþ</w:t>
             </w:r>
             <w:r>
               <w:rPr>
@@ -10209,7 +13821,18 @@
                 <w:szCs w:val="40"/>
                 <w:lang w:bidi="ml-IN"/>
               </w:rPr>
-              <w:t>æ |</w:t>
+              <w:t>æ</w:t>
+            </w:r>
+            <w:proofErr w:type="spellEnd"/>
+            <w:r>
+              <w:rPr>
+                <w:rFonts w:ascii="BRH Devanagari Extra" w:hAnsi="BRH Devanagari Extra" w:cs="BRH Devanagari Extra"/>
+                <w:color w:val="000000"/>
+                <w:sz w:val="40"/>
+                <w:szCs w:val="40"/>
+                <w:lang w:bidi="ml-IN"/>
+              </w:rPr>
+              <w:t xml:space="preserve"> |</w:t>
             </w:r>
             <w:r>
               <w:rPr>
@@ -10237,6 +13860,7 @@
                 <w:lang w:val="en-IN" w:eastAsia="en-IN" w:bidi="ml-IN"/>
               </w:rPr>
             </w:pPr>
+            <w:proofErr w:type="spellStart"/>
             <w:r>
               <w:rPr>
                 <w:rFonts w:ascii="BRH Devanagari Extra" w:hAnsi="BRH Devanagari Extra" w:cs="BRH Devanagari Extra"/>
@@ -10247,26 +13871,49 @@
               </w:rPr>
               <w:t>xÉuÉïþxqÉæ</w:t>
             </w:r>
-            <w:r>
-              <w:rPr>
-                <w:rFonts w:ascii="BRH Malayalam Extra" w:hAnsi="BRH Malayalam Extra" w:cs="BRH Devanagari Extra"/>
-                <w:b/>
-                <w:color w:val="000000"/>
-                <w:sz w:val="32"/>
-                <w:szCs w:val="40"/>
-                <w:lang w:bidi="ml-IN"/>
-              </w:rPr>
-              <w:t>–</w:t>
-            </w:r>
-            <w:r>
-              <w:rPr>
-                <w:rFonts w:ascii="BRH Devanagari Extra" w:hAnsi="BRH Devanagari Extra" w:cs="BRH Devanagari Extra"/>
-                <w:color w:val="000000"/>
-                <w:sz w:val="40"/>
-                <w:szCs w:val="40"/>
-                <w:lang w:bidi="ml-IN"/>
-              </w:rPr>
-              <w:t xml:space="preserve"> xuÉÉWûÉÿ |</w:t>
+            <w:proofErr w:type="spellEnd"/>
+            <w:r>
+              <w:rPr>
+                <w:rFonts w:ascii="BRH Malayalam Extra" w:hAnsi="BRH Malayalam Extra" w:cs="BRH Devanagari Extra"/>
+                <w:b/>
+                <w:color w:val="000000"/>
+                <w:sz w:val="32"/>
+                <w:szCs w:val="40"/>
+                <w:lang w:bidi="ml-IN"/>
+              </w:rPr>
+              <w:t>–</w:t>
+            </w:r>
+            <w:r>
+              <w:rPr>
+                <w:rFonts w:ascii="BRH Devanagari Extra" w:hAnsi="BRH Devanagari Extra" w:cs="BRH Devanagari Extra"/>
+                <w:color w:val="000000"/>
+                <w:sz w:val="40"/>
+                <w:szCs w:val="40"/>
+                <w:lang w:bidi="ml-IN"/>
+              </w:rPr>
+              <w:t xml:space="preserve"> </w:t>
+            </w:r>
+            <w:proofErr w:type="spellStart"/>
+            <w:r>
+              <w:rPr>
+                <w:rFonts w:ascii="BRH Devanagari Extra" w:hAnsi="BRH Devanagari Extra" w:cs="BRH Devanagari Extra"/>
+                <w:color w:val="000000"/>
+                <w:sz w:val="40"/>
+                <w:szCs w:val="40"/>
+                <w:lang w:bidi="ml-IN"/>
+              </w:rPr>
+              <w:t>xuÉÉWûÉÿ</w:t>
+            </w:r>
+            <w:proofErr w:type="spellEnd"/>
+            <w:r>
+              <w:rPr>
+                <w:rFonts w:ascii="BRH Devanagari Extra" w:hAnsi="BRH Devanagari Extra" w:cs="BRH Devanagari Extra"/>
+                <w:color w:val="000000"/>
+                <w:sz w:val="40"/>
+                <w:szCs w:val="40"/>
+                <w:lang w:bidi="ml-IN"/>
+              </w:rPr>
+              <w:t xml:space="preserve"> |</w:t>
             </w:r>
           </w:p>
         </w:tc>
@@ -10300,7 +13947,30 @@
           <w:szCs w:val="40"/>
           <w:lang w:val="en-IN" w:eastAsia="en-IN"/>
         </w:rPr>
-        <w:t xml:space="preserve">"zlÉ" </w:t>
+        <w:lastRenderedPageBreak/>
+        <w:t>"</w:t>
+      </w:r>
+      <w:proofErr w:type="spellStart"/>
+      <w:r>
+        <w:rPr>
+          <w:rFonts w:ascii="BRH Devanagari" w:hAnsi="BRH Devanagari" w:cs="BRH Devanagari"/>
+          <w:color w:val="000000"/>
+          <w:sz w:val="40"/>
+          <w:szCs w:val="40"/>
+          <w:lang w:val="en-IN" w:eastAsia="en-IN"/>
+        </w:rPr>
+        <w:t>zlÉ</w:t>
+      </w:r>
+      <w:proofErr w:type="spellEnd"/>
+      <w:r>
+        <w:rPr>
+          <w:rFonts w:ascii="BRH Devanagari" w:hAnsi="BRH Devanagari" w:cs="BRH Devanagari"/>
+          <w:color w:val="000000"/>
+          <w:sz w:val="40"/>
+          <w:szCs w:val="40"/>
+          <w:lang w:val="en-IN" w:eastAsia="en-IN"/>
+        </w:rPr>
+        <w:t xml:space="preserve">" </w:t>
       </w:r>
       <w:r>
         <w:rPr>
@@ -10339,6 +14009,7 @@
         </w:rPr>
         <w:t>"</w:t>
       </w:r>
+      <w:proofErr w:type="spellStart"/>
       <w:proofErr w:type="gramEnd"/>
       <w:r>
         <w:rPr>
@@ -10351,6 +14022,7 @@
         </w:rPr>
         <w:t>zgÉ</w:t>
       </w:r>
+      <w:proofErr w:type="spellEnd"/>
       <w:r>
         <w:rPr>
           <w:rFonts w:ascii="BRH Devanagari" w:hAnsi="BRH Devanagari" w:cs="BRH Devanagari"/>
@@ -10725,7 +14397,6 @@
                 <w:sz w:val="32"/>
                 <w:szCs w:val="36"/>
               </w:rPr>
-              <w:lastRenderedPageBreak/>
               <w:t>None</w:t>
             </w:r>
           </w:p>
@@ -11676,7 +15347,7 @@
   <w:style w:type="paragraph" w:default="1" w:styleId="Normal">
     <w:name w:val="Normal"/>
     <w:qFormat/>
-    <w:rsid w:val="00076C05"/>
+    <w:rsid w:val="00160712"/>
     <w:pPr>
       <w:spacing w:before="120" w:line="276" w:lineRule="auto"/>
     </w:pPr>
